--- a/Практики/Практическая работа 2.docx
+++ b/Практики/Практическая работа 2.docx
@@ -83,8 +83,6 @@
           <w:szCs w:val="22"/>
         </w:rPr>
       </w:pPr>
-      <w:bookmarkStart w:id="1" w:name="_GoBack"/>
-      <w:bookmarkEnd w:id="1"/>
     </w:p>
     <w:p>
       <w:pPr>
@@ -315,6 +313,7 @@
         </w:rPr>
         <w:t xml:space="preserve"> </w:t>
       </w:r>
+      <w:proofErr w:type="spellStart"/>
       <w:r>
         <w:rPr>
           <w:b/>
@@ -325,6 +324,7 @@
         </w:rPr>
         <w:t>string</w:t>
       </w:r>
+      <w:proofErr w:type="spellEnd"/>
       <w:r>
         <w:rPr>
           <w:color w:val="000000"/>
@@ -341,6 +341,7 @@
         </w:rPr>
         <w:t xml:space="preserve"> </w:t>
       </w:r>
+      <w:proofErr w:type="spellStart"/>
       <w:r>
         <w:rPr>
           <w:b/>
@@ -351,6 +352,7 @@
         </w:rPr>
         <w:t>Console</w:t>
       </w:r>
+      <w:proofErr w:type="spellEnd"/>
       <w:r>
         <w:rPr>
           <w:color w:val="000000"/>
@@ -367,13 +369,33 @@
         </w:rPr>
         <w:t xml:space="preserve"> </w:t>
       </w:r>
-      <w:r>
-        <w:rPr>
-          <w:color w:val="000000"/>
-          <w:sz w:val="22"/>
-          <w:szCs w:val="22"/>
-        </w:rPr>
-        <w:t>WriteLine()</w:t>
+      <w:proofErr w:type="spellStart"/>
+      <w:proofErr w:type="gramStart"/>
+      <w:r>
+        <w:rPr>
+          <w:color w:val="000000"/>
+          <w:sz w:val="22"/>
+          <w:szCs w:val="22"/>
+        </w:rPr>
+        <w:t>WriteLine</w:t>
+      </w:r>
+      <w:proofErr w:type="spellEnd"/>
+      <w:r>
+        <w:rPr>
+          <w:color w:val="000000"/>
+          <w:sz w:val="22"/>
+          <w:szCs w:val="22"/>
+        </w:rPr>
+        <w:t>(</w:t>
+      </w:r>
+      <w:proofErr w:type="gramEnd"/>
+      <w:r>
+        <w:rPr>
+          <w:color w:val="000000"/>
+          <w:sz w:val="22"/>
+          <w:szCs w:val="22"/>
+        </w:rPr>
+        <w:t>)</w:t>
       </w:r>
       <w:r>
         <w:rPr>
@@ -421,6 +443,7 @@
         </w:rPr>
         <w:t xml:space="preserve"> </w:t>
       </w:r>
+      <w:proofErr w:type="spellStart"/>
       <w:r>
         <w:rPr>
           <w:b/>
@@ -431,6 +454,7 @@
         </w:rPr>
         <w:t>сlass</w:t>
       </w:r>
+      <w:proofErr w:type="spellEnd"/>
       <w:r>
         <w:rPr>
           <w:color w:val="000000"/>
@@ -469,6 +493,7 @@
         </w:rPr>
         <w:t xml:space="preserve"> </w:t>
       </w:r>
+      <w:proofErr w:type="spellStart"/>
       <w:r>
         <w:rPr>
           <w:b/>
@@ -479,6 +504,7 @@
         </w:rPr>
         <w:t>class</w:t>
       </w:r>
+      <w:proofErr w:type="spellEnd"/>
       <w:r>
         <w:rPr>
           <w:color w:val="000000"/>
@@ -503,6 +529,7 @@
         </w:rPr>
         <w:t xml:space="preserve"> </w:t>
       </w:r>
+      <w:proofErr w:type="spellStart"/>
       <w:r>
         <w:rPr>
           <w:b/>
@@ -513,6 +540,7 @@
         </w:rPr>
         <w:t>Program.cs</w:t>
       </w:r>
+      <w:proofErr w:type="spellEnd"/>
       <w:r>
         <w:rPr>
           <w:color w:val="000000"/>
@@ -527,7 +555,25 @@
           <w:sz w:val="22"/>
           <w:szCs w:val="22"/>
         </w:rPr>
-        <w:t>класс Person, который будет представлять человека:</w:t>
+        <w:t xml:space="preserve">класс </w:t>
+      </w:r>
+      <w:proofErr w:type="spellStart"/>
+      <w:r>
+        <w:rPr>
+          <w:color w:val="000000"/>
+          <w:sz w:val="22"/>
+          <w:szCs w:val="22"/>
+        </w:rPr>
+        <w:t>Person</w:t>
+      </w:r>
+      <w:proofErr w:type="spellEnd"/>
+      <w:r>
+        <w:rPr>
+          <w:color w:val="000000"/>
+          <w:sz w:val="22"/>
+          <w:szCs w:val="22"/>
+        </w:rPr>
+        <w:t>, который будет представлять человека:</w:t>
       </w:r>
     </w:p>
     <w:p>
@@ -558,6 +604,7 @@
           <w:szCs w:val="19"/>
         </w:rPr>
       </w:pPr>
+      <w:proofErr w:type="spellStart"/>
       <w:r>
         <w:rPr>
           <w:rFonts w:ascii="Consolas" w:hAnsi="Consolas" w:cs="Cascadia Mono"/>
@@ -567,6 +614,7 @@
         </w:rPr>
         <w:t>class</w:t>
       </w:r>
+      <w:proofErr w:type="spellEnd"/>
       <w:r>
         <w:rPr>
           <w:rFonts w:ascii="Consolas" w:hAnsi="Consolas" w:cs="Cascadia Mono"/>
@@ -576,6 +624,7 @@
         </w:rPr>
         <w:t xml:space="preserve"> </w:t>
       </w:r>
+      <w:proofErr w:type="spellStart"/>
       <w:r>
         <w:rPr>
           <w:rFonts w:ascii="Consolas" w:hAnsi="Consolas" w:cs="Cascadia Mono"/>
@@ -585,6 +634,7 @@
         </w:rPr>
         <w:t>Person</w:t>
       </w:r>
+      <w:proofErr w:type="spellEnd"/>
     </w:p>
     <w:p>
       <w:pPr>
@@ -784,7 +834,25 @@
           <w:sz w:val="22"/>
           <w:szCs w:val="24"/>
         </w:rPr>
-        <w:t>Итак, добавим в класс Person поля и методы:</w:t>
+        <w:t xml:space="preserve">Итак, добавим в класс </w:t>
+      </w:r>
+      <w:proofErr w:type="spellStart"/>
+      <w:r>
+        <w:rPr>
+          <w:color w:val="000000"/>
+          <w:sz w:val="22"/>
+          <w:szCs w:val="24"/>
+        </w:rPr>
+        <w:t>Person</w:t>
+      </w:r>
+      <w:proofErr w:type="spellEnd"/>
+      <w:r>
+        <w:rPr>
+          <w:color w:val="000000"/>
+          <w:sz w:val="22"/>
+          <w:szCs w:val="24"/>
+        </w:rPr>
+        <w:t xml:space="preserve"> поля и методы:</w:t>
       </w:r>
     </w:p>
     <w:p>
@@ -949,18 +1017,30 @@
           <w:szCs w:val="19"/>
           <w:lang w:val="en-US"/>
         </w:rPr>
-        <w:t>"Undefined"</w:t>
-      </w:r>
+        <w:t>"Undefined</w:t>
+      </w:r>
+      <w:proofErr w:type="gramStart"/>
       <w:r>
         <w:rPr>
           <w:rFonts w:ascii="Consolas" w:hAnsi="Consolas" w:cs="Cascadia Mono"/>
-          <w:color w:val="000000"/>
+          <w:color w:val="A31515"/>
           <w:sz w:val="18"/>
           <w:szCs w:val="19"/>
           <w:lang w:val="en-US"/>
         </w:rPr>
+        <w:t>"</w:t>
+      </w:r>
+      <w:r>
+        <w:rPr>
+          <w:rFonts w:ascii="Consolas" w:hAnsi="Consolas" w:cs="Cascadia Mono"/>
+          <w:color w:val="000000"/>
+          <w:sz w:val="18"/>
+          <w:szCs w:val="19"/>
+          <w:lang w:val="en-US"/>
+        </w:rPr>
         <w:t xml:space="preserve">;   </w:t>
       </w:r>
+      <w:proofErr w:type="gramEnd"/>
       <w:r>
         <w:rPr>
           <w:rFonts w:ascii="Consolas" w:hAnsi="Consolas" w:cs="Cascadia Mono"/>
@@ -1027,6 +1107,7 @@
         </w:rPr>
         <w:t xml:space="preserve"> </w:t>
       </w:r>
+      <w:proofErr w:type="spellStart"/>
       <w:r>
         <w:rPr>
           <w:rFonts w:ascii="Consolas" w:hAnsi="Consolas" w:cs="Cascadia Mono"/>
@@ -1037,6 +1118,7 @@
         </w:rPr>
         <w:t>int</w:t>
       </w:r>
+      <w:proofErr w:type="spellEnd"/>
       <w:r>
         <w:rPr>
           <w:rFonts w:ascii="Consolas" w:hAnsi="Consolas" w:cs="Cascadia Mono"/>
@@ -1045,7 +1127,29 @@
           <w:szCs w:val="19"/>
           <w:lang w:val="en-US"/>
         </w:rPr>
-        <w:t xml:space="preserve"> age;                     </w:t>
+        <w:t xml:space="preserve"> </w:t>
+      </w:r>
+      <w:proofErr w:type="gramStart"/>
+      <w:r>
+        <w:rPr>
+          <w:rFonts w:ascii="Consolas" w:hAnsi="Consolas" w:cs="Cascadia Mono"/>
+          <w:color w:val="000000"/>
+          <w:sz w:val="18"/>
+          <w:szCs w:val="19"/>
+          <w:lang w:val="en-US"/>
+        </w:rPr>
+        <w:t xml:space="preserve">age;   </w:t>
+      </w:r>
+      <w:proofErr w:type="gramEnd"/>
+      <w:r>
+        <w:rPr>
+          <w:rFonts w:ascii="Consolas" w:hAnsi="Consolas" w:cs="Cascadia Mono"/>
+          <w:color w:val="000000"/>
+          <w:sz w:val="18"/>
+          <w:szCs w:val="19"/>
+          <w:lang w:val="en-US"/>
+        </w:rPr>
+        <w:t xml:space="preserve">                  </w:t>
       </w:r>
       <w:r>
         <w:rPr>
@@ -1148,7 +1252,29 @@
           <w:szCs w:val="19"/>
           <w:lang w:val="en-US"/>
         </w:rPr>
-        <w:t xml:space="preserve"> Print()</w:t>
+        <w:t xml:space="preserve"> </w:t>
+      </w:r>
+      <w:proofErr w:type="gramStart"/>
+      <w:r>
+        <w:rPr>
+          <w:rFonts w:ascii="Consolas" w:hAnsi="Consolas" w:cs="Cascadia Mono"/>
+          <w:color w:val="000000"/>
+          <w:sz w:val="18"/>
+          <w:szCs w:val="19"/>
+          <w:lang w:val="en-US"/>
+        </w:rPr>
+        <w:t>Print(</w:t>
+      </w:r>
+      <w:proofErr w:type="gramEnd"/>
+      <w:r>
+        <w:rPr>
+          <w:rFonts w:ascii="Consolas" w:hAnsi="Consolas" w:cs="Cascadia Mono"/>
+          <w:color w:val="000000"/>
+          <w:sz w:val="18"/>
+          <w:szCs w:val="19"/>
+          <w:lang w:val="en-US"/>
+        </w:rPr>
+        <w:t>)</w:t>
       </w:r>
     </w:p>
     <w:p>
@@ -1202,7 +1328,29 @@
           <w:szCs w:val="19"/>
           <w:lang w:val="en-US"/>
         </w:rPr>
-        <w:t xml:space="preserve">        Console.WriteLine(</w:t>
+        <w:t xml:space="preserve">        </w:t>
+      </w:r>
+      <w:proofErr w:type="spellStart"/>
+      <w:r>
+        <w:rPr>
+          <w:rFonts w:ascii="Consolas" w:hAnsi="Consolas" w:cs="Cascadia Mono"/>
+          <w:color w:val="000000"/>
+          <w:sz w:val="18"/>
+          <w:szCs w:val="19"/>
+          <w:lang w:val="en-US"/>
+        </w:rPr>
+        <w:t>Console.WriteLine</w:t>
+      </w:r>
+      <w:proofErr w:type="spellEnd"/>
+      <w:r>
+        <w:rPr>
+          <w:rFonts w:ascii="Consolas" w:hAnsi="Consolas" w:cs="Cascadia Mono"/>
+          <w:color w:val="000000"/>
+          <w:sz w:val="18"/>
+          <w:szCs w:val="19"/>
+          <w:lang w:val="en-US"/>
+        </w:rPr>
+        <w:t>(</w:t>
       </w:r>
       <w:r>
         <w:rPr>
@@ -1241,7 +1389,18 @@
           <w:szCs w:val="19"/>
           <w:lang w:val="en-US"/>
         </w:rPr>
-        <w:t>{name}</w:t>
+        <w:t>{</w:t>
+      </w:r>
+      <w:proofErr w:type="gramStart"/>
+      <w:r>
+        <w:rPr>
+          <w:rFonts w:ascii="Consolas" w:hAnsi="Consolas" w:cs="Cascadia Mono"/>
+          <w:color w:val="000000"/>
+          <w:sz w:val="18"/>
+          <w:szCs w:val="19"/>
+          <w:lang w:val="en-US"/>
+        </w:rPr>
+        <w:t>name}</w:t>
       </w:r>
       <w:r>
         <w:rPr>
@@ -1262,6 +1421,7 @@
         </w:rPr>
         <w:t>Возраст</w:t>
       </w:r>
+      <w:proofErr w:type="gramEnd"/>
       <w:r>
         <w:rPr>
           <w:rFonts w:ascii="Consolas" w:hAnsi="Consolas" w:cs="Cascadia Mono"/>
@@ -1396,48 +1556,105 @@
           <w:sz w:val="22"/>
           <w:szCs w:val="18"/>
         </w:rPr>
-        <w:t>В данном случае в классе Person определено поле</w:t>
-      </w:r>
+        <w:t xml:space="preserve">В данном случае в классе </w:t>
+      </w:r>
+      <w:proofErr w:type="spellStart"/>
       <w:r>
         <w:rPr>
           <w:color w:val="000000"/>
           <w:sz w:val="22"/>
           <w:szCs w:val="18"/>
         </w:rPr>
+        <w:t>Person</w:t>
+      </w:r>
+      <w:proofErr w:type="spellEnd"/>
+      <w:r>
+        <w:rPr>
+          <w:color w:val="000000"/>
+          <w:sz w:val="22"/>
+          <w:szCs w:val="18"/>
+        </w:rPr>
+        <w:t xml:space="preserve"> определено поле</w:t>
+      </w:r>
+      <w:r>
+        <w:rPr>
+          <w:color w:val="000000"/>
+          <w:sz w:val="22"/>
+          <w:szCs w:val="18"/>
+        </w:rPr>
         <w:t xml:space="preserve"> </w:t>
       </w:r>
+      <w:proofErr w:type="spellStart"/>
       <w:r>
         <w:rPr>
           <w:color w:val="000000"/>
           <w:sz w:val="22"/>
           <w:szCs w:val="18"/>
         </w:rPr>
-        <w:t>name, которое хранит имя, и поле</w:t>
-      </w:r>
+        <w:t>name</w:t>
+      </w:r>
+      <w:proofErr w:type="spellEnd"/>
       <w:r>
         <w:rPr>
           <w:color w:val="000000"/>
           <w:sz w:val="22"/>
           <w:szCs w:val="18"/>
         </w:rPr>
+        <w:t>, которое хранит имя, и поле</w:t>
+      </w:r>
+      <w:r>
+        <w:rPr>
+          <w:color w:val="000000"/>
+          <w:sz w:val="22"/>
+          <w:szCs w:val="18"/>
+        </w:rPr>
         <w:t xml:space="preserve"> </w:t>
       </w:r>
+      <w:proofErr w:type="spellStart"/>
       <w:r>
         <w:rPr>
           <w:color w:val="000000"/>
           <w:sz w:val="22"/>
           <w:szCs w:val="18"/>
         </w:rPr>
-        <w:t>age, которое хранит возраст человека. В отличие от переменных, определенных в методах, поля класса могут иметь модификаторы, которые указываются перед полем. Так, в данном случае, чтобы все поля были доступны вне класса Person поля определены с модификатором</w:t>
-      </w:r>
+        <w:t>age</w:t>
+      </w:r>
+      <w:proofErr w:type="spellEnd"/>
       <w:r>
         <w:rPr>
           <w:color w:val="000000"/>
           <w:sz w:val="22"/>
           <w:szCs w:val="18"/>
         </w:rPr>
+        <w:t xml:space="preserve">, которое хранит возраст человека. В отличие от переменных, определенных в методах, поля класса могут иметь модификаторы, которые указываются перед полем. Так, в данном случае, чтобы все поля были доступны вне класса </w:t>
+      </w:r>
+      <w:proofErr w:type="spellStart"/>
+      <w:r>
+        <w:rPr>
+          <w:color w:val="000000"/>
+          <w:sz w:val="22"/>
+          <w:szCs w:val="18"/>
+        </w:rPr>
+        <w:t>Person</w:t>
+      </w:r>
+      <w:proofErr w:type="spellEnd"/>
+      <w:r>
+        <w:rPr>
+          <w:color w:val="000000"/>
+          <w:sz w:val="22"/>
+          <w:szCs w:val="18"/>
+        </w:rPr>
+        <w:t xml:space="preserve"> поля определены с модификатором</w:t>
+      </w:r>
+      <w:r>
+        <w:rPr>
+          <w:color w:val="000000"/>
+          <w:sz w:val="22"/>
+          <w:szCs w:val="18"/>
+        </w:rPr>
         <w:t xml:space="preserve"> </w:t>
       </w:r>
+      <w:proofErr w:type="spellStart"/>
       <w:r>
         <w:rPr>
           <w:b/>
@@ -1448,6 +1665,7 @@
         </w:rPr>
         <w:t>public</w:t>
       </w:r>
+      <w:proofErr w:type="spellEnd"/>
       <w:r>
         <w:rPr>
           <w:color w:val="000000"/>
@@ -1486,13 +1704,23 @@
         </w:rPr>
         <w:t xml:space="preserve"> </w:t>
       </w:r>
+      <w:proofErr w:type="spellStart"/>
       <w:r>
         <w:rPr>
           <w:color w:val="000000"/>
           <w:sz w:val="22"/>
           <w:szCs w:val="18"/>
         </w:rPr>
-        <w:t>name. Если поля класса не инициализированы, то они получают значения по умолчанию. Для переменных числовых типов это число 0.</w:t>
+        <w:t>name</w:t>
+      </w:r>
+      <w:proofErr w:type="spellEnd"/>
+      <w:r>
+        <w:rPr>
+          <w:color w:val="000000"/>
+          <w:sz w:val="22"/>
+          <w:szCs w:val="18"/>
+        </w:rPr>
+        <w:t>. Если поля класса не инициализированы, то они получают значения по умолчанию. Для переменных числовых типов это число 0.</w:t>
       </w:r>
     </w:p>
     <w:p>
@@ -1514,32 +1742,125 @@
           <w:sz w:val="22"/>
           <w:szCs w:val="18"/>
         </w:rPr>
-        <w:t>Также в классе Person определен метод</w:t>
-      </w:r>
+        <w:t xml:space="preserve">Также в классе </w:t>
+      </w:r>
+      <w:proofErr w:type="spellStart"/>
       <w:r>
         <w:rPr>
           <w:color w:val="000000"/>
           <w:sz w:val="22"/>
           <w:szCs w:val="18"/>
         </w:rPr>
+        <w:t>Person</w:t>
+      </w:r>
+      <w:proofErr w:type="spellEnd"/>
+      <w:r>
+        <w:rPr>
+          <w:color w:val="000000"/>
+          <w:sz w:val="22"/>
+          <w:szCs w:val="18"/>
+        </w:rPr>
+        <w:t xml:space="preserve"> определен метод</w:t>
+      </w:r>
+      <w:r>
+        <w:rPr>
+          <w:color w:val="000000"/>
+          <w:sz w:val="22"/>
+          <w:szCs w:val="18"/>
+        </w:rPr>
         <w:t xml:space="preserve"> </w:t>
       </w:r>
+      <w:proofErr w:type="spellStart"/>
+      <w:proofErr w:type="gramStart"/>
       <w:r>
         <w:rPr>
           <w:color w:val="000000"/>
           <w:sz w:val="22"/>
           <w:szCs w:val="18"/>
         </w:rPr>
-        <w:t>Print(). Методы класса имеют доступ к его поля, и в данном случае обращаемся к полям класса name и age для вывода их значения на консоль. И чтобы этот метод был виден вне класса, он также определен с модификатором</w:t>
-      </w:r>
+        <w:t>Print</w:t>
+      </w:r>
+      <w:proofErr w:type="spellEnd"/>
       <w:r>
         <w:rPr>
           <w:color w:val="000000"/>
           <w:sz w:val="22"/>
           <w:szCs w:val="18"/>
         </w:rPr>
+        <w:t>(</w:t>
+      </w:r>
+      <w:proofErr w:type="gramEnd"/>
+      <w:r>
+        <w:rPr>
+          <w:color w:val="000000"/>
+          <w:sz w:val="22"/>
+          <w:szCs w:val="18"/>
+        </w:rPr>
+        <w:t xml:space="preserve">). Методы класса имеют доступ </w:t>
+      </w:r>
+      <w:proofErr w:type="gramStart"/>
+      <w:r>
+        <w:rPr>
+          <w:color w:val="000000"/>
+          <w:sz w:val="22"/>
+          <w:szCs w:val="18"/>
+        </w:rPr>
+        <w:t>к его поля</w:t>
+      </w:r>
+      <w:proofErr w:type="gramEnd"/>
+      <w:r>
+        <w:rPr>
+          <w:color w:val="000000"/>
+          <w:sz w:val="22"/>
+          <w:szCs w:val="18"/>
+        </w:rPr>
+        <w:t xml:space="preserve">, и в данном случае обращаемся к полям класса </w:t>
+      </w:r>
+      <w:proofErr w:type="spellStart"/>
+      <w:r>
+        <w:rPr>
+          <w:color w:val="000000"/>
+          <w:sz w:val="22"/>
+          <w:szCs w:val="18"/>
+        </w:rPr>
+        <w:t>name</w:t>
+      </w:r>
+      <w:proofErr w:type="spellEnd"/>
+      <w:r>
+        <w:rPr>
+          <w:color w:val="000000"/>
+          <w:sz w:val="22"/>
+          <w:szCs w:val="18"/>
+        </w:rPr>
+        <w:t xml:space="preserve"> и </w:t>
+      </w:r>
+      <w:proofErr w:type="spellStart"/>
+      <w:r>
+        <w:rPr>
+          <w:color w:val="000000"/>
+          <w:sz w:val="22"/>
+          <w:szCs w:val="18"/>
+        </w:rPr>
+        <w:t>age</w:t>
+      </w:r>
+      <w:proofErr w:type="spellEnd"/>
+      <w:r>
+        <w:rPr>
+          <w:color w:val="000000"/>
+          <w:sz w:val="22"/>
+          <w:szCs w:val="18"/>
+        </w:rPr>
+        <w:t xml:space="preserve"> для вывода их значения на консоль. И чтобы этот метод был виден вне класса, он также определен с модификатором</w:t>
+      </w:r>
+      <w:r>
+        <w:rPr>
+          <w:color w:val="000000"/>
+          <w:sz w:val="22"/>
+          <w:szCs w:val="18"/>
+        </w:rPr>
         <w:t xml:space="preserve"> </w:t>
       </w:r>
+      <w:proofErr w:type="spellStart"/>
       <w:r>
         <w:rPr>
           <w:b/>
@@ -1550,6 +1871,7 @@
         </w:rPr>
         <w:t>public</w:t>
       </w:r>
+      <w:proofErr w:type="spellEnd"/>
       <w:r>
         <w:rPr>
           <w:color w:val="000000"/>
@@ -1594,8 +1916,39 @@
           <w:sz w:val="22"/>
           <w:szCs w:val="18"/>
         </w:rPr>
-        <w:t>Библиотеки классов в Visual Studio</w:t>
-      </w:r>
+        <w:t xml:space="preserve">Библиотеки классов в </w:t>
+      </w:r>
+      <w:proofErr w:type="spellStart"/>
+      <w:r>
+        <w:rPr>
+          <w:b/>
+          <w:bCs/>
+          <w:sz w:val="22"/>
+          <w:szCs w:val="18"/>
+        </w:rPr>
+        <w:t>Visual</w:t>
+      </w:r>
+      <w:proofErr w:type="spellEnd"/>
+      <w:r>
+        <w:rPr>
+          <w:b/>
+          <w:bCs/>
+          <w:sz w:val="22"/>
+          <w:szCs w:val="18"/>
+        </w:rPr>
+        <w:t xml:space="preserve"> </w:t>
+      </w:r>
+      <w:proofErr w:type="spellStart"/>
+      <w:r>
+        <w:rPr>
+          <w:b/>
+          <w:bCs/>
+          <w:sz w:val="22"/>
+          <w:szCs w:val="18"/>
+        </w:rPr>
+        <w:t>Studio</w:t>
+      </w:r>
+      <w:proofErr w:type="spellEnd"/>
     </w:p>
     <w:p>
       <w:pPr>
@@ -1615,7 +1968,23 @@
           <w:szCs w:val="18"/>
         </w:rPr>
         <w:lastRenderedPageBreak/>
-        <w:t>Нередко различные классы и структуры оформляются в виде отдельных библиотек, которые компилируются в файлы dll и затем могут подключаться в другие проекты. Благодаря этому мы можем определить один и тот же функционал в виде библиотеки классов и подключать в различные проекты или передавать на использование другим разработчикам.</w:t>
+        <w:t xml:space="preserve">Нередко различные классы и структуры оформляются в виде отдельных библиотек, которые компилируются в файлы </w:t>
+      </w:r>
+      <w:proofErr w:type="spellStart"/>
+      <w:r>
+        <w:rPr>
+          <w:sz w:val="22"/>
+          <w:szCs w:val="18"/>
+        </w:rPr>
+        <w:t>dll</w:t>
+      </w:r>
+      <w:proofErr w:type="spellEnd"/>
+      <w:r>
+        <w:rPr>
+          <w:sz w:val="22"/>
+          <w:szCs w:val="18"/>
+        </w:rPr>
+        <w:t xml:space="preserve"> и затем могут подключаться в другие проекты. Благодаря этому мы можем определить один и тот же функционал в виде библиотеки классов и подключать в различные проекты или передавать на использование другим разработчикам.</w:t>
       </w:r>
     </w:p>
     <w:p>
@@ -1701,7 +2070,7 @@
             <v:path o:extrusionok="f" gradientshapeok="t" o:connecttype="rect"/>
             <o:lock v:ext="edit" aspectratio="t"/>
           </v:shapetype>
-          <v:shape id="_x0000_i1025" type="#_x0000_t75" style="width:305.75pt;height:198.7pt">
+          <v:shape id="_x0000_i1025" type="#_x0000_t75" style="width:305.8pt;height:198.55pt">
             <v:imagedata r:id="rId8" o:title="3"/>
           </v:shape>
         </w:pict>
@@ -1745,7 +2114,7 @@
         </w:rPr>
         <w:lastRenderedPageBreak/>
         <w:pict>
-          <v:shape id="_x0000_i1026" type="#_x0000_t75" style="width:305.75pt;height:202.9pt">
+          <v:shape id="_x0000_i1026" type="#_x0000_t75" style="width:305.8pt;height:202.8pt">
             <v:imagedata r:id="rId9" o:title="3"/>
           </v:shape>
         </w:pict>
@@ -1801,7 +2170,7 @@
           <w:szCs w:val="22"/>
         </w:rPr>
         <w:pict>
-          <v:shape id="_x0000_i1027" type="#_x0000_t75" style="width:305.75pt;height:171.6pt">
+          <v:shape id="_x0000_i1027" type="#_x0000_t75" style="width:305.8pt;height:171.8pt">
             <v:imagedata r:id="rId10" o:title="3"/>
           </v:shape>
         </w:pict>
@@ -1857,7 +2226,7 @@
         </w:rPr>
         <w:lastRenderedPageBreak/>
         <w:pict>
-          <v:shape id="_x0000_i1028" type="#_x0000_t75" style="width:165.95pt;height:110.8pt">
+          <v:shape id="_x0000_i1028" type="#_x0000_t75" style="width:166.1pt;height:110.85pt">
             <v:imagedata r:id="rId11" o:title="3" cropbottom="20921f"/>
           </v:shape>
         </w:pict>
@@ -1946,8 +2315,33 @@
           <w:sz w:val="22"/>
           <w:szCs w:val="22"/>
         </w:rPr>
-        <w:t>Например, переименуем файл Class1.cs в Person.cs, а класс Class1 в Person</w:t>
-      </w:r>
+        <w:t xml:space="preserve">Например, переименуем файл Class1.cs в </w:t>
+      </w:r>
+      <w:proofErr w:type="spellStart"/>
+      <w:r>
+        <w:rPr>
+          <w:sz w:val="22"/>
+          <w:szCs w:val="22"/>
+        </w:rPr>
+        <w:t>Person.cs</w:t>
+      </w:r>
+      <w:proofErr w:type="spellEnd"/>
+      <w:r>
+        <w:rPr>
+          <w:sz w:val="22"/>
+          <w:szCs w:val="22"/>
+        </w:rPr>
+        <w:t xml:space="preserve">, а класс Class1 в </w:t>
+      </w:r>
+      <w:proofErr w:type="spellStart"/>
+      <w:r>
+        <w:rPr>
+          <w:sz w:val="22"/>
+          <w:szCs w:val="22"/>
+        </w:rPr>
+        <w:t>Person</w:t>
+      </w:r>
+      <w:proofErr w:type="spellEnd"/>
       <w:r>
         <w:rPr>
           <w:sz w:val="22"/>
@@ -1960,7 +2354,23 @@
           <w:sz w:val="22"/>
           <w:szCs w:val="22"/>
         </w:rPr>
-        <w:t>. Определим в классе Person простейший код:</w:t>
+        <w:t xml:space="preserve">. Определим в классе </w:t>
+      </w:r>
+      <w:proofErr w:type="spellStart"/>
+      <w:r>
+        <w:rPr>
+          <w:sz w:val="22"/>
+          <w:szCs w:val="22"/>
+        </w:rPr>
+        <w:t>Person</w:t>
+      </w:r>
+      <w:proofErr w:type="spellEnd"/>
+      <w:r>
+        <w:rPr>
+          <w:sz w:val="22"/>
+          <w:szCs w:val="22"/>
+        </w:rPr>
+        <w:t xml:space="preserve"> простейший код:</w:t>
       </w:r>
     </w:p>
     <w:p>
@@ -2110,6 +2520,7 @@
         </w:rPr>
         <w:t xml:space="preserve"> </w:t>
       </w:r>
+      <w:proofErr w:type="spellStart"/>
       <w:r>
         <w:rPr>
           <w:rFonts w:ascii="Consolas" w:hAnsi="Consolas" w:cs="Cascadia Mono"/>
@@ -2120,6 +2531,7 @@
         </w:rPr>
         <w:t>MyLib</w:t>
       </w:r>
+      <w:proofErr w:type="spellEnd"/>
     </w:p>
     <w:p>
       <w:pPr>
@@ -2345,6 +2757,7 @@
         </w:rPr>
         <w:t xml:space="preserve"> </w:t>
       </w:r>
+      <w:proofErr w:type="gramStart"/>
       <w:r>
         <w:rPr>
           <w:rFonts w:ascii="Consolas" w:hAnsi="Consolas" w:cs="Cascadia Mono"/>
@@ -2365,6 +2778,7 @@
         </w:rPr>
         <w:t>(</w:t>
       </w:r>
+      <w:proofErr w:type="gramEnd"/>
       <w:r>
         <w:rPr>
           <w:rFonts w:ascii="Consolas" w:hAnsi="Consolas" w:cs="Cascadia Mono"/>
@@ -2552,7 +2966,51 @@
           <w:szCs w:val="19"/>
           <w:lang w:val="en-US"/>
         </w:rPr>
-        <w:t xml:space="preserve"> Print() =&gt; Console.WriteLine(</w:t>
+        <w:t xml:space="preserve"> </w:t>
+      </w:r>
+      <w:proofErr w:type="gramStart"/>
+      <w:r>
+        <w:rPr>
+          <w:rFonts w:ascii="Consolas" w:hAnsi="Consolas" w:cs="Cascadia Mono"/>
+          <w:color w:val="000000"/>
+          <w:sz w:val="18"/>
+          <w:szCs w:val="19"/>
+          <w:lang w:val="en-US"/>
+        </w:rPr>
+        <w:t>Print(</w:t>
+      </w:r>
+      <w:proofErr w:type="gramEnd"/>
+      <w:r>
+        <w:rPr>
+          <w:rFonts w:ascii="Consolas" w:hAnsi="Consolas" w:cs="Cascadia Mono"/>
+          <w:color w:val="000000"/>
+          <w:sz w:val="18"/>
+          <w:szCs w:val="19"/>
+          <w:lang w:val="en-US"/>
+        </w:rPr>
+        <w:t xml:space="preserve">) =&gt; </w:t>
+      </w:r>
+      <w:proofErr w:type="spellStart"/>
+      <w:r>
+        <w:rPr>
+          <w:rFonts w:ascii="Consolas" w:hAnsi="Consolas" w:cs="Cascadia Mono"/>
+          <w:color w:val="000000"/>
+          <w:sz w:val="18"/>
+          <w:szCs w:val="19"/>
+          <w:lang w:val="en-US"/>
+        </w:rPr>
+        <w:t>Console.WriteLine</w:t>
+      </w:r>
+      <w:proofErr w:type="spellEnd"/>
+      <w:r>
+        <w:rPr>
+          <w:rFonts w:ascii="Consolas" w:hAnsi="Consolas" w:cs="Cascadia Mono"/>
+          <w:color w:val="000000"/>
+          <w:sz w:val="18"/>
+          <w:szCs w:val="19"/>
+          <w:lang w:val="en-US"/>
+        </w:rPr>
+        <w:t>(</w:t>
       </w:r>
       <w:r>
         <w:rPr>
@@ -2702,7 +3160,71 @@
           <w:sz w:val="22"/>
           <w:szCs w:val="22"/>
         </w:rPr>
-        <w:t>. Для этого в основном проекте нажмем правой кнопкой на узел Dependencies и в контекстном меню выберем пункт Add Project Reference...:</w:t>
+        <w:t xml:space="preserve">. Для этого в основном проекте нажмем правой кнопкой на узел </w:t>
+      </w:r>
+      <w:proofErr w:type="spellStart"/>
+      <w:r>
+        <w:rPr>
+          <w:sz w:val="22"/>
+          <w:szCs w:val="22"/>
+        </w:rPr>
+        <w:t>Dependencies</w:t>
+      </w:r>
+      <w:proofErr w:type="spellEnd"/>
+      <w:r>
+        <w:rPr>
+          <w:sz w:val="22"/>
+          <w:szCs w:val="22"/>
+        </w:rPr>
+        <w:t xml:space="preserve"> и в контекстном меню выберем пункт </w:t>
+      </w:r>
+      <w:proofErr w:type="spellStart"/>
+      <w:r>
+        <w:rPr>
+          <w:sz w:val="22"/>
+          <w:szCs w:val="22"/>
+        </w:rPr>
+        <w:t>Add</w:t>
+      </w:r>
+      <w:proofErr w:type="spellEnd"/>
+      <w:r>
+        <w:rPr>
+          <w:sz w:val="22"/>
+          <w:szCs w:val="22"/>
+        </w:rPr>
+        <w:t xml:space="preserve"> </w:t>
+      </w:r>
+      <w:proofErr w:type="spellStart"/>
+      <w:r>
+        <w:rPr>
+          <w:sz w:val="22"/>
+          <w:szCs w:val="22"/>
+        </w:rPr>
+        <w:t>Project</w:t>
+      </w:r>
+      <w:proofErr w:type="spellEnd"/>
+      <w:r>
+        <w:rPr>
+          <w:sz w:val="22"/>
+          <w:szCs w:val="22"/>
+        </w:rPr>
+        <w:t xml:space="preserve"> </w:t>
+      </w:r>
+      <w:proofErr w:type="spellStart"/>
+      <w:r>
+        <w:rPr>
+          <w:sz w:val="22"/>
+          <w:szCs w:val="22"/>
+        </w:rPr>
+        <w:t>Reference</w:t>
+      </w:r>
+      <w:proofErr w:type="spellEnd"/>
+      <w:r>
+        <w:rPr>
+          <w:sz w:val="22"/>
+          <w:szCs w:val="22"/>
+        </w:rPr>
+        <w:t>...:</w:t>
       </w:r>
     </w:p>
     <w:p>
@@ -2736,7 +3258,7 @@
           <w:szCs w:val="22"/>
         </w:rPr>
         <w:pict>
-          <v:shape id="_x0000_i1029" type="#_x0000_t75" style="width:306.25pt;height:202.45pt">
+          <v:shape id="_x0000_i1029" type="#_x0000_t75" style="width:306.55pt;height:202.45pt">
             <v:imagedata r:id="rId13" o:title="3"/>
           </v:shape>
         </w:pict>
@@ -2793,7 +3315,7 @@
           <w:szCs w:val="22"/>
         </w:rPr>
         <w:pict>
-          <v:shape id="_x0000_i1030" type="#_x0000_t75" style="width:306.25pt;height:136.5pt">
+          <v:shape id="_x0000_i1030" type="#_x0000_t75" style="width:306.2pt;height:136.5pt">
             <v:imagedata r:id="rId14" o:title="3"/>
           </v:shape>
         </w:pict>
@@ -2848,7 +3370,23 @@
           <w:sz w:val="22"/>
           <w:szCs w:val="22"/>
         </w:rPr>
-        <w:t>Если наша библиотека вдруг представляет файл dll, который не связан ни с каким проектом в нашем решении, то с помощью кнопки</w:t>
+        <w:t xml:space="preserve">Если наша библиотека вдруг представляет файл </w:t>
+      </w:r>
+      <w:proofErr w:type="spellStart"/>
+      <w:r>
+        <w:rPr>
+          <w:sz w:val="22"/>
+          <w:szCs w:val="22"/>
+        </w:rPr>
+        <w:t>dll</w:t>
+      </w:r>
+      <w:proofErr w:type="spellEnd"/>
+      <w:r>
+        <w:rPr>
+          <w:sz w:val="22"/>
+          <w:szCs w:val="22"/>
+        </w:rPr>
+        <w:t>, который не связан ни с каким проектом в нашем решении, то с помощью кнопки</w:t>
       </w:r>
       <w:r>
         <w:rPr>
@@ -2857,6 +3395,7 @@
         </w:rPr>
         <w:t xml:space="preserve"> </w:t>
       </w:r>
+      <w:proofErr w:type="spellStart"/>
       <w:r>
         <w:rPr>
           <w:b/>
@@ -2866,6 +3405,7 @@
         </w:rPr>
         <w:t>Browse</w:t>
       </w:r>
+      <w:proofErr w:type="spellEnd"/>
       <w:r>
         <w:rPr>
           <w:sz w:val="22"/>
@@ -2878,7 +3418,23 @@
           <w:sz w:val="22"/>
           <w:szCs w:val="22"/>
         </w:rPr>
-        <w:t>мы можем найти местоположение файла dll и также его подключить.</w:t>
+        <w:t xml:space="preserve">мы можем найти местоположение файла </w:t>
+      </w:r>
+      <w:proofErr w:type="spellStart"/>
+      <w:r>
+        <w:rPr>
+          <w:sz w:val="22"/>
+          <w:szCs w:val="22"/>
+        </w:rPr>
+        <w:t>dll</w:t>
+      </w:r>
+      <w:proofErr w:type="spellEnd"/>
+      <w:r>
+        <w:rPr>
+          <w:sz w:val="22"/>
+          <w:szCs w:val="22"/>
+        </w:rPr>
+        <w:t xml:space="preserve"> и также его подключить.</w:t>
       </w:r>
     </w:p>
     <w:p>
@@ -2907,6 +3463,7 @@
         </w:rPr>
         <w:t xml:space="preserve"> </w:t>
       </w:r>
+      <w:proofErr w:type="spellStart"/>
       <w:r>
         <w:rPr>
           <w:b/>
@@ -2916,12 +3473,29 @@
         </w:rPr>
         <w:t>Program.cs</w:t>
       </w:r>
-      <w:r>
-        <w:rPr>
-          <w:sz w:val="22"/>
-          <w:szCs w:val="22"/>
-        </w:rPr>
-        <w:t>, чтобы он использовал класс Person из библиотеки классов:</w:t>
+      <w:proofErr w:type="spellEnd"/>
+      <w:r>
+        <w:rPr>
+          <w:sz w:val="22"/>
+          <w:szCs w:val="22"/>
+        </w:rPr>
+        <w:t xml:space="preserve">, чтобы он использовал класс </w:t>
+      </w:r>
+      <w:proofErr w:type="spellStart"/>
+      <w:r>
+        <w:rPr>
+          <w:sz w:val="22"/>
+          <w:szCs w:val="22"/>
+        </w:rPr>
+        <w:t>Person</w:t>
+      </w:r>
+      <w:proofErr w:type="spellEnd"/>
+      <w:r>
+        <w:rPr>
+          <w:sz w:val="22"/>
+          <w:szCs w:val="22"/>
+        </w:rPr>
+        <w:t xml:space="preserve"> из библиотеки классов:</w:t>
       </w:r>
     </w:p>
     <w:p>
@@ -2953,6 +3527,7 @@
           <w:szCs w:val="19"/>
         </w:rPr>
       </w:pPr>
+      <w:proofErr w:type="spellStart"/>
       <w:r>
         <w:rPr>
           <w:rFonts w:ascii="Consolas" w:hAnsi="Consolas" w:cs="Cascadia Mono"/>
@@ -2962,6 +3537,7 @@
         </w:rPr>
         <w:t>using</w:t>
       </w:r>
+      <w:proofErr w:type="spellEnd"/>
       <w:r>
         <w:rPr>
           <w:rFonts w:ascii="Consolas" w:hAnsi="Consolas" w:cs="Cascadia Mono"/>
@@ -2969,7 +3545,38 @@
           <w:sz w:val="18"/>
           <w:szCs w:val="19"/>
         </w:rPr>
-        <w:t xml:space="preserve"> MyLib;    </w:t>
+        <w:t xml:space="preserve"> </w:t>
+      </w:r>
+      <w:proofErr w:type="spellStart"/>
+      <w:proofErr w:type="gramStart"/>
+      <w:r>
+        <w:rPr>
+          <w:rFonts w:ascii="Consolas" w:hAnsi="Consolas" w:cs="Cascadia Mono"/>
+          <w:color w:val="000000"/>
+          <w:sz w:val="18"/>
+          <w:szCs w:val="19"/>
+        </w:rPr>
+        <w:t>MyLib</w:t>
+      </w:r>
+      <w:proofErr w:type="spellEnd"/>
+      <w:r>
+        <w:rPr>
+          <w:rFonts w:ascii="Consolas" w:hAnsi="Consolas" w:cs="Cascadia Mono"/>
+          <w:color w:val="000000"/>
+          <w:sz w:val="18"/>
+          <w:szCs w:val="19"/>
+        </w:rPr>
+        <w:t xml:space="preserve">;   </w:t>
+      </w:r>
+      <w:proofErr w:type="gramEnd"/>
+      <w:r>
+        <w:rPr>
+          <w:rFonts w:ascii="Consolas" w:hAnsi="Consolas" w:cs="Cascadia Mono"/>
+          <w:color w:val="000000"/>
+          <w:sz w:val="18"/>
+          <w:szCs w:val="19"/>
+        </w:rPr>
+        <w:t xml:space="preserve"> </w:t>
       </w:r>
       <w:r>
         <w:rPr>
@@ -3066,6 +3673,8 @@
           <w:lang w:val="en-US"/>
         </w:rPr>
       </w:pPr>
+      <w:proofErr w:type="spellStart"/>
+      <w:proofErr w:type="gramStart"/>
       <w:r>
         <w:rPr>
           <w:rFonts w:ascii="Consolas" w:hAnsi="Consolas" w:cs="Cascadia Mono"/>
@@ -3074,7 +3683,19 @@
           <w:szCs w:val="19"/>
           <w:lang w:val="en-US"/>
         </w:rPr>
-        <w:t xml:space="preserve">tom.Print();    </w:t>
+        <w:t>tom.Print</w:t>
+      </w:r>
+      <w:proofErr w:type="spellEnd"/>
+      <w:proofErr w:type="gramEnd"/>
+      <w:r>
+        <w:rPr>
+          <w:rFonts w:ascii="Consolas" w:hAnsi="Consolas" w:cs="Cascadia Mono"/>
+          <w:color w:val="000000"/>
+          <w:sz w:val="18"/>
+          <w:szCs w:val="19"/>
+          <w:lang w:val="en-US"/>
+        </w:rPr>
+        <w:t xml:space="preserve">();    </w:t>
       </w:r>
       <w:r>
         <w:rPr>
@@ -3101,16 +3722,55 @@
     </w:p>
     <w:p>
       <w:pPr>
+        <w:jc w:val="both"/>
+        <w:rPr>
+          <w:b/>
+          <w:bCs/>
+          <w:sz w:val="22"/>
+          <w:szCs w:val="22"/>
+        </w:rPr>
+      </w:pPr>
+      <w:bookmarkStart w:id="1" w:name="_GoBack"/>
+      <w:bookmarkEnd w:id="1"/>
+    </w:p>
+    <w:p>
+      <w:pPr>
+        <w:jc w:val="both"/>
+        <w:rPr>
+          <w:b/>
+          <w:bCs/>
+          <w:sz w:val="22"/>
+          <w:szCs w:val="22"/>
+        </w:rPr>
+      </w:pPr>
+    </w:p>
+    <w:p>
+      <w:pPr>
         <w:ind w:firstLine="284"/>
         <w:jc w:val="both"/>
         <w:rPr>
+          <w:sz w:val="22"/>
+          <w:szCs w:val="22"/>
+        </w:rPr>
+      </w:pPr>
+      <w:r>
+        <w:rPr>
+          <w:bCs/>
+          <w:sz w:val="22"/>
+          <w:szCs w:val="22"/>
+        </w:rPr>
+        <w:br w:type="page"/>
+      </w:r>
+      <w:r>
+        <w:rPr>
           <w:b/>
           <w:bCs/>
           <w:sz w:val="22"/>
           <w:szCs w:val="22"/>
-          <w:lang w:val="en-US"/>
-        </w:rPr>
-      </w:pPr>
+        </w:rPr>
+        <w:lastRenderedPageBreak/>
+        <w:t xml:space="preserve">Задание на </w:t>
+      </w:r>
       <w:r>
         <w:rPr>
           <w:b/>
@@ -3118,7 +3778,7 @@
           <w:sz w:val="22"/>
           <w:szCs w:val="22"/>
         </w:rPr>
-        <w:t>Преобразование</w:t>
+        <w:t>практическую</w:t>
       </w:r>
       <w:r>
         <w:rPr>
@@ -3126,5732 +3786,6 @@
           <w:bCs/>
           <w:sz w:val="22"/>
           <w:szCs w:val="22"/>
-          <w:lang w:val="en-US"/>
-        </w:rPr>
-        <w:t xml:space="preserve"> </w:t>
-      </w:r>
-      <w:r>
-        <w:rPr>
-          <w:b/>
-          <w:bCs/>
-          <w:sz w:val="22"/>
-          <w:szCs w:val="22"/>
-        </w:rPr>
-        <w:t>типов</w:t>
-      </w:r>
-    </w:p>
-    <w:p>
-      <w:pPr>
-        <w:ind w:firstLine="284"/>
-        <w:jc w:val="both"/>
-        <w:rPr>
-          <w:b/>
-          <w:bCs/>
-          <w:sz w:val="22"/>
-          <w:szCs w:val="22"/>
-        </w:rPr>
-      </w:pPr>
-      <w:r>
-        <w:rPr>
-          <w:b/>
-          <w:bCs/>
-          <w:sz w:val="22"/>
-          <w:szCs w:val="22"/>
-        </w:rPr>
-        <w:t>Восходящие преобразования. Upcasting</w:t>
-      </w:r>
-    </w:p>
-    <w:p>
-      <w:pPr>
-        <w:ind w:firstLine="284"/>
-        <w:jc w:val="both"/>
-        <w:rPr>
-          <w:bCs/>
-          <w:sz w:val="22"/>
-          <w:szCs w:val="22"/>
-        </w:rPr>
-      </w:pPr>
-      <w:r>
-        <w:rPr>
-          <w:bCs/>
-          <w:sz w:val="22"/>
-          <w:szCs w:val="22"/>
-        </w:rPr>
-        <w:t>Объекты производного типа (который находится внизу иерархии) в то же время представляют и базовый тип. Например, объект Employee в то же время является и объектом класса Person. Что в принципе естественно, так как каждый сотрудник (Employee) является человеком (Person). И мы можем написать, например, следующим образом:</w:t>
-      </w:r>
-    </w:p>
-    <w:p>
-      <w:pPr>
-        <w:ind w:firstLine="284"/>
-        <w:jc w:val="both"/>
-        <w:rPr>
-          <w:bCs/>
-          <w:sz w:val="22"/>
-          <w:szCs w:val="22"/>
-        </w:rPr>
-      </w:pPr>
-    </w:p>
-    <w:p>
-      <w:pPr>
-        <w:keepNext/>
-        <w:pBdr>
-          <w:left w:val="single" w:sz="4" w:space="4" w:color="auto"/>
-        </w:pBdr>
-        <w:autoSpaceDE w:val="0"/>
-        <w:autoSpaceDN w:val="0"/>
-        <w:adjustRightInd w:val="0"/>
-        <w:rPr>
-          <w:rFonts w:ascii="Consolas" w:hAnsi="Consolas" w:cs="Cascadia Mono"/>
-          <w:color w:val="000000"/>
-          <w:sz w:val="18"/>
-          <w:szCs w:val="19"/>
-          <w:lang w:val="en-US"/>
-        </w:rPr>
-      </w:pPr>
-      <w:r>
-        <w:rPr>
-          <w:rFonts w:ascii="Consolas" w:hAnsi="Consolas" w:cs="Cascadia Mono"/>
-          <w:color w:val="000000"/>
-          <w:sz w:val="18"/>
-          <w:szCs w:val="19"/>
-          <w:lang w:val="en-US"/>
-        </w:rPr>
-        <w:t>Employee</w:t>
-      </w:r>
-      <w:r>
-        <w:rPr>
-          <w:rFonts w:ascii="Consolas" w:hAnsi="Consolas" w:cs="Cascadia Mono"/>
-          <w:color w:val="000000"/>
-          <w:sz w:val="18"/>
-          <w:szCs w:val="19"/>
-          <w:lang w:val="en-US"/>
-        </w:rPr>
-        <w:t xml:space="preserve"> </w:t>
-      </w:r>
-      <w:r>
-        <w:rPr>
-          <w:rFonts w:ascii="Consolas" w:hAnsi="Consolas" w:cs="Cascadia Mono"/>
-          <w:color w:val="000000"/>
-          <w:sz w:val="18"/>
-          <w:szCs w:val="19"/>
-          <w:lang w:val="en-US"/>
-        </w:rPr>
-        <w:t>employee</w:t>
-      </w:r>
-      <w:r>
-        <w:rPr>
-          <w:rFonts w:ascii="Consolas" w:hAnsi="Consolas" w:cs="Cascadia Mono"/>
-          <w:color w:val="000000"/>
-          <w:sz w:val="18"/>
-          <w:szCs w:val="19"/>
-          <w:lang w:val="en-US"/>
-        </w:rPr>
-        <w:t xml:space="preserve"> = </w:t>
-      </w:r>
-      <w:r>
-        <w:rPr>
-          <w:rFonts w:ascii="Consolas" w:hAnsi="Consolas" w:cs="Cascadia Mono"/>
-          <w:color w:val="0000FF"/>
-          <w:sz w:val="18"/>
-          <w:szCs w:val="19"/>
-          <w:lang w:val="en-US"/>
-        </w:rPr>
-        <w:t>new</w:t>
-      </w:r>
-      <w:r>
-        <w:rPr>
-          <w:rFonts w:ascii="Consolas" w:hAnsi="Consolas" w:cs="Cascadia Mono"/>
-          <w:color w:val="000000"/>
-          <w:sz w:val="18"/>
-          <w:szCs w:val="19"/>
-          <w:lang w:val="en-US"/>
-        </w:rPr>
-        <w:t xml:space="preserve"> </w:t>
-      </w:r>
-      <w:r>
-        <w:rPr>
-          <w:rFonts w:ascii="Consolas" w:hAnsi="Consolas" w:cs="Cascadia Mono"/>
-          <w:color w:val="000000"/>
-          <w:sz w:val="18"/>
-          <w:szCs w:val="19"/>
-          <w:lang w:val="en-US"/>
-        </w:rPr>
-        <w:t>Employee</w:t>
-      </w:r>
-      <w:r>
-        <w:rPr>
-          <w:rFonts w:ascii="Consolas" w:hAnsi="Consolas" w:cs="Cascadia Mono"/>
-          <w:color w:val="000000"/>
-          <w:sz w:val="18"/>
-          <w:szCs w:val="19"/>
-          <w:lang w:val="en-US"/>
-        </w:rPr>
-        <w:t>(</w:t>
-      </w:r>
-      <w:r>
-        <w:rPr>
-          <w:rFonts w:ascii="Consolas" w:hAnsi="Consolas" w:cs="Cascadia Mono"/>
-          <w:color w:val="A31515"/>
-          <w:sz w:val="18"/>
-          <w:szCs w:val="19"/>
-          <w:lang w:val="en-US"/>
-        </w:rPr>
-        <w:t>"</w:t>
-      </w:r>
-      <w:r>
-        <w:rPr>
-          <w:rFonts w:ascii="Consolas" w:hAnsi="Consolas" w:cs="Cascadia Mono"/>
-          <w:color w:val="A31515"/>
-          <w:sz w:val="18"/>
-          <w:szCs w:val="19"/>
-          <w:lang w:val="en-US"/>
-        </w:rPr>
-        <w:t>Tom</w:t>
-      </w:r>
-      <w:r>
-        <w:rPr>
-          <w:rFonts w:ascii="Consolas" w:hAnsi="Consolas" w:cs="Cascadia Mono"/>
-          <w:color w:val="A31515"/>
-          <w:sz w:val="18"/>
-          <w:szCs w:val="19"/>
-          <w:lang w:val="en-US"/>
-        </w:rPr>
-        <w:t>"</w:t>
-      </w:r>
-      <w:r>
-        <w:rPr>
-          <w:rFonts w:ascii="Consolas" w:hAnsi="Consolas" w:cs="Cascadia Mono"/>
-          <w:color w:val="000000"/>
-          <w:sz w:val="18"/>
-          <w:szCs w:val="19"/>
-          <w:lang w:val="en-US"/>
-        </w:rPr>
-        <w:t xml:space="preserve">, </w:t>
-      </w:r>
-      <w:r>
-        <w:rPr>
-          <w:rFonts w:ascii="Consolas" w:hAnsi="Consolas" w:cs="Cascadia Mono"/>
-          <w:color w:val="A31515"/>
-          <w:sz w:val="18"/>
-          <w:szCs w:val="19"/>
-          <w:lang w:val="en-US"/>
-        </w:rPr>
-        <w:t>"</w:t>
-      </w:r>
-      <w:r>
-        <w:rPr>
-          <w:rFonts w:ascii="Consolas" w:hAnsi="Consolas" w:cs="Cascadia Mono"/>
-          <w:color w:val="A31515"/>
-          <w:sz w:val="18"/>
-          <w:szCs w:val="19"/>
-          <w:lang w:val="en-US"/>
-        </w:rPr>
-        <w:t>Microsoft</w:t>
-      </w:r>
-      <w:r>
-        <w:rPr>
-          <w:rFonts w:ascii="Consolas" w:hAnsi="Consolas" w:cs="Cascadia Mono"/>
-          <w:color w:val="A31515"/>
-          <w:sz w:val="18"/>
-          <w:szCs w:val="19"/>
-          <w:lang w:val="en-US"/>
-        </w:rPr>
-        <w:t>"</w:t>
-      </w:r>
-      <w:r>
-        <w:rPr>
-          <w:rFonts w:ascii="Consolas" w:hAnsi="Consolas" w:cs="Cascadia Mono"/>
-          <w:color w:val="000000"/>
-          <w:sz w:val="18"/>
-          <w:szCs w:val="19"/>
-          <w:lang w:val="en-US"/>
-        </w:rPr>
-        <w:t>);</w:t>
-      </w:r>
-    </w:p>
-    <w:p>
-      <w:pPr>
-        <w:pBdr>
-          <w:left w:val="single" w:sz="4" w:space="4" w:color="auto"/>
-        </w:pBdr>
-        <w:autoSpaceDE w:val="0"/>
-        <w:autoSpaceDN w:val="0"/>
-        <w:adjustRightInd w:val="0"/>
-        <w:rPr>
-          <w:rFonts w:ascii="Consolas" w:hAnsi="Consolas" w:cs="Cascadia Mono"/>
-          <w:color w:val="000000"/>
-          <w:sz w:val="18"/>
-          <w:szCs w:val="19"/>
-          <w:lang w:val="en-US"/>
-        </w:rPr>
-      </w:pPr>
-      <w:r>
-        <w:rPr>
-          <w:rFonts w:ascii="Consolas" w:hAnsi="Consolas" w:cs="Cascadia Mono"/>
-          <w:color w:val="000000"/>
-          <w:sz w:val="18"/>
-          <w:szCs w:val="19"/>
-          <w:lang w:val="en-US"/>
-        </w:rPr>
-        <w:t xml:space="preserve">Person person = employee;   </w:t>
-      </w:r>
-      <w:r>
-        <w:rPr>
-          <w:rFonts w:ascii="Consolas" w:hAnsi="Consolas" w:cs="Cascadia Mono"/>
-          <w:color w:val="008000"/>
-          <w:sz w:val="18"/>
-          <w:szCs w:val="19"/>
-          <w:lang w:val="en-US"/>
-        </w:rPr>
-        <w:t xml:space="preserve">// </w:t>
-      </w:r>
-      <w:r>
-        <w:rPr>
-          <w:rFonts w:ascii="Consolas" w:hAnsi="Consolas" w:cs="Cascadia Mono"/>
-          <w:color w:val="008000"/>
-          <w:sz w:val="18"/>
-          <w:szCs w:val="19"/>
-        </w:rPr>
-        <w:t>преобразование</w:t>
-      </w:r>
-      <w:r>
-        <w:rPr>
-          <w:rFonts w:ascii="Consolas" w:hAnsi="Consolas" w:cs="Cascadia Mono"/>
-          <w:color w:val="008000"/>
-          <w:sz w:val="18"/>
-          <w:szCs w:val="19"/>
-          <w:lang w:val="en-US"/>
-        </w:rPr>
-        <w:t xml:space="preserve"> </w:t>
-      </w:r>
-      <w:r>
-        <w:rPr>
-          <w:rFonts w:ascii="Consolas" w:hAnsi="Consolas" w:cs="Cascadia Mono"/>
-          <w:color w:val="008000"/>
-          <w:sz w:val="18"/>
-          <w:szCs w:val="19"/>
-        </w:rPr>
-        <w:t>от</w:t>
-      </w:r>
-      <w:r>
-        <w:rPr>
-          <w:rFonts w:ascii="Consolas" w:hAnsi="Consolas" w:cs="Cascadia Mono"/>
-          <w:color w:val="008000"/>
-          <w:sz w:val="18"/>
-          <w:szCs w:val="19"/>
-          <w:lang w:val="en-US"/>
-        </w:rPr>
-        <w:t xml:space="preserve"> Employee </w:t>
-      </w:r>
-      <w:r>
-        <w:rPr>
-          <w:rFonts w:ascii="Consolas" w:hAnsi="Consolas" w:cs="Cascadia Mono"/>
-          <w:color w:val="008000"/>
-          <w:sz w:val="18"/>
-          <w:szCs w:val="19"/>
-        </w:rPr>
-        <w:t>к</w:t>
-      </w:r>
-      <w:r>
-        <w:rPr>
-          <w:rFonts w:ascii="Consolas" w:hAnsi="Consolas" w:cs="Cascadia Mono"/>
-          <w:color w:val="008000"/>
-          <w:sz w:val="18"/>
-          <w:szCs w:val="19"/>
-          <w:lang w:val="en-US"/>
-        </w:rPr>
-        <w:t xml:space="preserve"> Person</w:t>
-      </w:r>
-    </w:p>
-    <w:p>
-      <w:pPr>
-        <w:pBdr>
-          <w:left w:val="single" w:sz="4" w:space="4" w:color="auto"/>
-        </w:pBdr>
-        <w:autoSpaceDE w:val="0"/>
-        <w:autoSpaceDN w:val="0"/>
-        <w:adjustRightInd w:val="0"/>
-        <w:rPr>
-          <w:rFonts w:ascii="Consolas" w:hAnsi="Consolas" w:cs="Cascadia Mono"/>
-          <w:color w:val="000000"/>
-          <w:sz w:val="18"/>
-          <w:szCs w:val="19"/>
-          <w:lang w:val="en-US"/>
-        </w:rPr>
-      </w:pPr>
-    </w:p>
-    <w:p>
-      <w:pPr>
-        <w:pBdr>
-          <w:left w:val="single" w:sz="4" w:space="4" w:color="auto"/>
-        </w:pBdr>
-        <w:autoSpaceDE w:val="0"/>
-        <w:autoSpaceDN w:val="0"/>
-        <w:adjustRightInd w:val="0"/>
-        <w:rPr>
-          <w:rFonts w:ascii="Consolas" w:hAnsi="Consolas" w:cs="Cascadia Mono"/>
-          <w:color w:val="000000"/>
-          <w:sz w:val="18"/>
-          <w:szCs w:val="19"/>
-          <w:lang w:val="en-US"/>
-        </w:rPr>
-      </w:pPr>
-      <w:r>
-        <w:rPr>
-          <w:rFonts w:ascii="Consolas" w:hAnsi="Consolas" w:cs="Cascadia Mono"/>
-          <w:color w:val="000000"/>
-          <w:sz w:val="18"/>
-          <w:szCs w:val="19"/>
-          <w:lang w:val="en-US"/>
-        </w:rPr>
-        <w:t>Console.WriteLine(person.Name);</w:t>
-      </w:r>
-    </w:p>
-    <w:p>
-      <w:pPr>
-        <w:pBdr>
-          <w:left w:val="single" w:sz="4" w:space="4" w:color="auto"/>
-        </w:pBdr>
-        <w:autoSpaceDE w:val="0"/>
-        <w:autoSpaceDN w:val="0"/>
-        <w:adjustRightInd w:val="0"/>
-        <w:rPr>
-          <w:rFonts w:ascii="Consolas" w:hAnsi="Consolas" w:cs="Cascadia Mono"/>
-          <w:color w:val="000000"/>
-          <w:sz w:val="18"/>
-          <w:szCs w:val="19"/>
-          <w:lang w:val="en-US"/>
-        </w:rPr>
-      </w:pPr>
-      <w:r>
-        <w:rPr>
-          <w:rFonts w:ascii="Consolas" w:hAnsi="Consolas" w:cs="Cascadia Mono"/>
-          <w:color w:val="0000FF"/>
-          <w:sz w:val="18"/>
-          <w:szCs w:val="19"/>
-          <w:lang w:val="en-US"/>
-        </w:rPr>
-        <w:t>class</w:t>
-      </w:r>
-      <w:r>
-        <w:rPr>
-          <w:rFonts w:ascii="Consolas" w:hAnsi="Consolas" w:cs="Cascadia Mono"/>
-          <w:color w:val="000000"/>
-          <w:sz w:val="18"/>
-          <w:szCs w:val="19"/>
-          <w:lang w:val="en-US"/>
-        </w:rPr>
-        <w:t xml:space="preserve"> </w:t>
-      </w:r>
-      <w:r>
-        <w:rPr>
-          <w:rFonts w:ascii="Consolas" w:hAnsi="Consolas" w:cs="Cascadia Mono"/>
-          <w:color w:val="2B91AF"/>
-          <w:sz w:val="18"/>
-          <w:szCs w:val="19"/>
-          <w:lang w:val="en-US"/>
-        </w:rPr>
-        <w:t>Person</w:t>
-      </w:r>
-    </w:p>
-    <w:p>
-      <w:pPr>
-        <w:pBdr>
-          <w:left w:val="single" w:sz="4" w:space="4" w:color="auto"/>
-        </w:pBdr>
-        <w:autoSpaceDE w:val="0"/>
-        <w:autoSpaceDN w:val="0"/>
-        <w:adjustRightInd w:val="0"/>
-        <w:rPr>
-          <w:rFonts w:ascii="Consolas" w:hAnsi="Consolas" w:cs="Cascadia Mono"/>
-          <w:color w:val="000000"/>
-          <w:sz w:val="18"/>
-          <w:szCs w:val="19"/>
-          <w:lang w:val="en-US"/>
-        </w:rPr>
-      </w:pPr>
-      <w:r>
-        <w:rPr>
-          <w:rFonts w:ascii="Consolas" w:hAnsi="Consolas" w:cs="Cascadia Mono"/>
-          <w:color w:val="000000"/>
-          <w:sz w:val="18"/>
-          <w:szCs w:val="19"/>
-          <w:lang w:val="en-US"/>
-        </w:rPr>
-        <w:t>{</w:t>
-      </w:r>
-    </w:p>
-    <w:p>
-      <w:pPr>
-        <w:pBdr>
-          <w:left w:val="single" w:sz="4" w:space="4" w:color="auto"/>
-        </w:pBdr>
-        <w:autoSpaceDE w:val="0"/>
-        <w:autoSpaceDN w:val="0"/>
-        <w:adjustRightInd w:val="0"/>
-        <w:rPr>
-          <w:rFonts w:ascii="Consolas" w:hAnsi="Consolas" w:cs="Cascadia Mono"/>
-          <w:color w:val="000000"/>
-          <w:sz w:val="18"/>
-          <w:szCs w:val="19"/>
-          <w:lang w:val="en-US"/>
-        </w:rPr>
-      </w:pPr>
-      <w:r>
-        <w:rPr>
-          <w:rFonts w:ascii="Consolas" w:hAnsi="Consolas" w:cs="Cascadia Mono"/>
-          <w:color w:val="000000"/>
-          <w:sz w:val="18"/>
-          <w:szCs w:val="19"/>
-          <w:lang w:val="en-US"/>
-        </w:rPr>
-        <w:t xml:space="preserve">    </w:t>
-      </w:r>
-      <w:r>
-        <w:rPr>
-          <w:rFonts w:ascii="Consolas" w:hAnsi="Consolas" w:cs="Cascadia Mono"/>
-          <w:color w:val="0000FF"/>
-          <w:sz w:val="18"/>
-          <w:szCs w:val="19"/>
-          <w:lang w:val="en-US"/>
-        </w:rPr>
-        <w:t>public</w:t>
-      </w:r>
-      <w:r>
-        <w:rPr>
-          <w:rFonts w:ascii="Consolas" w:hAnsi="Consolas" w:cs="Cascadia Mono"/>
-          <w:color w:val="000000"/>
-          <w:sz w:val="18"/>
-          <w:szCs w:val="19"/>
-          <w:lang w:val="en-US"/>
-        </w:rPr>
-        <w:t xml:space="preserve"> </w:t>
-      </w:r>
-      <w:r>
-        <w:rPr>
-          <w:rFonts w:ascii="Consolas" w:hAnsi="Consolas" w:cs="Cascadia Mono"/>
-          <w:color w:val="0000FF"/>
-          <w:sz w:val="18"/>
-          <w:szCs w:val="19"/>
-          <w:lang w:val="en-US"/>
-        </w:rPr>
-        <w:t>string</w:t>
-      </w:r>
-      <w:r>
-        <w:rPr>
-          <w:rFonts w:ascii="Consolas" w:hAnsi="Consolas" w:cs="Cascadia Mono"/>
-          <w:color w:val="000000"/>
-          <w:sz w:val="18"/>
-          <w:szCs w:val="19"/>
-          <w:lang w:val="en-US"/>
-        </w:rPr>
-        <w:t xml:space="preserve"> Name { </w:t>
-      </w:r>
-      <w:r>
-        <w:rPr>
-          <w:rFonts w:ascii="Consolas" w:hAnsi="Consolas" w:cs="Cascadia Mono"/>
-          <w:color w:val="0000FF"/>
-          <w:sz w:val="18"/>
-          <w:szCs w:val="19"/>
-          <w:lang w:val="en-US"/>
-        </w:rPr>
-        <w:t>get</w:t>
-      </w:r>
-      <w:r>
-        <w:rPr>
-          <w:rFonts w:ascii="Consolas" w:hAnsi="Consolas" w:cs="Cascadia Mono"/>
-          <w:color w:val="000000"/>
-          <w:sz w:val="18"/>
-          <w:szCs w:val="19"/>
-          <w:lang w:val="en-US"/>
-        </w:rPr>
-        <w:t xml:space="preserve">; </w:t>
-      </w:r>
-      <w:r>
-        <w:rPr>
-          <w:rFonts w:ascii="Consolas" w:hAnsi="Consolas" w:cs="Cascadia Mono"/>
-          <w:color w:val="0000FF"/>
-          <w:sz w:val="18"/>
-          <w:szCs w:val="19"/>
-          <w:lang w:val="en-US"/>
-        </w:rPr>
-        <w:t>set</w:t>
-      </w:r>
-      <w:r>
-        <w:rPr>
-          <w:rFonts w:ascii="Consolas" w:hAnsi="Consolas" w:cs="Cascadia Mono"/>
-          <w:color w:val="000000"/>
-          <w:sz w:val="18"/>
-          <w:szCs w:val="19"/>
-          <w:lang w:val="en-US"/>
-        </w:rPr>
-        <w:t>; }</w:t>
-      </w:r>
-    </w:p>
-    <w:p>
-      <w:pPr>
-        <w:pBdr>
-          <w:left w:val="single" w:sz="4" w:space="4" w:color="auto"/>
-        </w:pBdr>
-        <w:autoSpaceDE w:val="0"/>
-        <w:autoSpaceDN w:val="0"/>
-        <w:adjustRightInd w:val="0"/>
-        <w:rPr>
-          <w:rFonts w:ascii="Consolas" w:hAnsi="Consolas" w:cs="Cascadia Mono"/>
-          <w:color w:val="000000"/>
-          <w:sz w:val="18"/>
-          <w:szCs w:val="19"/>
-          <w:lang w:val="en-US"/>
-        </w:rPr>
-      </w:pPr>
-      <w:r>
-        <w:rPr>
-          <w:rFonts w:ascii="Consolas" w:hAnsi="Consolas" w:cs="Cascadia Mono"/>
-          <w:color w:val="000000"/>
-          <w:sz w:val="18"/>
-          <w:szCs w:val="19"/>
-          <w:lang w:val="en-US"/>
-        </w:rPr>
-        <w:t xml:space="preserve">    </w:t>
-      </w:r>
-      <w:r>
-        <w:rPr>
-          <w:rFonts w:ascii="Consolas" w:hAnsi="Consolas" w:cs="Cascadia Mono"/>
-          <w:color w:val="0000FF"/>
-          <w:sz w:val="18"/>
-          <w:szCs w:val="19"/>
-          <w:lang w:val="en-US"/>
-        </w:rPr>
-        <w:t>public</w:t>
-      </w:r>
-      <w:r>
-        <w:rPr>
-          <w:rFonts w:ascii="Consolas" w:hAnsi="Consolas" w:cs="Cascadia Mono"/>
-          <w:color w:val="000000"/>
-          <w:sz w:val="18"/>
-          <w:szCs w:val="19"/>
-          <w:lang w:val="en-US"/>
-        </w:rPr>
-        <w:t xml:space="preserve"> </w:t>
-      </w:r>
-      <w:r>
-        <w:rPr>
-          <w:rFonts w:ascii="Consolas" w:hAnsi="Consolas" w:cs="Cascadia Mono"/>
-          <w:color w:val="2B91AF"/>
-          <w:sz w:val="18"/>
-          <w:szCs w:val="19"/>
-          <w:lang w:val="en-US"/>
-        </w:rPr>
-        <w:t>Person</w:t>
-      </w:r>
-      <w:r>
-        <w:rPr>
-          <w:rFonts w:ascii="Consolas" w:hAnsi="Consolas" w:cs="Cascadia Mono"/>
-          <w:color w:val="000000"/>
-          <w:sz w:val="18"/>
-          <w:szCs w:val="19"/>
-          <w:lang w:val="en-US"/>
-        </w:rPr>
-        <w:t>(</w:t>
-      </w:r>
-      <w:r>
-        <w:rPr>
-          <w:rFonts w:ascii="Consolas" w:hAnsi="Consolas" w:cs="Cascadia Mono"/>
-          <w:color w:val="0000FF"/>
-          <w:sz w:val="18"/>
-          <w:szCs w:val="19"/>
-          <w:lang w:val="en-US"/>
-        </w:rPr>
-        <w:t>string</w:t>
-      </w:r>
-      <w:r>
-        <w:rPr>
-          <w:rFonts w:ascii="Consolas" w:hAnsi="Consolas" w:cs="Cascadia Mono"/>
-          <w:color w:val="000000"/>
-          <w:sz w:val="18"/>
-          <w:szCs w:val="19"/>
-          <w:lang w:val="en-US"/>
-        </w:rPr>
-        <w:t xml:space="preserve"> name)</w:t>
-      </w:r>
-    </w:p>
-    <w:p>
-      <w:pPr>
-        <w:pBdr>
-          <w:left w:val="single" w:sz="4" w:space="4" w:color="auto"/>
-        </w:pBdr>
-        <w:autoSpaceDE w:val="0"/>
-        <w:autoSpaceDN w:val="0"/>
-        <w:adjustRightInd w:val="0"/>
-        <w:rPr>
-          <w:rFonts w:ascii="Consolas" w:hAnsi="Consolas" w:cs="Cascadia Mono"/>
-          <w:color w:val="000000"/>
-          <w:sz w:val="18"/>
-          <w:szCs w:val="19"/>
-          <w:lang w:val="en-US"/>
-        </w:rPr>
-      </w:pPr>
-      <w:r>
-        <w:rPr>
-          <w:rFonts w:ascii="Consolas" w:hAnsi="Consolas" w:cs="Cascadia Mono"/>
-          <w:color w:val="000000"/>
-          <w:sz w:val="18"/>
-          <w:szCs w:val="19"/>
-          <w:lang w:val="en-US"/>
-        </w:rPr>
-        <w:t xml:space="preserve">    {</w:t>
-      </w:r>
-    </w:p>
-    <w:p>
-      <w:pPr>
-        <w:pBdr>
-          <w:left w:val="single" w:sz="4" w:space="4" w:color="auto"/>
-        </w:pBdr>
-        <w:autoSpaceDE w:val="0"/>
-        <w:autoSpaceDN w:val="0"/>
-        <w:adjustRightInd w:val="0"/>
-        <w:rPr>
-          <w:rFonts w:ascii="Consolas" w:hAnsi="Consolas" w:cs="Cascadia Mono"/>
-          <w:color w:val="000000"/>
-          <w:sz w:val="18"/>
-          <w:szCs w:val="19"/>
-          <w:lang w:val="en-US"/>
-        </w:rPr>
-      </w:pPr>
-      <w:r>
-        <w:rPr>
-          <w:rFonts w:ascii="Consolas" w:hAnsi="Consolas" w:cs="Cascadia Mono"/>
-          <w:color w:val="000000"/>
-          <w:sz w:val="18"/>
-          <w:szCs w:val="19"/>
-          <w:lang w:val="en-US"/>
-        </w:rPr>
-        <w:t xml:space="preserve">        Name = name;</w:t>
-      </w:r>
-    </w:p>
-    <w:p>
-      <w:pPr>
-        <w:pBdr>
-          <w:left w:val="single" w:sz="4" w:space="4" w:color="auto"/>
-        </w:pBdr>
-        <w:autoSpaceDE w:val="0"/>
-        <w:autoSpaceDN w:val="0"/>
-        <w:adjustRightInd w:val="0"/>
-        <w:rPr>
-          <w:rFonts w:ascii="Consolas" w:hAnsi="Consolas" w:cs="Cascadia Mono"/>
-          <w:color w:val="000000"/>
-          <w:sz w:val="18"/>
-          <w:szCs w:val="19"/>
-          <w:lang w:val="en-US"/>
-        </w:rPr>
-      </w:pPr>
-      <w:r>
-        <w:rPr>
-          <w:rFonts w:ascii="Consolas" w:hAnsi="Consolas" w:cs="Cascadia Mono"/>
-          <w:color w:val="000000"/>
-          <w:sz w:val="18"/>
-          <w:szCs w:val="19"/>
-          <w:lang w:val="en-US"/>
-        </w:rPr>
-        <w:t xml:space="preserve">    }</w:t>
-      </w:r>
-    </w:p>
-    <w:p>
-      <w:pPr>
-        <w:pBdr>
-          <w:left w:val="single" w:sz="4" w:space="4" w:color="auto"/>
-        </w:pBdr>
-        <w:autoSpaceDE w:val="0"/>
-        <w:autoSpaceDN w:val="0"/>
-        <w:adjustRightInd w:val="0"/>
-        <w:rPr>
-          <w:rFonts w:ascii="Consolas" w:hAnsi="Consolas" w:cs="Cascadia Mono"/>
-          <w:color w:val="000000"/>
-          <w:sz w:val="18"/>
-          <w:szCs w:val="19"/>
-          <w:lang w:val="en-US"/>
-        </w:rPr>
-      </w:pPr>
-      <w:r>
-        <w:rPr>
-          <w:rFonts w:ascii="Consolas" w:hAnsi="Consolas" w:cs="Cascadia Mono"/>
-          <w:color w:val="000000"/>
-          <w:sz w:val="18"/>
-          <w:szCs w:val="19"/>
-          <w:lang w:val="en-US"/>
-        </w:rPr>
-        <w:t xml:space="preserve">    </w:t>
-      </w:r>
-      <w:r>
-        <w:rPr>
-          <w:rFonts w:ascii="Consolas" w:hAnsi="Consolas" w:cs="Cascadia Mono"/>
-          <w:color w:val="0000FF"/>
-          <w:sz w:val="18"/>
-          <w:szCs w:val="19"/>
-          <w:lang w:val="en-US"/>
-        </w:rPr>
-        <w:t>public</w:t>
-      </w:r>
-      <w:r>
-        <w:rPr>
-          <w:rFonts w:ascii="Consolas" w:hAnsi="Consolas" w:cs="Cascadia Mono"/>
-          <w:color w:val="000000"/>
-          <w:sz w:val="18"/>
-          <w:szCs w:val="19"/>
-          <w:lang w:val="en-US"/>
-        </w:rPr>
-        <w:t xml:space="preserve"> </w:t>
-      </w:r>
-      <w:r>
-        <w:rPr>
-          <w:rFonts w:ascii="Consolas" w:hAnsi="Consolas" w:cs="Cascadia Mono"/>
-          <w:color w:val="0000FF"/>
-          <w:sz w:val="18"/>
-          <w:szCs w:val="19"/>
-          <w:lang w:val="en-US"/>
-        </w:rPr>
-        <w:t>void</w:t>
-      </w:r>
-      <w:r>
-        <w:rPr>
-          <w:rFonts w:ascii="Consolas" w:hAnsi="Consolas" w:cs="Cascadia Mono"/>
-          <w:color w:val="000000"/>
-          <w:sz w:val="18"/>
-          <w:szCs w:val="19"/>
-          <w:lang w:val="en-US"/>
-        </w:rPr>
-        <w:t xml:space="preserve"> Print()</w:t>
-      </w:r>
-    </w:p>
-    <w:p>
-      <w:pPr>
-        <w:pBdr>
-          <w:left w:val="single" w:sz="4" w:space="4" w:color="auto"/>
-        </w:pBdr>
-        <w:autoSpaceDE w:val="0"/>
-        <w:autoSpaceDN w:val="0"/>
-        <w:adjustRightInd w:val="0"/>
-        <w:rPr>
-          <w:rFonts w:ascii="Consolas" w:hAnsi="Consolas" w:cs="Cascadia Mono"/>
-          <w:color w:val="000000"/>
-          <w:sz w:val="18"/>
-          <w:szCs w:val="19"/>
-          <w:lang w:val="en-US"/>
-        </w:rPr>
-      </w:pPr>
-      <w:r>
-        <w:rPr>
-          <w:rFonts w:ascii="Consolas" w:hAnsi="Consolas" w:cs="Cascadia Mono"/>
-          <w:color w:val="000000"/>
-          <w:sz w:val="18"/>
-          <w:szCs w:val="19"/>
-          <w:lang w:val="en-US"/>
-        </w:rPr>
-        <w:t xml:space="preserve">    {</w:t>
-      </w:r>
-    </w:p>
-    <w:p>
-      <w:pPr>
-        <w:pBdr>
-          <w:left w:val="single" w:sz="4" w:space="4" w:color="auto"/>
-        </w:pBdr>
-        <w:autoSpaceDE w:val="0"/>
-        <w:autoSpaceDN w:val="0"/>
-        <w:adjustRightInd w:val="0"/>
-        <w:rPr>
-          <w:rFonts w:ascii="Consolas" w:hAnsi="Consolas" w:cs="Cascadia Mono"/>
-          <w:color w:val="000000"/>
-          <w:sz w:val="18"/>
-          <w:szCs w:val="19"/>
-          <w:lang w:val="en-US"/>
-        </w:rPr>
-      </w:pPr>
-      <w:r>
-        <w:rPr>
-          <w:rFonts w:ascii="Consolas" w:hAnsi="Consolas" w:cs="Cascadia Mono"/>
-          <w:color w:val="000000"/>
-          <w:sz w:val="18"/>
-          <w:szCs w:val="19"/>
-          <w:lang w:val="en-US"/>
-        </w:rPr>
-        <w:t xml:space="preserve">        Console.WriteLine(</w:t>
-      </w:r>
-      <w:r>
-        <w:rPr>
-          <w:rFonts w:ascii="Consolas" w:hAnsi="Consolas" w:cs="Cascadia Mono"/>
-          <w:color w:val="A31515"/>
-          <w:sz w:val="18"/>
-          <w:szCs w:val="19"/>
-          <w:lang w:val="en-US"/>
-        </w:rPr>
-        <w:t xml:space="preserve">$"Person </w:t>
-      </w:r>
-      <w:r>
-        <w:rPr>
-          <w:rFonts w:ascii="Consolas" w:hAnsi="Consolas" w:cs="Cascadia Mono"/>
-          <w:color w:val="000000"/>
-          <w:sz w:val="18"/>
-          <w:szCs w:val="19"/>
-          <w:lang w:val="en-US"/>
-        </w:rPr>
-        <w:t>{Name}</w:t>
-      </w:r>
-      <w:r>
-        <w:rPr>
-          <w:rFonts w:ascii="Consolas" w:hAnsi="Consolas" w:cs="Cascadia Mono"/>
-          <w:color w:val="A31515"/>
-          <w:sz w:val="18"/>
-          <w:szCs w:val="19"/>
-          <w:lang w:val="en-US"/>
-        </w:rPr>
-        <w:t>"</w:t>
-      </w:r>
-      <w:r>
-        <w:rPr>
-          <w:rFonts w:ascii="Consolas" w:hAnsi="Consolas" w:cs="Cascadia Mono"/>
-          <w:color w:val="000000"/>
-          <w:sz w:val="18"/>
-          <w:szCs w:val="19"/>
-          <w:lang w:val="en-US"/>
-        </w:rPr>
-        <w:t>);</w:t>
-      </w:r>
-    </w:p>
-    <w:p>
-      <w:pPr>
-        <w:pBdr>
-          <w:left w:val="single" w:sz="4" w:space="4" w:color="auto"/>
-        </w:pBdr>
-        <w:autoSpaceDE w:val="0"/>
-        <w:autoSpaceDN w:val="0"/>
-        <w:adjustRightInd w:val="0"/>
-        <w:rPr>
-          <w:rFonts w:ascii="Consolas" w:hAnsi="Consolas" w:cs="Cascadia Mono"/>
-          <w:color w:val="000000"/>
-          <w:sz w:val="18"/>
-          <w:szCs w:val="19"/>
-          <w:lang w:val="en-US"/>
-        </w:rPr>
-      </w:pPr>
-      <w:r>
-        <w:rPr>
-          <w:rFonts w:ascii="Consolas" w:hAnsi="Consolas" w:cs="Cascadia Mono"/>
-          <w:color w:val="000000"/>
-          <w:sz w:val="18"/>
-          <w:szCs w:val="19"/>
-          <w:lang w:val="en-US"/>
-        </w:rPr>
-        <w:t xml:space="preserve">    }</w:t>
-      </w:r>
-    </w:p>
-    <w:p>
-      <w:pPr>
-        <w:pBdr>
-          <w:left w:val="single" w:sz="4" w:space="4" w:color="auto"/>
-        </w:pBdr>
-        <w:autoSpaceDE w:val="0"/>
-        <w:autoSpaceDN w:val="0"/>
-        <w:adjustRightInd w:val="0"/>
-        <w:rPr>
-          <w:rFonts w:ascii="Consolas" w:hAnsi="Consolas" w:cs="Cascadia Mono"/>
-          <w:color w:val="000000"/>
-          <w:sz w:val="18"/>
-          <w:szCs w:val="19"/>
-          <w:lang w:val="en-US"/>
-        </w:rPr>
-      </w:pPr>
-      <w:r>
-        <w:rPr>
-          <w:rFonts w:ascii="Consolas" w:hAnsi="Consolas" w:cs="Cascadia Mono"/>
-          <w:color w:val="000000"/>
-          <w:sz w:val="18"/>
-          <w:szCs w:val="19"/>
-          <w:lang w:val="en-US"/>
-        </w:rPr>
-        <w:t>}</w:t>
-      </w:r>
-    </w:p>
-    <w:p>
-      <w:pPr>
-        <w:pBdr>
-          <w:left w:val="single" w:sz="4" w:space="4" w:color="auto"/>
-        </w:pBdr>
-        <w:autoSpaceDE w:val="0"/>
-        <w:autoSpaceDN w:val="0"/>
-        <w:adjustRightInd w:val="0"/>
-        <w:rPr>
-          <w:rFonts w:ascii="Consolas" w:hAnsi="Consolas" w:cs="Cascadia Mono"/>
-          <w:color w:val="000000"/>
-          <w:sz w:val="18"/>
-          <w:szCs w:val="19"/>
-          <w:lang w:val="en-US"/>
-        </w:rPr>
-      </w:pPr>
-    </w:p>
-    <w:p>
-      <w:pPr>
-        <w:pBdr>
-          <w:left w:val="single" w:sz="4" w:space="4" w:color="auto"/>
-        </w:pBdr>
-        <w:autoSpaceDE w:val="0"/>
-        <w:autoSpaceDN w:val="0"/>
-        <w:adjustRightInd w:val="0"/>
-        <w:rPr>
-          <w:rFonts w:ascii="Consolas" w:hAnsi="Consolas" w:cs="Cascadia Mono"/>
-          <w:color w:val="000000"/>
-          <w:sz w:val="18"/>
-          <w:szCs w:val="19"/>
-          <w:lang w:val="en-US"/>
-        </w:rPr>
-      </w:pPr>
-      <w:r>
-        <w:rPr>
-          <w:rFonts w:ascii="Consolas" w:hAnsi="Consolas" w:cs="Cascadia Mono"/>
-          <w:color w:val="0000FF"/>
-          <w:sz w:val="18"/>
-          <w:szCs w:val="19"/>
-          <w:lang w:val="en-US"/>
-        </w:rPr>
-        <w:lastRenderedPageBreak/>
-        <w:t>class</w:t>
-      </w:r>
-      <w:r>
-        <w:rPr>
-          <w:rFonts w:ascii="Consolas" w:hAnsi="Consolas" w:cs="Cascadia Mono"/>
-          <w:color w:val="000000"/>
-          <w:sz w:val="18"/>
-          <w:szCs w:val="19"/>
-          <w:lang w:val="en-US"/>
-        </w:rPr>
-        <w:t xml:space="preserve"> </w:t>
-      </w:r>
-      <w:r>
-        <w:rPr>
-          <w:rFonts w:ascii="Consolas" w:hAnsi="Consolas" w:cs="Cascadia Mono"/>
-          <w:color w:val="2B91AF"/>
-          <w:sz w:val="18"/>
-          <w:szCs w:val="19"/>
-          <w:lang w:val="en-US"/>
-        </w:rPr>
-        <w:t>Employee</w:t>
-      </w:r>
-      <w:r>
-        <w:rPr>
-          <w:rFonts w:ascii="Consolas" w:hAnsi="Consolas" w:cs="Cascadia Mono"/>
-          <w:color w:val="000000"/>
-          <w:sz w:val="18"/>
-          <w:szCs w:val="19"/>
-          <w:lang w:val="en-US"/>
-        </w:rPr>
-        <w:t xml:space="preserve"> : Person</w:t>
-      </w:r>
-    </w:p>
-    <w:p>
-      <w:pPr>
-        <w:pBdr>
-          <w:left w:val="single" w:sz="4" w:space="4" w:color="auto"/>
-        </w:pBdr>
-        <w:autoSpaceDE w:val="0"/>
-        <w:autoSpaceDN w:val="0"/>
-        <w:adjustRightInd w:val="0"/>
-        <w:rPr>
-          <w:rFonts w:ascii="Consolas" w:hAnsi="Consolas" w:cs="Cascadia Mono"/>
-          <w:color w:val="000000"/>
-          <w:sz w:val="18"/>
-          <w:szCs w:val="19"/>
-          <w:lang w:val="en-US"/>
-        </w:rPr>
-      </w:pPr>
-      <w:r>
-        <w:rPr>
-          <w:rFonts w:ascii="Consolas" w:hAnsi="Consolas" w:cs="Cascadia Mono"/>
-          <w:color w:val="000000"/>
-          <w:sz w:val="18"/>
-          <w:szCs w:val="19"/>
-          <w:lang w:val="en-US"/>
-        </w:rPr>
-        <w:t>{</w:t>
-      </w:r>
-    </w:p>
-    <w:p>
-      <w:pPr>
-        <w:pBdr>
-          <w:left w:val="single" w:sz="4" w:space="4" w:color="auto"/>
-        </w:pBdr>
-        <w:autoSpaceDE w:val="0"/>
-        <w:autoSpaceDN w:val="0"/>
-        <w:adjustRightInd w:val="0"/>
-        <w:rPr>
-          <w:rFonts w:ascii="Consolas" w:hAnsi="Consolas" w:cs="Cascadia Mono"/>
-          <w:color w:val="000000"/>
-          <w:sz w:val="18"/>
-          <w:szCs w:val="19"/>
-          <w:lang w:val="en-US"/>
-        </w:rPr>
-      </w:pPr>
-      <w:r>
-        <w:rPr>
-          <w:rFonts w:ascii="Consolas" w:hAnsi="Consolas" w:cs="Cascadia Mono"/>
-          <w:color w:val="000000"/>
-          <w:sz w:val="18"/>
-          <w:szCs w:val="19"/>
-          <w:lang w:val="en-US"/>
-        </w:rPr>
-        <w:t xml:space="preserve">    </w:t>
-      </w:r>
-      <w:r>
-        <w:rPr>
-          <w:rFonts w:ascii="Consolas" w:hAnsi="Consolas" w:cs="Cascadia Mono"/>
-          <w:color w:val="0000FF"/>
-          <w:sz w:val="18"/>
-          <w:szCs w:val="19"/>
-          <w:lang w:val="en-US"/>
-        </w:rPr>
-        <w:t>public</w:t>
-      </w:r>
-      <w:r>
-        <w:rPr>
-          <w:rFonts w:ascii="Consolas" w:hAnsi="Consolas" w:cs="Cascadia Mono"/>
-          <w:color w:val="000000"/>
-          <w:sz w:val="18"/>
-          <w:szCs w:val="19"/>
-          <w:lang w:val="en-US"/>
-        </w:rPr>
-        <w:t xml:space="preserve"> </w:t>
-      </w:r>
-      <w:r>
-        <w:rPr>
-          <w:rFonts w:ascii="Consolas" w:hAnsi="Consolas" w:cs="Cascadia Mono"/>
-          <w:color w:val="0000FF"/>
-          <w:sz w:val="18"/>
-          <w:szCs w:val="19"/>
-          <w:lang w:val="en-US"/>
-        </w:rPr>
-        <w:t>string</w:t>
-      </w:r>
-      <w:r>
-        <w:rPr>
-          <w:rFonts w:ascii="Consolas" w:hAnsi="Consolas" w:cs="Cascadia Mono"/>
-          <w:color w:val="000000"/>
-          <w:sz w:val="18"/>
-          <w:szCs w:val="19"/>
-          <w:lang w:val="en-US"/>
-        </w:rPr>
-        <w:t xml:space="preserve"> Company { </w:t>
-      </w:r>
-      <w:r>
-        <w:rPr>
-          <w:rFonts w:ascii="Consolas" w:hAnsi="Consolas" w:cs="Cascadia Mono"/>
-          <w:color w:val="0000FF"/>
-          <w:sz w:val="18"/>
-          <w:szCs w:val="19"/>
-          <w:lang w:val="en-US"/>
-        </w:rPr>
-        <w:t>get</w:t>
-      </w:r>
-      <w:r>
-        <w:rPr>
-          <w:rFonts w:ascii="Consolas" w:hAnsi="Consolas" w:cs="Cascadia Mono"/>
-          <w:color w:val="000000"/>
-          <w:sz w:val="18"/>
-          <w:szCs w:val="19"/>
-          <w:lang w:val="en-US"/>
-        </w:rPr>
-        <w:t xml:space="preserve">; </w:t>
-      </w:r>
-      <w:r>
-        <w:rPr>
-          <w:rFonts w:ascii="Consolas" w:hAnsi="Consolas" w:cs="Cascadia Mono"/>
-          <w:color w:val="0000FF"/>
-          <w:sz w:val="18"/>
-          <w:szCs w:val="19"/>
-          <w:lang w:val="en-US"/>
-        </w:rPr>
-        <w:t>set</w:t>
-      </w:r>
-      <w:r>
-        <w:rPr>
-          <w:rFonts w:ascii="Consolas" w:hAnsi="Consolas" w:cs="Cascadia Mono"/>
-          <w:color w:val="000000"/>
-          <w:sz w:val="18"/>
-          <w:szCs w:val="19"/>
-          <w:lang w:val="en-US"/>
-        </w:rPr>
-        <w:t>; }</w:t>
-      </w:r>
-    </w:p>
-    <w:p>
-      <w:pPr>
-        <w:pBdr>
-          <w:left w:val="single" w:sz="4" w:space="4" w:color="auto"/>
-        </w:pBdr>
-        <w:autoSpaceDE w:val="0"/>
-        <w:autoSpaceDN w:val="0"/>
-        <w:adjustRightInd w:val="0"/>
-        <w:rPr>
-          <w:rFonts w:ascii="Consolas" w:hAnsi="Consolas" w:cs="Cascadia Mono"/>
-          <w:color w:val="000000"/>
-          <w:sz w:val="18"/>
-          <w:szCs w:val="19"/>
-          <w:lang w:val="en-US"/>
-        </w:rPr>
-      </w:pPr>
-      <w:r>
-        <w:rPr>
-          <w:rFonts w:ascii="Consolas" w:hAnsi="Consolas" w:cs="Cascadia Mono"/>
-          <w:color w:val="000000"/>
-          <w:sz w:val="18"/>
-          <w:szCs w:val="19"/>
-          <w:lang w:val="en-US"/>
-        </w:rPr>
-        <w:t xml:space="preserve">    </w:t>
-      </w:r>
-      <w:r>
-        <w:rPr>
-          <w:rFonts w:ascii="Consolas" w:hAnsi="Consolas" w:cs="Cascadia Mono"/>
-          <w:color w:val="0000FF"/>
-          <w:sz w:val="18"/>
-          <w:szCs w:val="19"/>
-          <w:lang w:val="en-US"/>
-        </w:rPr>
-        <w:t>public</w:t>
-      </w:r>
-      <w:r>
-        <w:rPr>
-          <w:rFonts w:ascii="Consolas" w:hAnsi="Consolas" w:cs="Cascadia Mono"/>
-          <w:color w:val="000000"/>
-          <w:sz w:val="18"/>
-          <w:szCs w:val="19"/>
-          <w:lang w:val="en-US"/>
-        </w:rPr>
-        <w:t xml:space="preserve"> </w:t>
-      </w:r>
-      <w:r>
-        <w:rPr>
-          <w:rFonts w:ascii="Consolas" w:hAnsi="Consolas" w:cs="Cascadia Mono"/>
-          <w:color w:val="2B91AF"/>
-          <w:sz w:val="18"/>
-          <w:szCs w:val="19"/>
-          <w:lang w:val="en-US"/>
-        </w:rPr>
-        <w:t>Employee</w:t>
-      </w:r>
-      <w:r>
-        <w:rPr>
-          <w:rFonts w:ascii="Consolas" w:hAnsi="Consolas" w:cs="Cascadia Mono"/>
-          <w:color w:val="000000"/>
-          <w:sz w:val="18"/>
-          <w:szCs w:val="19"/>
-          <w:lang w:val="en-US"/>
-        </w:rPr>
-        <w:t>(</w:t>
-      </w:r>
-      <w:r>
-        <w:rPr>
-          <w:rFonts w:ascii="Consolas" w:hAnsi="Consolas" w:cs="Cascadia Mono"/>
-          <w:color w:val="0000FF"/>
-          <w:sz w:val="18"/>
-          <w:szCs w:val="19"/>
-          <w:lang w:val="en-US"/>
-        </w:rPr>
-        <w:t>string</w:t>
-      </w:r>
-      <w:r>
-        <w:rPr>
-          <w:rFonts w:ascii="Consolas" w:hAnsi="Consolas" w:cs="Cascadia Mono"/>
-          <w:color w:val="000000"/>
-          <w:sz w:val="18"/>
-          <w:szCs w:val="19"/>
-          <w:lang w:val="en-US"/>
-        </w:rPr>
-        <w:t xml:space="preserve"> name, </w:t>
-      </w:r>
-      <w:r>
-        <w:rPr>
-          <w:rFonts w:ascii="Consolas" w:hAnsi="Consolas" w:cs="Cascadia Mono"/>
-          <w:color w:val="0000FF"/>
-          <w:sz w:val="18"/>
-          <w:szCs w:val="19"/>
-          <w:lang w:val="en-US"/>
-        </w:rPr>
-        <w:t>string</w:t>
-      </w:r>
-      <w:r>
-        <w:rPr>
-          <w:rFonts w:ascii="Consolas" w:hAnsi="Consolas" w:cs="Cascadia Mono"/>
-          <w:color w:val="000000"/>
-          <w:sz w:val="18"/>
-          <w:szCs w:val="19"/>
-          <w:lang w:val="en-US"/>
-        </w:rPr>
-        <w:t xml:space="preserve"> company) : </w:t>
-      </w:r>
-      <w:r>
-        <w:rPr>
-          <w:rFonts w:ascii="Consolas" w:hAnsi="Consolas" w:cs="Cascadia Mono"/>
-          <w:color w:val="0000FF"/>
-          <w:sz w:val="18"/>
-          <w:szCs w:val="19"/>
-          <w:lang w:val="en-US"/>
-        </w:rPr>
-        <w:t>base</w:t>
-      </w:r>
-      <w:r>
-        <w:rPr>
-          <w:rFonts w:ascii="Consolas" w:hAnsi="Consolas" w:cs="Cascadia Mono"/>
-          <w:color w:val="000000"/>
-          <w:sz w:val="18"/>
-          <w:szCs w:val="19"/>
-          <w:lang w:val="en-US"/>
-        </w:rPr>
-        <w:t>(name)</w:t>
-      </w:r>
-    </w:p>
-    <w:p>
-      <w:pPr>
-        <w:pBdr>
-          <w:left w:val="single" w:sz="4" w:space="4" w:color="auto"/>
-        </w:pBdr>
-        <w:autoSpaceDE w:val="0"/>
-        <w:autoSpaceDN w:val="0"/>
-        <w:adjustRightInd w:val="0"/>
-        <w:rPr>
-          <w:rFonts w:ascii="Consolas" w:hAnsi="Consolas" w:cs="Cascadia Mono"/>
-          <w:color w:val="000000"/>
-          <w:sz w:val="18"/>
-          <w:szCs w:val="19"/>
-          <w:lang w:val="en-US"/>
-        </w:rPr>
-      </w:pPr>
-      <w:r>
-        <w:rPr>
-          <w:rFonts w:ascii="Consolas" w:hAnsi="Consolas" w:cs="Cascadia Mono"/>
-          <w:color w:val="000000"/>
-          <w:sz w:val="18"/>
-          <w:szCs w:val="19"/>
-          <w:lang w:val="en-US"/>
-        </w:rPr>
-        <w:t xml:space="preserve">    {</w:t>
-      </w:r>
-    </w:p>
-    <w:p>
-      <w:pPr>
-        <w:pBdr>
-          <w:left w:val="single" w:sz="4" w:space="4" w:color="auto"/>
-        </w:pBdr>
-        <w:autoSpaceDE w:val="0"/>
-        <w:autoSpaceDN w:val="0"/>
-        <w:adjustRightInd w:val="0"/>
-        <w:rPr>
-          <w:rFonts w:ascii="Consolas" w:hAnsi="Consolas" w:cs="Cascadia Mono"/>
-          <w:color w:val="000000"/>
-          <w:sz w:val="18"/>
-          <w:szCs w:val="19"/>
-          <w:lang w:val="en-US"/>
-        </w:rPr>
-      </w:pPr>
-      <w:r>
-        <w:rPr>
-          <w:rFonts w:ascii="Consolas" w:hAnsi="Consolas" w:cs="Cascadia Mono"/>
-          <w:color w:val="000000"/>
-          <w:sz w:val="18"/>
-          <w:szCs w:val="19"/>
-          <w:lang w:val="en-US"/>
-        </w:rPr>
-        <w:t xml:space="preserve">        Company = company;</w:t>
-      </w:r>
-    </w:p>
-    <w:p>
-      <w:pPr>
-        <w:pBdr>
-          <w:left w:val="single" w:sz="4" w:space="4" w:color="auto"/>
-        </w:pBdr>
-        <w:autoSpaceDE w:val="0"/>
-        <w:autoSpaceDN w:val="0"/>
-        <w:adjustRightInd w:val="0"/>
-        <w:rPr>
-          <w:rFonts w:ascii="Consolas" w:hAnsi="Consolas" w:cs="Cascadia Mono"/>
-          <w:color w:val="000000"/>
-          <w:sz w:val="18"/>
-          <w:szCs w:val="19"/>
-          <w:lang w:val="en-US"/>
-        </w:rPr>
-      </w:pPr>
-      <w:r>
-        <w:rPr>
-          <w:rFonts w:ascii="Consolas" w:hAnsi="Consolas" w:cs="Cascadia Mono"/>
-          <w:color w:val="000000"/>
-          <w:sz w:val="18"/>
-          <w:szCs w:val="19"/>
-          <w:lang w:val="en-US"/>
-        </w:rPr>
-        <w:t xml:space="preserve">    }</w:t>
-      </w:r>
-    </w:p>
-    <w:p>
-      <w:pPr>
-        <w:pBdr>
-          <w:left w:val="single" w:sz="4" w:space="4" w:color="auto"/>
-        </w:pBdr>
-        <w:autoSpaceDE w:val="0"/>
-        <w:autoSpaceDN w:val="0"/>
-        <w:adjustRightInd w:val="0"/>
-        <w:rPr>
-          <w:rFonts w:ascii="Consolas" w:hAnsi="Consolas" w:cs="Cascadia Mono"/>
-          <w:color w:val="000000"/>
-          <w:sz w:val="18"/>
-          <w:szCs w:val="19"/>
-          <w:lang w:val="en-US"/>
-        </w:rPr>
-      </w:pPr>
-      <w:r>
-        <w:rPr>
-          <w:rFonts w:ascii="Consolas" w:hAnsi="Consolas" w:cs="Cascadia Mono"/>
-          <w:color w:val="000000"/>
-          <w:sz w:val="18"/>
-          <w:szCs w:val="19"/>
-          <w:lang w:val="en-US"/>
-        </w:rPr>
-        <w:t>}</w:t>
-      </w:r>
-    </w:p>
-    <w:p>
-      <w:pPr>
-        <w:pBdr>
-          <w:left w:val="single" w:sz="4" w:space="4" w:color="auto"/>
-        </w:pBdr>
-        <w:autoSpaceDE w:val="0"/>
-        <w:autoSpaceDN w:val="0"/>
-        <w:adjustRightInd w:val="0"/>
-        <w:rPr>
-          <w:rFonts w:ascii="Consolas" w:hAnsi="Consolas" w:cs="Cascadia Mono"/>
-          <w:color w:val="000000"/>
-          <w:sz w:val="18"/>
-          <w:szCs w:val="19"/>
-          <w:lang w:val="en-US"/>
-        </w:rPr>
-      </w:pPr>
-    </w:p>
-    <w:p>
-      <w:pPr>
-        <w:pBdr>
-          <w:left w:val="single" w:sz="4" w:space="4" w:color="auto"/>
-        </w:pBdr>
-        <w:autoSpaceDE w:val="0"/>
-        <w:autoSpaceDN w:val="0"/>
-        <w:adjustRightInd w:val="0"/>
-        <w:rPr>
-          <w:rFonts w:ascii="Consolas" w:hAnsi="Consolas" w:cs="Cascadia Mono"/>
-          <w:color w:val="000000"/>
-          <w:sz w:val="18"/>
-          <w:szCs w:val="19"/>
-          <w:lang w:val="en-US"/>
-        </w:rPr>
-      </w:pPr>
-      <w:r>
-        <w:rPr>
-          <w:rFonts w:ascii="Consolas" w:hAnsi="Consolas" w:cs="Cascadia Mono"/>
-          <w:color w:val="0000FF"/>
-          <w:sz w:val="18"/>
-          <w:szCs w:val="19"/>
-          <w:lang w:val="en-US"/>
-        </w:rPr>
-        <w:t>class</w:t>
-      </w:r>
-      <w:r>
-        <w:rPr>
-          <w:rFonts w:ascii="Consolas" w:hAnsi="Consolas" w:cs="Cascadia Mono"/>
-          <w:color w:val="000000"/>
-          <w:sz w:val="18"/>
-          <w:szCs w:val="19"/>
-          <w:lang w:val="en-US"/>
-        </w:rPr>
-        <w:t xml:space="preserve"> </w:t>
-      </w:r>
-      <w:r>
-        <w:rPr>
-          <w:rFonts w:ascii="Consolas" w:hAnsi="Consolas" w:cs="Cascadia Mono"/>
-          <w:color w:val="2B91AF"/>
-          <w:sz w:val="18"/>
-          <w:szCs w:val="19"/>
-          <w:lang w:val="en-US"/>
-        </w:rPr>
-        <w:t>Client</w:t>
-      </w:r>
-      <w:r>
-        <w:rPr>
-          <w:rFonts w:ascii="Consolas" w:hAnsi="Consolas" w:cs="Cascadia Mono"/>
-          <w:color w:val="000000"/>
-          <w:sz w:val="18"/>
-          <w:szCs w:val="19"/>
-          <w:lang w:val="en-US"/>
-        </w:rPr>
-        <w:t xml:space="preserve"> : Person</w:t>
-      </w:r>
-    </w:p>
-    <w:p>
-      <w:pPr>
-        <w:pBdr>
-          <w:left w:val="single" w:sz="4" w:space="4" w:color="auto"/>
-        </w:pBdr>
-        <w:autoSpaceDE w:val="0"/>
-        <w:autoSpaceDN w:val="0"/>
-        <w:adjustRightInd w:val="0"/>
-        <w:rPr>
-          <w:rFonts w:ascii="Consolas" w:hAnsi="Consolas" w:cs="Cascadia Mono"/>
-          <w:color w:val="000000"/>
-          <w:sz w:val="18"/>
-          <w:szCs w:val="19"/>
-          <w:lang w:val="en-US"/>
-        </w:rPr>
-      </w:pPr>
-      <w:r>
-        <w:rPr>
-          <w:rFonts w:ascii="Consolas" w:hAnsi="Consolas" w:cs="Cascadia Mono"/>
-          <w:color w:val="000000"/>
-          <w:sz w:val="18"/>
-          <w:szCs w:val="19"/>
-          <w:lang w:val="en-US"/>
-        </w:rPr>
-        <w:t>{</w:t>
-      </w:r>
-    </w:p>
-    <w:p>
-      <w:pPr>
-        <w:pBdr>
-          <w:left w:val="single" w:sz="4" w:space="4" w:color="auto"/>
-        </w:pBdr>
-        <w:autoSpaceDE w:val="0"/>
-        <w:autoSpaceDN w:val="0"/>
-        <w:adjustRightInd w:val="0"/>
-        <w:rPr>
-          <w:rFonts w:ascii="Consolas" w:hAnsi="Consolas" w:cs="Cascadia Mono"/>
-          <w:color w:val="000000"/>
-          <w:sz w:val="18"/>
-          <w:szCs w:val="19"/>
-          <w:lang w:val="en-US"/>
-        </w:rPr>
-      </w:pPr>
-      <w:r>
-        <w:rPr>
-          <w:rFonts w:ascii="Consolas" w:hAnsi="Consolas" w:cs="Cascadia Mono"/>
-          <w:color w:val="000000"/>
-          <w:sz w:val="18"/>
-          <w:szCs w:val="19"/>
-          <w:lang w:val="en-US"/>
-        </w:rPr>
-        <w:t xml:space="preserve">    </w:t>
-      </w:r>
-      <w:r>
-        <w:rPr>
-          <w:rFonts w:ascii="Consolas" w:hAnsi="Consolas" w:cs="Cascadia Mono"/>
-          <w:color w:val="0000FF"/>
-          <w:sz w:val="18"/>
-          <w:szCs w:val="19"/>
-          <w:lang w:val="en-US"/>
-        </w:rPr>
-        <w:t>public</w:t>
-      </w:r>
-      <w:r>
-        <w:rPr>
-          <w:rFonts w:ascii="Consolas" w:hAnsi="Consolas" w:cs="Cascadia Mono"/>
-          <w:color w:val="000000"/>
-          <w:sz w:val="18"/>
-          <w:szCs w:val="19"/>
-          <w:lang w:val="en-US"/>
-        </w:rPr>
-        <w:t xml:space="preserve"> </w:t>
-      </w:r>
-      <w:r>
-        <w:rPr>
-          <w:rFonts w:ascii="Consolas" w:hAnsi="Consolas" w:cs="Cascadia Mono"/>
-          <w:color w:val="0000FF"/>
-          <w:sz w:val="18"/>
-          <w:szCs w:val="19"/>
-          <w:lang w:val="en-US"/>
-        </w:rPr>
-        <w:t>string</w:t>
-      </w:r>
-      <w:r>
-        <w:rPr>
-          <w:rFonts w:ascii="Consolas" w:hAnsi="Consolas" w:cs="Cascadia Mono"/>
-          <w:color w:val="000000"/>
-          <w:sz w:val="18"/>
-          <w:szCs w:val="19"/>
-          <w:lang w:val="en-US"/>
-        </w:rPr>
-        <w:t xml:space="preserve"> Bank { </w:t>
-      </w:r>
-      <w:r>
-        <w:rPr>
-          <w:rFonts w:ascii="Consolas" w:hAnsi="Consolas" w:cs="Cascadia Mono"/>
-          <w:color w:val="0000FF"/>
-          <w:sz w:val="18"/>
-          <w:szCs w:val="19"/>
-          <w:lang w:val="en-US"/>
-        </w:rPr>
-        <w:t>get</w:t>
-      </w:r>
-      <w:r>
-        <w:rPr>
-          <w:rFonts w:ascii="Consolas" w:hAnsi="Consolas" w:cs="Cascadia Mono"/>
-          <w:color w:val="000000"/>
-          <w:sz w:val="18"/>
-          <w:szCs w:val="19"/>
-          <w:lang w:val="en-US"/>
-        </w:rPr>
-        <w:t xml:space="preserve">; </w:t>
-      </w:r>
-      <w:r>
-        <w:rPr>
-          <w:rFonts w:ascii="Consolas" w:hAnsi="Consolas" w:cs="Cascadia Mono"/>
-          <w:color w:val="0000FF"/>
-          <w:sz w:val="18"/>
-          <w:szCs w:val="19"/>
-          <w:lang w:val="en-US"/>
-        </w:rPr>
-        <w:t>set</w:t>
-      </w:r>
-      <w:r>
-        <w:rPr>
-          <w:rFonts w:ascii="Consolas" w:hAnsi="Consolas" w:cs="Cascadia Mono"/>
-          <w:color w:val="000000"/>
-          <w:sz w:val="18"/>
-          <w:szCs w:val="19"/>
-          <w:lang w:val="en-US"/>
-        </w:rPr>
-        <w:t>; }</w:t>
-      </w:r>
-    </w:p>
-    <w:p>
-      <w:pPr>
-        <w:pBdr>
-          <w:left w:val="single" w:sz="4" w:space="4" w:color="auto"/>
-        </w:pBdr>
-        <w:autoSpaceDE w:val="0"/>
-        <w:autoSpaceDN w:val="0"/>
-        <w:adjustRightInd w:val="0"/>
-        <w:rPr>
-          <w:rFonts w:ascii="Consolas" w:hAnsi="Consolas" w:cs="Cascadia Mono"/>
-          <w:color w:val="000000"/>
-          <w:sz w:val="18"/>
-          <w:szCs w:val="19"/>
-          <w:lang w:val="en-US"/>
-        </w:rPr>
-      </w:pPr>
-      <w:r>
-        <w:rPr>
-          <w:rFonts w:ascii="Consolas" w:hAnsi="Consolas" w:cs="Cascadia Mono"/>
-          <w:color w:val="000000"/>
-          <w:sz w:val="18"/>
-          <w:szCs w:val="19"/>
-          <w:lang w:val="en-US"/>
-        </w:rPr>
-        <w:t xml:space="preserve">    </w:t>
-      </w:r>
-      <w:r>
-        <w:rPr>
-          <w:rFonts w:ascii="Consolas" w:hAnsi="Consolas" w:cs="Cascadia Mono"/>
-          <w:color w:val="0000FF"/>
-          <w:sz w:val="18"/>
-          <w:szCs w:val="19"/>
-          <w:lang w:val="en-US"/>
-        </w:rPr>
-        <w:t>public</w:t>
-      </w:r>
-      <w:r>
-        <w:rPr>
-          <w:rFonts w:ascii="Consolas" w:hAnsi="Consolas" w:cs="Cascadia Mono"/>
-          <w:color w:val="000000"/>
-          <w:sz w:val="18"/>
-          <w:szCs w:val="19"/>
-          <w:lang w:val="en-US"/>
-        </w:rPr>
-        <w:t xml:space="preserve"> </w:t>
-      </w:r>
-      <w:r>
-        <w:rPr>
-          <w:rFonts w:ascii="Consolas" w:hAnsi="Consolas" w:cs="Cascadia Mono"/>
-          <w:color w:val="2B91AF"/>
-          <w:sz w:val="18"/>
-          <w:szCs w:val="19"/>
-          <w:lang w:val="en-US"/>
-        </w:rPr>
-        <w:t>Client</w:t>
-      </w:r>
-      <w:r>
-        <w:rPr>
-          <w:rFonts w:ascii="Consolas" w:hAnsi="Consolas" w:cs="Cascadia Mono"/>
-          <w:color w:val="000000"/>
-          <w:sz w:val="18"/>
-          <w:szCs w:val="19"/>
-          <w:lang w:val="en-US"/>
-        </w:rPr>
-        <w:t>(</w:t>
-      </w:r>
-      <w:r>
-        <w:rPr>
-          <w:rFonts w:ascii="Consolas" w:hAnsi="Consolas" w:cs="Cascadia Mono"/>
-          <w:color w:val="0000FF"/>
-          <w:sz w:val="18"/>
-          <w:szCs w:val="19"/>
-          <w:lang w:val="en-US"/>
-        </w:rPr>
-        <w:t>string</w:t>
-      </w:r>
-      <w:r>
-        <w:rPr>
-          <w:rFonts w:ascii="Consolas" w:hAnsi="Consolas" w:cs="Cascadia Mono"/>
-          <w:color w:val="000000"/>
-          <w:sz w:val="18"/>
-          <w:szCs w:val="19"/>
-          <w:lang w:val="en-US"/>
-        </w:rPr>
-        <w:t xml:space="preserve"> name, </w:t>
-      </w:r>
-      <w:r>
-        <w:rPr>
-          <w:rFonts w:ascii="Consolas" w:hAnsi="Consolas" w:cs="Cascadia Mono"/>
-          <w:color w:val="0000FF"/>
-          <w:sz w:val="18"/>
-          <w:szCs w:val="19"/>
-          <w:lang w:val="en-US"/>
-        </w:rPr>
-        <w:t>string</w:t>
-      </w:r>
-      <w:r>
-        <w:rPr>
-          <w:rFonts w:ascii="Consolas" w:hAnsi="Consolas" w:cs="Cascadia Mono"/>
-          <w:color w:val="000000"/>
-          <w:sz w:val="18"/>
-          <w:szCs w:val="19"/>
-          <w:lang w:val="en-US"/>
-        </w:rPr>
-        <w:t xml:space="preserve"> bank) : </w:t>
-      </w:r>
-      <w:r>
-        <w:rPr>
-          <w:rFonts w:ascii="Consolas" w:hAnsi="Consolas" w:cs="Cascadia Mono"/>
-          <w:color w:val="0000FF"/>
-          <w:sz w:val="18"/>
-          <w:szCs w:val="19"/>
-          <w:lang w:val="en-US"/>
-        </w:rPr>
-        <w:t>base</w:t>
-      </w:r>
-      <w:r>
-        <w:rPr>
-          <w:rFonts w:ascii="Consolas" w:hAnsi="Consolas" w:cs="Cascadia Mono"/>
-          <w:color w:val="000000"/>
-          <w:sz w:val="18"/>
-          <w:szCs w:val="19"/>
-          <w:lang w:val="en-US"/>
-        </w:rPr>
-        <w:t>(name)</w:t>
-      </w:r>
-    </w:p>
-    <w:p>
-      <w:pPr>
-        <w:pBdr>
-          <w:left w:val="single" w:sz="4" w:space="4" w:color="auto"/>
-        </w:pBdr>
-        <w:autoSpaceDE w:val="0"/>
-        <w:autoSpaceDN w:val="0"/>
-        <w:adjustRightInd w:val="0"/>
-        <w:rPr>
-          <w:rFonts w:ascii="Consolas" w:hAnsi="Consolas" w:cs="Cascadia Mono"/>
-          <w:color w:val="000000"/>
-          <w:sz w:val="18"/>
-          <w:szCs w:val="19"/>
-        </w:rPr>
-      </w:pPr>
-      <w:r>
-        <w:rPr>
-          <w:rFonts w:ascii="Consolas" w:hAnsi="Consolas" w:cs="Cascadia Mono"/>
-          <w:color w:val="000000"/>
-          <w:sz w:val="18"/>
-          <w:szCs w:val="19"/>
-          <w:lang w:val="en-US"/>
-        </w:rPr>
-        <w:t xml:space="preserve">    </w:t>
-      </w:r>
-      <w:r>
-        <w:rPr>
-          <w:rFonts w:ascii="Consolas" w:hAnsi="Consolas" w:cs="Cascadia Mono"/>
-          <w:color w:val="000000"/>
-          <w:sz w:val="18"/>
-          <w:szCs w:val="19"/>
-        </w:rPr>
-        <w:t>{</w:t>
-      </w:r>
-    </w:p>
-    <w:p>
-      <w:pPr>
-        <w:pBdr>
-          <w:left w:val="single" w:sz="4" w:space="4" w:color="auto"/>
-        </w:pBdr>
-        <w:autoSpaceDE w:val="0"/>
-        <w:autoSpaceDN w:val="0"/>
-        <w:adjustRightInd w:val="0"/>
-        <w:rPr>
-          <w:rFonts w:ascii="Consolas" w:hAnsi="Consolas" w:cs="Cascadia Mono"/>
-          <w:color w:val="000000"/>
-          <w:sz w:val="18"/>
-          <w:szCs w:val="19"/>
-        </w:rPr>
-      </w:pPr>
-      <w:r>
-        <w:rPr>
-          <w:rFonts w:ascii="Consolas" w:hAnsi="Consolas" w:cs="Cascadia Mono"/>
-          <w:color w:val="000000"/>
-          <w:sz w:val="18"/>
-          <w:szCs w:val="19"/>
-        </w:rPr>
-        <w:t xml:space="preserve">        Bank = bank;</w:t>
-      </w:r>
-    </w:p>
-    <w:p>
-      <w:pPr>
-        <w:pBdr>
-          <w:left w:val="single" w:sz="4" w:space="4" w:color="auto"/>
-        </w:pBdr>
-        <w:autoSpaceDE w:val="0"/>
-        <w:autoSpaceDN w:val="0"/>
-        <w:adjustRightInd w:val="0"/>
-        <w:rPr>
-          <w:rFonts w:ascii="Consolas" w:hAnsi="Consolas" w:cs="Cascadia Mono"/>
-          <w:color w:val="000000"/>
-          <w:sz w:val="18"/>
-          <w:szCs w:val="19"/>
-        </w:rPr>
-      </w:pPr>
-      <w:r>
-        <w:rPr>
-          <w:rFonts w:ascii="Consolas" w:hAnsi="Consolas" w:cs="Cascadia Mono"/>
-          <w:color w:val="000000"/>
-          <w:sz w:val="18"/>
-          <w:szCs w:val="19"/>
-        </w:rPr>
-        <w:t xml:space="preserve">    }</w:t>
-      </w:r>
-    </w:p>
-    <w:p>
-      <w:pPr>
-        <w:pBdr>
-          <w:left w:val="single" w:sz="4" w:space="4" w:color="auto"/>
-        </w:pBdr>
-        <w:jc w:val="both"/>
-        <w:rPr>
-          <w:rFonts w:ascii="Consolas" w:hAnsi="Consolas"/>
-          <w:bCs/>
-          <w:szCs w:val="22"/>
-        </w:rPr>
-      </w:pPr>
-      <w:r>
-        <w:rPr>
-          <w:rFonts w:ascii="Consolas" w:hAnsi="Consolas" w:cs="Cascadia Mono"/>
-          <w:color w:val="000000"/>
-          <w:sz w:val="18"/>
-          <w:szCs w:val="19"/>
-        </w:rPr>
-        <w:t>}</w:t>
-      </w:r>
-    </w:p>
-    <w:p>
-      <w:pPr>
-        <w:jc w:val="both"/>
-        <w:rPr>
-          <w:bCs/>
-          <w:sz w:val="22"/>
-          <w:szCs w:val="22"/>
-        </w:rPr>
-      </w:pPr>
-    </w:p>
-    <w:p>
-      <w:pPr>
-        <w:ind w:firstLine="284"/>
-        <w:jc w:val="both"/>
-        <w:rPr>
-          <w:bCs/>
-          <w:sz w:val="22"/>
-          <w:szCs w:val="22"/>
-        </w:rPr>
-      </w:pPr>
-      <w:r>
-        <w:rPr>
-          <w:bCs/>
-          <w:sz w:val="22"/>
-          <w:szCs w:val="22"/>
-        </w:rPr>
-        <w:t>В данном случае переменной person, которая представляет тип Person, присваивается ссылка на объект Employee. Но чтобы сохранить ссылку на объект одного класса в переменную другого класса, необходимо выполнить преобразование типов - в данном случае от типа Employee к типу Person. И так как Employee наследуется от класса Person, то автоматически выполняется неявное восходящее преобразование - преобразование к типу, которые находятся вверху иерархии классов, то есть к базовому классу.</w:t>
-      </w:r>
-    </w:p>
-    <w:p>
-      <w:pPr>
-        <w:ind w:firstLine="284"/>
-        <w:jc w:val="both"/>
-        <w:rPr>
-          <w:bCs/>
-          <w:sz w:val="22"/>
-          <w:szCs w:val="22"/>
-        </w:rPr>
-      </w:pPr>
-      <w:r>
-        <w:rPr>
-          <w:bCs/>
-          <w:sz w:val="22"/>
-          <w:szCs w:val="22"/>
-        </w:rPr>
-        <w:t>В итоге переменные employee и person будут указывать на один и тот же объект в памяти, но переменной person будет доступна только та часть, которая представляет функционал типа Person.</w:t>
-      </w:r>
-    </w:p>
-    <w:p>
-      <w:pPr>
-        <w:jc w:val="both"/>
-        <w:rPr>
-          <w:b/>
-          <w:bCs/>
-          <w:sz w:val="22"/>
-          <w:szCs w:val="22"/>
-        </w:rPr>
-      </w:pPr>
-    </w:p>
-    <w:p>
-      <w:pPr>
-        <w:jc w:val="both"/>
-        <w:rPr>
-          <w:b/>
-          <w:bCs/>
-          <w:sz w:val="22"/>
-          <w:szCs w:val="22"/>
-        </w:rPr>
-      </w:pPr>
-      <w:r>
-        <w:rPr>
-          <w:b/>
-          <w:bCs/>
-          <w:sz w:val="22"/>
-          <w:szCs w:val="22"/>
-        </w:rPr>
-        <w:t>Нисходящие преобразования. Downcasting</w:t>
-      </w:r>
-    </w:p>
-    <w:p>
-      <w:pPr>
-        <w:ind w:firstLine="284"/>
-        <w:jc w:val="both"/>
-        <w:rPr>
-          <w:bCs/>
-          <w:sz w:val="22"/>
-          <w:szCs w:val="22"/>
-        </w:rPr>
-      </w:pPr>
-      <w:r>
-        <w:rPr>
-          <w:bCs/>
-          <w:sz w:val="22"/>
-          <w:szCs w:val="22"/>
-        </w:rPr>
-        <w:t>Но кроме восходящих преобразований от производного к базовому типу есть нисходящие преобразования или downcasting - от базового типа к производному.</w:t>
-      </w:r>
-    </w:p>
-    <w:p>
-      <w:pPr>
-        <w:ind w:firstLine="284"/>
-        <w:jc w:val="both"/>
-        <w:rPr>
-          <w:bCs/>
-          <w:sz w:val="22"/>
-          <w:szCs w:val="22"/>
-        </w:rPr>
-      </w:pPr>
-      <w:r>
-        <w:rPr>
-          <w:bCs/>
-          <w:sz w:val="22"/>
-          <w:szCs w:val="22"/>
-        </w:rPr>
-        <w:t xml:space="preserve">И может возникнуть вопрос, можно ли обратиться к функционалу типа Employee через переменную типа Person. Но автоматически такие преобразования не проходят, ведь не каждый человек (объект Person) является сотрудником предприятия (объектом </w:t>
-      </w:r>
-      <w:r>
-        <w:rPr>
-          <w:bCs/>
-          <w:sz w:val="22"/>
-          <w:szCs w:val="22"/>
-        </w:rPr>
-        <w:lastRenderedPageBreak/>
-        <w:t>Employee). И для нисходящего преобразования необходимо применить явное преобразование, указав в скобках тип, к которому нужно выполнить преобразование:</w:t>
-      </w:r>
-    </w:p>
-    <w:p>
-      <w:pPr>
-        <w:ind w:firstLine="284"/>
-        <w:jc w:val="both"/>
-        <w:rPr>
-          <w:rFonts w:ascii="Consolas" w:hAnsi="Consolas"/>
-          <w:bCs/>
-          <w:szCs w:val="22"/>
-        </w:rPr>
-      </w:pPr>
-    </w:p>
-    <w:p>
-      <w:pPr>
-        <w:pBdr>
-          <w:left w:val="single" w:sz="4" w:space="4" w:color="auto"/>
-        </w:pBdr>
-        <w:autoSpaceDE w:val="0"/>
-        <w:autoSpaceDN w:val="0"/>
-        <w:adjustRightInd w:val="0"/>
-        <w:rPr>
-          <w:rFonts w:ascii="Consolas" w:hAnsi="Consolas" w:cs="Cascadia Mono"/>
-          <w:color w:val="000000"/>
-          <w:sz w:val="18"/>
-          <w:szCs w:val="19"/>
-          <w:lang w:val="en-US"/>
-        </w:rPr>
-      </w:pPr>
-      <w:r>
-        <w:rPr>
-          <w:rFonts w:ascii="Consolas" w:hAnsi="Consolas" w:cs="Cascadia Mono"/>
-          <w:color w:val="000000"/>
-          <w:sz w:val="18"/>
-          <w:szCs w:val="19"/>
-          <w:lang w:val="en-US"/>
-        </w:rPr>
-        <w:t xml:space="preserve">Employee employee1 = </w:t>
-      </w:r>
-      <w:r>
-        <w:rPr>
-          <w:rFonts w:ascii="Consolas" w:hAnsi="Consolas" w:cs="Cascadia Mono"/>
-          <w:color w:val="0000FF"/>
-          <w:sz w:val="18"/>
-          <w:szCs w:val="19"/>
-          <w:lang w:val="en-US"/>
-        </w:rPr>
-        <w:t>new</w:t>
-      </w:r>
-      <w:r>
-        <w:rPr>
-          <w:rFonts w:ascii="Consolas" w:hAnsi="Consolas" w:cs="Cascadia Mono"/>
-          <w:color w:val="000000"/>
-          <w:sz w:val="18"/>
-          <w:szCs w:val="19"/>
-          <w:lang w:val="en-US"/>
-        </w:rPr>
-        <w:t xml:space="preserve"> Employee(</w:t>
-      </w:r>
-      <w:r>
-        <w:rPr>
-          <w:rFonts w:ascii="Consolas" w:hAnsi="Consolas" w:cs="Cascadia Mono"/>
-          <w:color w:val="A31515"/>
-          <w:sz w:val="18"/>
-          <w:szCs w:val="19"/>
-          <w:lang w:val="en-US"/>
-        </w:rPr>
-        <w:t>"Tom"</w:t>
-      </w:r>
-      <w:r>
-        <w:rPr>
-          <w:rFonts w:ascii="Consolas" w:hAnsi="Consolas" w:cs="Cascadia Mono"/>
-          <w:color w:val="000000"/>
-          <w:sz w:val="18"/>
-          <w:szCs w:val="19"/>
-          <w:lang w:val="en-US"/>
-        </w:rPr>
-        <w:t xml:space="preserve">, </w:t>
-      </w:r>
-      <w:r>
-        <w:rPr>
-          <w:rFonts w:ascii="Consolas" w:hAnsi="Consolas" w:cs="Cascadia Mono"/>
-          <w:color w:val="A31515"/>
-          <w:sz w:val="18"/>
-          <w:szCs w:val="19"/>
-          <w:lang w:val="en-US"/>
-        </w:rPr>
-        <w:t>"Microsoft"</w:t>
-      </w:r>
-      <w:r>
-        <w:rPr>
-          <w:rFonts w:ascii="Consolas" w:hAnsi="Consolas" w:cs="Cascadia Mono"/>
-          <w:color w:val="000000"/>
-          <w:sz w:val="18"/>
-          <w:szCs w:val="19"/>
-          <w:lang w:val="en-US"/>
-        </w:rPr>
-        <w:t>);</w:t>
-      </w:r>
-    </w:p>
-    <w:p>
-      <w:pPr>
-        <w:pBdr>
-          <w:left w:val="single" w:sz="4" w:space="4" w:color="auto"/>
-        </w:pBdr>
-        <w:autoSpaceDE w:val="0"/>
-        <w:autoSpaceDN w:val="0"/>
-        <w:adjustRightInd w:val="0"/>
-        <w:rPr>
-          <w:rFonts w:ascii="Consolas" w:hAnsi="Consolas" w:cs="Cascadia Mono"/>
-          <w:color w:val="000000"/>
-          <w:sz w:val="18"/>
-          <w:szCs w:val="19"/>
-          <w:lang w:val="en-US"/>
-        </w:rPr>
-      </w:pPr>
-      <w:r>
-        <w:rPr>
-          <w:rFonts w:ascii="Consolas" w:hAnsi="Consolas" w:cs="Cascadia Mono"/>
-          <w:color w:val="000000"/>
-          <w:sz w:val="18"/>
-          <w:szCs w:val="19"/>
-          <w:lang w:val="en-US"/>
-        </w:rPr>
-        <w:t xml:space="preserve">Person person = employee1;   </w:t>
-      </w:r>
-      <w:r>
-        <w:rPr>
-          <w:rFonts w:ascii="Consolas" w:hAnsi="Consolas" w:cs="Cascadia Mono"/>
-          <w:color w:val="008000"/>
-          <w:sz w:val="18"/>
-          <w:szCs w:val="19"/>
-          <w:lang w:val="en-US"/>
-        </w:rPr>
-        <w:t xml:space="preserve">// </w:t>
-      </w:r>
-      <w:r>
-        <w:rPr>
-          <w:rFonts w:ascii="Consolas" w:hAnsi="Consolas" w:cs="Cascadia Mono"/>
-          <w:color w:val="008000"/>
-          <w:sz w:val="18"/>
-          <w:szCs w:val="19"/>
-        </w:rPr>
-        <w:t>преобразование</w:t>
-      </w:r>
-      <w:r>
-        <w:rPr>
-          <w:rFonts w:ascii="Consolas" w:hAnsi="Consolas" w:cs="Cascadia Mono"/>
-          <w:color w:val="008000"/>
-          <w:sz w:val="18"/>
-          <w:szCs w:val="19"/>
-          <w:lang w:val="en-US"/>
-        </w:rPr>
-        <w:t xml:space="preserve"> </w:t>
-      </w:r>
-      <w:r>
-        <w:rPr>
-          <w:rFonts w:ascii="Consolas" w:hAnsi="Consolas" w:cs="Cascadia Mono"/>
-          <w:color w:val="008000"/>
-          <w:sz w:val="18"/>
-          <w:szCs w:val="19"/>
-        </w:rPr>
-        <w:t>от</w:t>
-      </w:r>
-      <w:r>
-        <w:rPr>
-          <w:rFonts w:ascii="Consolas" w:hAnsi="Consolas" w:cs="Cascadia Mono"/>
-          <w:color w:val="008000"/>
-          <w:sz w:val="18"/>
-          <w:szCs w:val="19"/>
-          <w:lang w:val="en-US"/>
-        </w:rPr>
-        <w:t xml:space="preserve"> Employee </w:t>
-      </w:r>
-      <w:r>
-        <w:rPr>
-          <w:rFonts w:ascii="Consolas" w:hAnsi="Consolas" w:cs="Cascadia Mono"/>
-          <w:color w:val="008000"/>
-          <w:sz w:val="18"/>
-          <w:szCs w:val="19"/>
-        </w:rPr>
-        <w:t>к</w:t>
-      </w:r>
-      <w:r>
-        <w:rPr>
-          <w:rFonts w:ascii="Consolas" w:hAnsi="Consolas" w:cs="Cascadia Mono"/>
-          <w:color w:val="008000"/>
-          <w:sz w:val="18"/>
-          <w:szCs w:val="19"/>
-          <w:lang w:val="en-US"/>
-        </w:rPr>
-        <w:t xml:space="preserve"> Person</w:t>
-      </w:r>
-    </w:p>
-    <w:p>
-      <w:pPr>
-        <w:pBdr>
-          <w:left w:val="single" w:sz="4" w:space="4" w:color="auto"/>
-        </w:pBdr>
-        <w:autoSpaceDE w:val="0"/>
-        <w:autoSpaceDN w:val="0"/>
-        <w:adjustRightInd w:val="0"/>
-        <w:rPr>
-          <w:rFonts w:ascii="Consolas" w:hAnsi="Consolas" w:cs="Cascadia Mono"/>
-          <w:color w:val="000000"/>
-          <w:sz w:val="18"/>
-          <w:szCs w:val="19"/>
-          <w:lang w:val="en-US"/>
-        </w:rPr>
-      </w:pPr>
-    </w:p>
-    <w:p>
-      <w:pPr>
-        <w:pBdr>
-          <w:left w:val="single" w:sz="4" w:space="4" w:color="auto"/>
-        </w:pBdr>
-        <w:autoSpaceDE w:val="0"/>
-        <w:autoSpaceDN w:val="0"/>
-        <w:adjustRightInd w:val="0"/>
-        <w:rPr>
-          <w:rFonts w:ascii="Consolas" w:hAnsi="Consolas" w:cs="Cascadia Mono"/>
-          <w:color w:val="000000"/>
-          <w:sz w:val="18"/>
-          <w:szCs w:val="19"/>
-        </w:rPr>
-      </w:pPr>
-      <w:r>
-        <w:rPr>
-          <w:rFonts w:ascii="Consolas" w:hAnsi="Consolas" w:cs="Cascadia Mono"/>
-          <w:color w:val="008000"/>
-          <w:sz w:val="18"/>
-          <w:szCs w:val="19"/>
-        </w:rPr>
-        <w:t>//Employee employee2 = person;    // так нельзя, нужно явное преобразование</w:t>
-      </w:r>
-    </w:p>
-    <w:p>
-      <w:pPr>
-        <w:pBdr>
-          <w:left w:val="single" w:sz="4" w:space="4" w:color="auto"/>
-        </w:pBdr>
-        <w:jc w:val="both"/>
-        <w:rPr>
-          <w:rFonts w:ascii="Consolas" w:hAnsi="Consolas"/>
-          <w:bCs/>
-          <w:szCs w:val="22"/>
-          <w:lang w:val="en-US"/>
-        </w:rPr>
-      </w:pPr>
-      <w:r>
-        <w:rPr>
-          <w:rFonts w:ascii="Consolas" w:hAnsi="Consolas" w:cs="Cascadia Mono"/>
-          <w:color w:val="000000"/>
-          <w:sz w:val="18"/>
-          <w:szCs w:val="19"/>
-          <w:lang w:val="en-US"/>
-        </w:rPr>
-        <w:t xml:space="preserve">Employee employee2 = (Employee)person;  </w:t>
-      </w:r>
-      <w:r>
-        <w:rPr>
-          <w:rFonts w:ascii="Consolas" w:hAnsi="Consolas" w:cs="Cascadia Mono"/>
-          <w:color w:val="008000"/>
-          <w:sz w:val="18"/>
-          <w:szCs w:val="19"/>
-          <w:lang w:val="en-US"/>
-        </w:rPr>
-        <w:t xml:space="preserve">// </w:t>
-      </w:r>
-      <w:r>
-        <w:rPr>
-          <w:rFonts w:ascii="Consolas" w:hAnsi="Consolas" w:cs="Cascadia Mono"/>
-          <w:color w:val="008000"/>
-          <w:sz w:val="18"/>
-          <w:szCs w:val="19"/>
-        </w:rPr>
-        <w:t>преобразование</w:t>
-      </w:r>
-      <w:r>
-        <w:rPr>
-          <w:rFonts w:ascii="Consolas" w:hAnsi="Consolas" w:cs="Cascadia Mono"/>
-          <w:color w:val="008000"/>
-          <w:sz w:val="18"/>
-          <w:szCs w:val="19"/>
-          <w:lang w:val="en-US"/>
-        </w:rPr>
-        <w:t xml:space="preserve"> </w:t>
-      </w:r>
-      <w:r>
-        <w:rPr>
-          <w:rFonts w:ascii="Consolas" w:hAnsi="Consolas" w:cs="Cascadia Mono"/>
-          <w:color w:val="008000"/>
-          <w:sz w:val="18"/>
-          <w:szCs w:val="19"/>
-        </w:rPr>
-        <w:t>от</w:t>
-      </w:r>
-      <w:r>
-        <w:rPr>
-          <w:rFonts w:ascii="Consolas" w:hAnsi="Consolas" w:cs="Cascadia Mono"/>
-          <w:color w:val="008000"/>
-          <w:sz w:val="18"/>
-          <w:szCs w:val="19"/>
-          <w:lang w:val="en-US"/>
-        </w:rPr>
-        <w:t xml:space="preserve"> Person </w:t>
-      </w:r>
-      <w:r>
-        <w:rPr>
-          <w:rFonts w:ascii="Consolas" w:hAnsi="Consolas" w:cs="Cascadia Mono"/>
-          <w:color w:val="008000"/>
-          <w:sz w:val="18"/>
-          <w:szCs w:val="19"/>
-        </w:rPr>
-        <w:t>к</w:t>
-      </w:r>
-      <w:r>
-        <w:rPr>
-          <w:rFonts w:ascii="Consolas" w:hAnsi="Consolas" w:cs="Cascadia Mono"/>
-          <w:color w:val="008000"/>
-          <w:sz w:val="18"/>
-          <w:szCs w:val="19"/>
-          <w:lang w:val="en-US"/>
-        </w:rPr>
-        <w:t xml:space="preserve"> Employee</w:t>
-      </w:r>
-    </w:p>
-    <w:p>
-      <w:pPr>
-        <w:ind w:firstLine="284"/>
-        <w:jc w:val="both"/>
-        <w:rPr>
-          <w:bCs/>
-          <w:sz w:val="22"/>
-          <w:szCs w:val="22"/>
-          <w:lang w:val="en-US"/>
-        </w:rPr>
-      </w:pPr>
-    </w:p>
-    <w:p>
-      <w:pPr>
-        <w:jc w:val="both"/>
-        <w:rPr>
-          <w:b/>
-          <w:bCs/>
-          <w:sz w:val="22"/>
-          <w:szCs w:val="22"/>
-        </w:rPr>
-      </w:pPr>
-      <w:r>
-        <w:rPr>
-          <w:b/>
-          <w:bCs/>
-          <w:sz w:val="22"/>
-          <w:szCs w:val="22"/>
-        </w:rPr>
-        <w:t>Способы преобразований</w:t>
-      </w:r>
-    </w:p>
-    <w:p>
-      <w:pPr>
-        <w:ind w:firstLine="284"/>
-        <w:jc w:val="both"/>
-        <w:rPr>
-          <w:bCs/>
-          <w:sz w:val="22"/>
-          <w:szCs w:val="22"/>
-        </w:rPr>
-      </w:pPr>
-      <w:r>
-        <w:rPr>
-          <w:bCs/>
-          <w:sz w:val="22"/>
-          <w:szCs w:val="22"/>
-        </w:rPr>
-        <w:t xml:space="preserve">Во-первых, можно использовать ключевое слово </w:t>
-      </w:r>
-      <w:r>
-        <w:rPr>
-          <w:b/>
-          <w:bCs/>
-          <w:sz w:val="22"/>
-          <w:szCs w:val="22"/>
-        </w:rPr>
-        <w:t>as</w:t>
-      </w:r>
-      <w:r>
-        <w:rPr>
-          <w:bCs/>
-          <w:sz w:val="22"/>
-          <w:szCs w:val="22"/>
-        </w:rPr>
-        <w:t>. С помощью него программа пытается преобразовать выражение к определенному типу, при этом не выбрасывает исключение. В случае неудачного преобразования выражение будет содержать значение null:</w:t>
-      </w:r>
-    </w:p>
-    <w:p>
-      <w:pPr>
-        <w:ind w:firstLine="284"/>
-        <w:jc w:val="both"/>
-        <w:rPr>
-          <w:bCs/>
-          <w:sz w:val="22"/>
-          <w:szCs w:val="22"/>
-        </w:rPr>
-      </w:pPr>
-    </w:p>
-    <w:p>
-      <w:pPr>
-        <w:pBdr>
-          <w:left w:val="single" w:sz="4" w:space="4" w:color="auto"/>
-        </w:pBdr>
-        <w:autoSpaceDE w:val="0"/>
-        <w:autoSpaceDN w:val="0"/>
-        <w:adjustRightInd w:val="0"/>
-        <w:rPr>
-          <w:rFonts w:ascii="Consolas" w:hAnsi="Consolas" w:cs="Cascadia Mono"/>
-          <w:color w:val="000000"/>
-          <w:sz w:val="18"/>
-          <w:szCs w:val="19"/>
-          <w:lang w:val="en-US"/>
-        </w:rPr>
-      </w:pPr>
-      <w:r>
-        <w:rPr>
-          <w:rFonts w:ascii="Consolas" w:hAnsi="Consolas" w:cs="Cascadia Mono"/>
-          <w:color w:val="000000"/>
-          <w:sz w:val="18"/>
-          <w:szCs w:val="19"/>
-          <w:lang w:val="en-US"/>
-        </w:rPr>
-        <w:t xml:space="preserve">Person person = </w:t>
-      </w:r>
-      <w:r>
-        <w:rPr>
-          <w:rFonts w:ascii="Consolas" w:hAnsi="Consolas" w:cs="Cascadia Mono"/>
-          <w:color w:val="0000FF"/>
-          <w:sz w:val="18"/>
-          <w:szCs w:val="19"/>
-          <w:lang w:val="en-US"/>
-        </w:rPr>
-        <w:t>new</w:t>
-      </w:r>
-      <w:r>
-        <w:rPr>
-          <w:rFonts w:ascii="Consolas" w:hAnsi="Consolas" w:cs="Cascadia Mono"/>
-          <w:color w:val="000000"/>
-          <w:sz w:val="18"/>
-          <w:szCs w:val="19"/>
-          <w:lang w:val="en-US"/>
-        </w:rPr>
-        <w:t xml:space="preserve"> Person(</w:t>
-      </w:r>
-      <w:r>
-        <w:rPr>
-          <w:rFonts w:ascii="Consolas" w:hAnsi="Consolas" w:cs="Cascadia Mono"/>
-          <w:color w:val="A31515"/>
-          <w:sz w:val="18"/>
-          <w:szCs w:val="19"/>
-          <w:lang w:val="en-US"/>
-        </w:rPr>
-        <w:t>"Tom"</w:t>
-      </w:r>
-      <w:r>
-        <w:rPr>
-          <w:rFonts w:ascii="Consolas" w:hAnsi="Consolas" w:cs="Cascadia Mono"/>
-          <w:color w:val="000000"/>
-          <w:sz w:val="18"/>
-          <w:szCs w:val="19"/>
-          <w:lang w:val="en-US"/>
-        </w:rPr>
-        <w:t>);</w:t>
-      </w:r>
-    </w:p>
-    <w:p>
-      <w:pPr>
-        <w:pBdr>
-          <w:left w:val="single" w:sz="4" w:space="4" w:color="auto"/>
-        </w:pBdr>
-        <w:autoSpaceDE w:val="0"/>
-        <w:autoSpaceDN w:val="0"/>
-        <w:adjustRightInd w:val="0"/>
-        <w:rPr>
-          <w:rFonts w:ascii="Consolas" w:hAnsi="Consolas" w:cs="Cascadia Mono"/>
-          <w:color w:val="000000"/>
-          <w:sz w:val="18"/>
-          <w:szCs w:val="19"/>
-          <w:lang w:val="en-US"/>
-        </w:rPr>
-      </w:pPr>
-      <w:r>
-        <w:rPr>
-          <w:rFonts w:ascii="Consolas" w:hAnsi="Consolas" w:cs="Cascadia Mono"/>
-          <w:color w:val="000000"/>
-          <w:sz w:val="18"/>
-          <w:szCs w:val="19"/>
-          <w:lang w:val="en-US"/>
-        </w:rPr>
-        <w:t xml:space="preserve">Employee? employee = person </w:t>
-      </w:r>
-      <w:r>
-        <w:rPr>
-          <w:rFonts w:ascii="Consolas" w:hAnsi="Consolas" w:cs="Cascadia Mono"/>
-          <w:color w:val="0000FF"/>
-          <w:sz w:val="18"/>
-          <w:szCs w:val="19"/>
-          <w:lang w:val="en-US"/>
-        </w:rPr>
-        <w:t>as</w:t>
-      </w:r>
-      <w:r>
-        <w:rPr>
-          <w:rFonts w:ascii="Consolas" w:hAnsi="Consolas" w:cs="Cascadia Mono"/>
-          <w:color w:val="000000"/>
-          <w:sz w:val="18"/>
-          <w:szCs w:val="19"/>
-          <w:lang w:val="en-US"/>
-        </w:rPr>
-        <w:t xml:space="preserve"> Employee;</w:t>
-      </w:r>
-    </w:p>
-    <w:p>
-      <w:pPr>
-        <w:pBdr>
-          <w:left w:val="single" w:sz="4" w:space="4" w:color="auto"/>
-        </w:pBdr>
-        <w:autoSpaceDE w:val="0"/>
-        <w:autoSpaceDN w:val="0"/>
-        <w:adjustRightInd w:val="0"/>
-        <w:rPr>
-          <w:rFonts w:ascii="Consolas" w:hAnsi="Consolas" w:cs="Cascadia Mono"/>
-          <w:color w:val="000000"/>
-          <w:sz w:val="18"/>
-          <w:szCs w:val="19"/>
-          <w:lang w:val="en-US"/>
-        </w:rPr>
-      </w:pPr>
-      <w:r>
-        <w:rPr>
-          <w:rFonts w:ascii="Consolas" w:hAnsi="Consolas" w:cs="Cascadia Mono"/>
-          <w:color w:val="0000FF"/>
-          <w:sz w:val="18"/>
-          <w:szCs w:val="19"/>
-          <w:lang w:val="en-US"/>
-        </w:rPr>
-        <w:t>if</w:t>
-      </w:r>
-      <w:r>
-        <w:rPr>
-          <w:rFonts w:ascii="Consolas" w:hAnsi="Consolas" w:cs="Cascadia Mono"/>
-          <w:color w:val="000000"/>
-          <w:sz w:val="18"/>
-          <w:szCs w:val="19"/>
-          <w:lang w:val="en-US"/>
-        </w:rPr>
-        <w:t xml:space="preserve"> (employee == </w:t>
-      </w:r>
-      <w:r>
-        <w:rPr>
-          <w:rFonts w:ascii="Consolas" w:hAnsi="Consolas" w:cs="Cascadia Mono"/>
-          <w:color w:val="0000FF"/>
-          <w:sz w:val="18"/>
-          <w:szCs w:val="19"/>
-          <w:lang w:val="en-US"/>
-        </w:rPr>
-        <w:t>null</w:t>
-      </w:r>
-      <w:r>
-        <w:rPr>
-          <w:rFonts w:ascii="Consolas" w:hAnsi="Consolas" w:cs="Cascadia Mono"/>
-          <w:color w:val="000000"/>
-          <w:sz w:val="18"/>
-          <w:szCs w:val="19"/>
-          <w:lang w:val="en-US"/>
-        </w:rPr>
-        <w:t>)</w:t>
-      </w:r>
-    </w:p>
-    <w:p>
-      <w:pPr>
-        <w:pBdr>
-          <w:left w:val="single" w:sz="4" w:space="4" w:color="auto"/>
-        </w:pBdr>
-        <w:autoSpaceDE w:val="0"/>
-        <w:autoSpaceDN w:val="0"/>
-        <w:adjustRightInd w:val="0"/>
-        <w:rPr>
-          <w:rFonts w:ascii="Consolas" w:hAnsi="Consolas" w:cs="Cascadia Mono"/>
-          <w:color w:val="000000"/>
-          <w:sz w:val="18"/>
-          <w:szCs w:val="19"/>
-          <w:lang w:val="en-US"/>
-        </w:rPr>
-      </w:pPr>
-      <w:r>
-        <w:rPr>
-          <w:rFonts w:ascii="Consolas" w:hAnsi="Consolas" w:cs="Cascadia Mono"/>
-          <w:color w:val="000000"/>
-          <w:sz w:val="18"/>
-          <w:szCs w:val="19"/>
-          <w:lang w:val="en-US"/>
-        </w:rPr>
-        <w:t>{</w:t>
-      </w:r>
-    </w:p>
-    <w:p>
-      <w:pPr>
-        <w:pBdr>
-          <w:left w:val="single" w:sz="4" w:space="4" w:color="auto"/>
-        </w:pBdr>
-        <w:autoSpaceDE w:val="0"/>
-        <w:autoSpaceDN w:val="0"/>
-        <w:adjustRightInd w:val="0"/>
-        <w:rPr>
-          <w:rFonts w:ascii="Consolas" w:hAnsi="Consolas" w:cs="Cascadia Mono"/>
-          <w:color w:val="000000"/>
-          <w:sz w:val="18"/>
-          <w:szCs w:val="19"/>
-          <w:lang w:val="en-US"/>
-        </w:rPr>
-      </w:pPr>
-      <w:r>
-        <w:rPr>
-          <w:rFonts w:ascii="Consolas" w:hAnsi="Consolas" w:cs="Cascadia Mono"/>
-          <w:color w:val="000000"/>
-          <w:sz w:val="18"/>
-          <w:szCs w:val="19"/>
-          <w:lang w:val="en-US"/>
-        </w:rPr>
-        <w:t xml:space="preserve">    Console</w:t>
-      </w:r>
-      <w:r>
-        <w:rPr>
-          <w:rFonts w:ascii="Consolas" w:hAnsi="Consolas" w:cs="Cascadia Mono"/>
-          <w:color w:val="000000"/>
-          <w:sz w:val="18"/>
-          <w:szCs w:val="19"/>
-          <w:lang w:val="en-US"/>
-        </w:rPr>
-        <w:t>.</w:t>
-      </w:r>
-      <w:r>
-        <w:rPr>
-          <w:rFonts w:ascii="Consolas" w:hAnsi="Consolas" w:cs="Cascadia Mono"/>
-          <w:color w:val="000000"/>
-          <w:sz w:val="18"/>
-          <w:szCs w:val="19"/>
-          <w:lang w:val="en-US"/>
-        </w:rPr>
-        <w:t>WriteLine</w:t>
-      </w:r>
-      <w:r>
-        <w:rPr>
-          <w:rFonts w:ascii="Consolas" w:hAnsi="Consolas" w:cs="Cascadia Mono"/>
-          <w:color w:val="000000"/>
-          <w:sz w:val="18"/>
-          <w:szCs w:val="19"/>
-          <w:lang w:val="en-US"/>
-        </w:rPr>
-        <w:t>(</w:t>
-      </w:r>
-      <w:r>
-        <w:rPr>
-          <w:rFonts w:ascii="Consolas" w:hAnsi="Consolas" w:cs="Cascadia Mono"/>
-          <w:color w:val="A31515"/>
-          <w:sz w:val="18"/>
-          <w:szCs w:val="19"/>
-          <w:lang w:val="en-US"/>
-        </w:rPr>
-        <w:t>"</w:t>
-      </w:r>
-      <w:r>
-        <w:rPr>
-          <w:rFonts w:ascii="Consolas" w:hAnsi="Consolas" w:cs="Cascadia Mono"/>
-          <w:color w:val="A31515"/>
-          <w:sz w:val="18"/>
-          <w:szCs w:val="19"/>
-        </w:rPr>
-        <w:t>Преобразование</w:t>
-      </w:r>
-      <w:r>
-        <w:rPr>
-          <w:rFonts w:ascii="Consolas" w:hAnsi="Consolas" w:cs="Cascadia Mono"/>
-          <w:color w:val="A31515"/>
-          <w:sz w:val="18"/>
-          <w:szCs w:val="19"/>
-          <w:lang w:val="en-US"/>
-        </w:rPr>
-        <w:t xml:space="preserve"> </w:t>
-      </w:r>
-      <w:r>
-        <w:rPr>
-          <w:rFonts w:ascii="Consolas" w:hAnsi="Consolas" w:cs="Cascadia Mono"/>
-          <w:color w:val="A31515"/>
-          <w:sz w:val="18"/>
-          <w:szCs w:val="19"/>
-        </w:rPr>
-        <w:t>прошло</w:t>
-      </w:r>
-      <w:r>
-        <w:rPr>
-          <w:rFonts w:ascii="Consolas" w:hAnsi="Consolas" w:cs="Cascadia Mono"/>
-          <w:color w:val="A31515"/>
-          <w:sz w:val="18"/>
-          <w:szCs w:val="19"/>
-          <w:lang w:val="en-US"/>
-        </w:rPr>
-        <w:t xml:space="preserve"> </w:t>
-      </w:r>
-      <w:r>
-        <w:rPr>
-          <w:rFonts w:ascii="Consolas" w:hAnsi="Consolas" w:cs="Cascadia Mono"/>
-          <w:color w:val="A31515"/>
-          <w:sz w:val="18"/>
-          <w:szCs w:val="19"/>
-        </w:rPr>
-        <w:t>неудачно</w:t>
-      </w:r>
-      <w:r>
-        <w:rPr>
-          <w:rFonts w:ascii="Consolas" w:hAnsi="Consolas" w:cs="Cascadia Mono"/>
-          <w:color w:val="A31515"/>
-          <w:sz w:val="18"/>
-          <w:szCs w:val="19"/>
-          <w:lang w:val="en-US"/>
-        </w:rPr>
-        <w:t>"</w:t>
-      </w:r>
-      <w:r>
-        <w:rPr>
-          <w:rFonts w:ascii="Consolas" w:hAnsi="Consolas" w:cs="Cascadia Mono"/>
-          <w:color w:val="000000"/>
-          <w:sz w:val="18"/>
-          <w:szCs w:val="19"/>
-          <w:lang w:val="en-US"/>
-        </w:rPr>
-        <w:t>);</w:t>
-      </w:r>
-    </w:p>
-    <w:p>
-      <w:pPr>
-        <w:pBdr>
-          <w:left w:val="single" w:sz="4" w:space="4" w:color="auto"/>
-        </w:pBdr>
-        <w:autoSpaceDE w:val="0"/>
-        <w:autoSpaceDN w:val="0"/>
-        <w:adjustRightInd w:val="0"/>
-        <w:rPr>
-          <w:rFonts w:ascii="Consolas" w:hAnsi="Consolas" w:cs="Cascadia Mono"/>
-          <w:color w:val="000000"/>
-          <w:sz w:val="18"/>
-          <w:szCs w:val="19"/>
-          <w:lang w:val="en-US"/>
-        </w:rPr>
-      </w:pPr>
-      <w:r>
-        <w:rPr>
-          <w:rFonts w:ascii="Consolas" w:hAnsi="Consolas" w:cs="Cascadia Mono"/>
-          <w:color w:val="000000"/>
-          <w:sz w:val="18"/>
-          <w:szCs w:val="19"/>
-          <w:lang w:val="en-US"/>
-        </w:rPr>
-        <w:t>}</w:t>
-      </w:r>
-    </w:p>
-    <w:p>
-      <w:pPr>
-        <w:pBdr>
-          <w:left w:val="single" w:sz="4" w:space="4" w:color="auto"/>
-        </w:pBdr>
-        <w:autoSpaceDE w:val="0"/>
-        <w:autoSpaceDN w:val="0"/>
-        <w:adjustRightInd w:val="0"/>
-        <w:rPr>
-          <w:rFonts w:ascii="Consolas" w:hAnsi="Consolas" w:cs="Cascadia Mono"/>
-          <w:color w:val="000000"/>
-          <w:sz w:val="18"/>
-          <w:szCs w:val="19"/>
-          <w:lang w:val="en-US"/>
-        </w:rPr>
-      </w:pPr>
-      <w:r>
-        <w:rPr>
-          <w:rFonts w:ascii="Consolas" w:hAnsi="Consolas" w:cs="Cascadia Mono"/>
-          <w:color w:val="0000FF"/>
-          <w:sz w:val="18"/>
-          <w:szCs w:val="19"/>
-          <w:lang w:val="en-US"/>
-        </w:rPr>
-        <w:t>else</w:t>
-      </w:r>
-    </w:p>
-    <w:p>
-      <w:pPr>
-        <w:pBdr>
-          <w:left w:val="single" w:sz="4" w:space="4" w:color="auto"/>
-        </w:pBdr>
-        <w:autoSpaceDE w:val="0"/>
-        <w:autoSpaceDN w:val="0"/>
-        <w:adjustRightInd w:val="0"/>
-        <w:rPr>
-          <w:rFonts w:ascii="Consolas" w:hAnsi="Consolas" w:cs="Cascadia Mono"/>
-          <w:color w:val="000000"/>
-          <w:sz w:val="18"/>
-          <w:szCs w:val="19"/>
-          <w:lang w:val="en-US"/>
-        </w:rPr>
-      </w:pPr>
-      <w:r>
-        <w:rPr>
-          <w:rFonts w:ascii="Consolas" w:hAnsi="Consolas" w:cs="Cascadia Mono"/>
-          <w:color w:val="000000"/>
-          <w:sz w:val="18"/>
-          <w:szCs w:val="19"/>
-          <w:lang w:val="en-US"/>
-        </w:rPr>
-        <w:t>{</w:t>
-      </w:r>
-    </w:p>
-    <w:p>
-      <w:pPr>
-        <w:pBdr>
-          <w:left w:val="single" w:sz="4" w:space="4" w:color="auto"/>
-        </w:pBdr>
-        <w:autoSpaceDE w:val="0"/>
-        <w:autoSpaceDN w:val="0"/>
-        <w:adjustRightInd w:val="0"/>
-        <w:rPr>
-          <w:rFonts w:ascii="Consolas" w:hAnsi="Consolas" w:cs="Cascadia Mono"/>
-          <w:color w:val="000000"/>
-          <w:sz w:val="18"/>
-          <w:szCs w:val="19"/>
-          <w:lang w:val="en-US"/>
-        </w:rPr>
-      </w:pPr>
-      <w:r>
-        <w:rPr>
-          <w:rFonts w:ascii="Consolas" w:hAnsi="Consolas" w:cs="Cascadia Mono"/>
-          <w:color w:val="000000"/>
-          <w:sz w:val="18"/>
-          <w:szCs w:val="19"/>
-          <w:lang w:val="en-US"/>
-        </w:rPr>
-        <w:t xml:space="preserve">    Console.WriteLine(employee.Company);</w:t>
-      </w:r>
-    </w:p>
-    <w:p>
-      <w:pPr>
-        <w:pBdr>
-          <w:left w:val="single" w:sz="4" w:space="4" w:color="auto"/>
-        </w:pBdr>
-        <w:jc w:val="both"/>
-        <w:rPr>
-          <w:rFonts w:ascii="Consolas" w:hAnsi="Consolas"/>
-          <w:bCs/>
-          <w:szCs w:val="22"/>
-          <w:lang w:val="en-US"/>
-        </w:rPr>
-      </w:pPr>
-      <w:r>
-        <w:rPr>
-          <w:rFonts w:ascii="Consolas" w:hAnsi="Consolas" w:cs="Cascadia Mono"/>
-          <w:color w:val="000000"/>
-          <w:sz w:val="18"/>
-          <w:szCs w:val="19"/>
-          <w:lang w:val="en-US"/>
-        </w:rPr>
-        <w:t>}</w:t>
-      </w:r>
-    </w:p>
-    <w:p>
-      <w:pPr>
-        <w:jc w:val="both"/>
-        <w:rPr>
-          <w:bCs/>
-          <w:sz w:val="22"/>
-          <w:szCs w:val="22"/>
-          <w:lang w:val="en-US"/>
-        </w:rPr>
-      </w:pPr>
-    </w:p>
-    <w:p>
-      <w:pPr>
-        <w:ind w:firstLine="284"/>
-        <w:jc w:val="both"/>
-        <w:rPr>
-          <w:bCs/>
-          <w:sz w:val="22"/>
-          <w:szCs w:val="22"/>
-        </w:rPr>
-      </w:pPr>
-      <w:r>
-        <w:rPr>
-          <w:bCs/>
-          <w:sz w:val="22"/>
-          <w:szCs w:val="22"/>
-        </w:rPr>
-        <w:t>Стоит отметить, что переменная employee здесь определяется не просто как переменная Employee, а именно Employee? - после названия типа ставится вопросительный знак. Что указывает, что переменная может хранить как значение null, так и значение Employee.</w:t>
-      </w:r>
-    </w:p>
-    <w:p>
-      <w:pPr>
-        <w:ind w:firstLine="284"/>
-        <w:jc w:val="both"/>
-        <w:rPr>
-          <w:bCs/>
-          <w:sz w:val="22"/>
-          <w:szCs w:val="22"/>
-        </w:rPr>
-      </w:pPr>
-      <w:r>
-        <w:rPr>
-          <w:bCs/>
-          <w:sz w:val="22"/>
-          <w:szCs w:val="22"/>
-        </w:rPr>
-        <w:t>Второй способ заключается в проверке допустимости преобразования с помощью ключевого слова is:</w:t>
-      </w:r>
-    </w:p>
-    <w:p>
-      <w:pPr>
-        <w:jc w:val="both"/>
-        <w:rPr>
-          <w:bCs/>
-          <w:sz w:val="22"/>
-          <w:szCs w:val="22"/>
-        </w:rPr>
-      </w:pPr>
-    </w:p>
-    <w:p>
-      <w:pPr>
-        <w:autoSpaceDE w:val="0"/>
-        <w:autoSpaceDN w:val="0"/>
-        <w:adjustRightInd w:val="0"/>
-        <w:jc w:val="center"/>
-        <w:rPr>
-          <w:rStyle w:val="HTML1"/>
-          <w:rFonts w:ascii="Consolas" w:hAnsi="Consolas"/>
-          <w:color w:val="000000"/>
-          <w:sz w:val="18"/>
-          <w:szCs w:val="18"/>
-        </w:rPr>
-      </w:pPr>
-      <w:r>
-        <w:rPr>
-          <w:rStyle w:val="HTML1"/>
-          <w:rFonts w:ascii="Consolas" w:hAnsi="Consolas"/>
-          <w:color w:val="000000"/>
-          <w:sz w:val="18"/>
-          <w:szCs w:val="18"/>
-        </w:rPr>
-        <w:t xml:space="preserve">значение </w:t>
-      </w:r>
-      <w:r>
-        <w:rPr>
-          <w:rFonts w:ascii="Consolas" w:hAnsi="Consolas" w:cs="Cascadia Mono"/>
-          <w:color w:val="0000FF"/>
-          <w:sz w:val="18"/>
-          <w:szCs w:val="18"/>
-          <w:lang w:val="en-US"/>
-        </w:rPr>
-        <w:t>is</w:t>
-      </w:r>
-      <w:r>
-        <w:rPr>
-          <w:rFonts w:ascii="Consolas" w:hAnsi="Consolas"/>
-          <w:color w:val="000000"/>
-          <w:sz w:val="18"/>
-          <w:szCs w:val="18"/>
-          <w:shd w:val="clear" w:color="auto" w:fill="F5F5FA"/>
-        </w:rPr>
-        <w:t xml:space="preserve"> </w:t>
-      </w:r>
-      <w:r>
-        <w:rPr>
-          <w:rStyle w:val="HTML1"/>
-          <w:rFonts w:ascii="Consolas" w:hAnsi="Consolas"/>
-          <w:color w:val="000000"/>
-          <w:sz w:val="18"/>
-          <w:szCs w:val="18"/>
-        </w:rPr>
-        <w:t>тип</w:t>
-      </w:r>
-    </w:p>
-    <w:p>
-      <w:pPr>
-        <w:jc w:val="both"/>
-        <w:rPr>
-          <w:bCs/>
-          <w:sz w:val="22"/>
-          <w:szCs w:val="22"/>
-        </w:rPr>
-      </w:pPr>
-    </w:p>
-    <w:p>
-      <w:pPr>
-        <w:ind w:firstLine="284"/>
-        <w:jc w:val="both"/>
-        <w:rPr>
-          <w:bCs/>
-          <w:sz w:val="22"/>
-          <w:szCs w:val="22"/>
-        </w:rPr>
-      </w:pPr>
-      <w:r>
-        <w:rPr>
-          <w:bCs/>
-          <w:sz w:val="22"/>
-          <w:szCs w:val="22"/>
-        </w:rPr>
-        <w:lastRenderedPageBreak/>
-        <w:t>Если значение слева от оператора представляет тип, указаный справа от оператора, то оператор is возвращает</w:t>
-      </w:r>
-      <w:r>
-        <w:rPr>
-          <w:bCs/>
-          <w:sz w:val="22"/>
-          <w:szCs w:val="22"/>
-        </w:rPr>
-        <w:t xml:space="preserve"> </w:t>
-      </w:r>
-      <w:r>
-        <w:rPr>
-          <w:bCs/>
-          <w:sz w:val="22"/>
-          <w:szCs w:val="22"/>
-        </w:rPr>
-        <w:t>true, иначе возвращается</w:t>
-      </w:r>
-      <w:r>
-        <w:rPr>
-          <w:bCs/>
-          <w:sz w:val="22"/>
-          <w:szCs w:val="22"/>
-        </w:rPr>
-        <w:t xml:space="preserve"> </w:t>
-      </w:r>
-      <w:r>
-        <w:rPr>
-          <w:bCs/>
-          <w:sz w:val="22"/>
-          <w:szCs w:val="22"/>
-        </w:rPr>
-        <w:t>false.</w:t>
-      </w:r>
-    </w:p>
-    <w:p>
-      <w:pPr>
-        <w:ind w:firstLine="284"/>
-        <w:jc w:val="both"/>
-        <w:rPr>
-          <w:bCs/>
-          <w:sz w:val="22"/>
-          <w:szCs w:val="22"/>
-          <w:lang w:val="en-US"/>
-        </w:rPr>
-      </w:pPr>
-      <w:r>
-        <w:rPr>
-          <w:bCs/>
-          <w:sz w:val="22"/>
-          <w:szCs w:val="22"/>
-        </w:rPr>
-        <w:t>Причем оператор</w:t>
-      </w:r>
-      <w:r>
-        <w:rPr>
-          <w:bCs/>
-          <w:sz w:val="22"/>
-          <w:szCs w:val="22"/>
-        </w:rPr>
-        <w:t xml:space="preserve"> </w:t>
-      </w:r>
-      <w:r>
-        <w:rPr>
-          <w:b/>
-          <w:bCs/>
-          <w:sz w:val="22"/>
-          <w:szCs w:val="22"/>
-        </w:rPr>
-        <w:t>is</w:t>
-      </w:r>
-      <w:r>
-        <w:rPr>
-          <w:bCs/>
-          <w:sz w:val="22"/>
-          <w:szCs w:val="22"/>
-        </w:rPr>
-        <w:t xml:space="preserve"> </w:t>
-      </w:r>
-      <w:r>
-        <w:rPr>
-          <w:bCs/>
-          <w:sz w:val="22"/>
-          <w:szCs w:val="22"/>
-        </w:rPr>
-        <w:t>позволяет автоматически преобразовать значение к типу, если это значение представляет данный тип. Например</w:t>
-      </w:r>
-      <w:r>
-        <w:rPr>
-          <w:bCs/>
-          <w:sz w:val="22"/>
-          <w:szCs w:val="22"/>
-          <w:lang w:val="en-US"/>
-        </w:rPr>
-        <w:t>:</w:t>
-      </w:r>
-    </w:p>
-    <w:p>
-      <w:pPr>
-        <w:jc w:val="both"/>
-        <w:rPr>
-          <w:bCs/>
-          <w:sz w:val="22"/>
-          <w:szCs w:val="22"/>
-          <w:lang w:val="en-US"/>
-        </w:rPr>
-      </w:pPr>
-    </w:p>
-    <w:p>
-      <w:pPr>
-        <w:pBdr>
-          <w:left w:val="single" w:sz="4" w:space="4" w:color="auto"/>
-        </w:pBdr>
-        <w:autoSpaceDE w:val="0"/>
-        <w:autoSpaceDN w:val="0"/>
-        <w:adjustRightInd w:val="0"/>
-        <w:rPr>
-          <w:rFonts w:ascii="Consolas" w:hAnsi="Consolas" w:cs="Cascadia Mono"/>
-          <w:color w:val="000000"/>
-          <w:sz w:val="18"/>
-          <w:szCs w:val="19"/>
-          <w:lang w:val="en-US"/>
-        </w:rPr>
-      </w:pPr>
-      <w:r>
-        <w:rPr>
-          <w:rFonts w:ascii="Consolas" w:hAnsi="Consolas" w:cs="Cascadia Mono"/>
-          <w:color w:val="000000"/>
-          <w:sz w:val="18"/>
-          <w:szCs w:val="19"/>
-          <w:lang w:val="en-US"/>
-        </w:rPr>
-        <w:t xml:space="preserve">Person person = </w:t>
-      </w:r>
-      <w:r>
-        <w:rPr>
-          <w:rFonts w:ascii="Consolas" w:hAnsi="Consolas" w:cs="Cascadia Mono"/>
-          <w:color w:val="0000FF"/>
-          <w:sz w:val="18"/>
-          <w:szCs w:val="19"/>
-          <w:lang w:val="en-US"/>
-        </w:rPr>
-        <w:t>new</w:t>
-      </w:r>
-      <w:r>
-        <w:rPr>
-          <w:rFonts w:ascii="Consolas" w:hAnsi="Consolas" w:cs="Cascadia Mono"/>
-          <w:color w:val="000000"/>
-          <w:sz w:val="18"/>
-          <w:szCs w:val="19"/>
-          <w:lang w:val="en-US"/>
-        </w:rPr>
-        <w:t xml:space="preserve"> Person(</w:t>
-      </w:r>
-      <w:r>
-        <w:rPr>
-          <w:rFonts w:ascii="Consolas" w:hAnsi="Consolas" w:cs="Cascadia Mono"/>
-          <w:color w:val="A31515"/>
-          <w:sz w:val="18"/>
-          <w:szCs w:val="19"/>
-          <w:lang w:val="en-US"/>
-        </w:rPr>
-        <w:t>"Tom"</w:t>
-      </w:r>
-      <w:r>
-        <w:rPr>
-          <w:rFonts w:ascii="Consolas" w:hAnsi="Consolas" w:cs="Cascadia Mono"/>
-          <w:color w:val="000000"/>
-          <w:sz w:val="18"/>
-          <w:szCs w:val="19"/>
-          <w:lang w:val="en-US"/>
-        </w:rPr>
-        <w:t>);</w:t>
-      </w:r>
-    </w:p>
-    <w:p>
-      <w:pPr>
-        <w:pBdr>
-          <w:left w:val="single" w:sz="4" w:space="4" w:color="auto"/>
-        </w:pBdr>
-        <w:autoSpaceDE w:val="0"/>
-        <w:autoSpaceDN w:val="0"/>
-        <w:adjustRightInd w:val="0"/>
-        <w:rPr>
-          <w:rFonts w:ascii="Consolas" w:hAnsi="Consolas" w:cs="Cascadia Mono"/>
-          <w:color w:val="000000"/>
-          <w:sz w:val="18"/>
-          <w:szCs w:val="19"/>
-          <w:lang w:val="en-US"/>
-        </w:rPr>
-      </w:pPr>
-      <w:r>
-        <w:rPr>
-          <w:rFonts w:ascii="Consolas" w:hAnsi="Consolas" w:cs="Cascadia Mono"/>
-          <w:color w:val="0000FF"/>
-          <w:sz w:val="18"/>
-          <w:szCs w:val="19"/>
-          <w:lang w:val="en-US"/>
-        </w:rPr>
-        <w:t>if</w:t>
-      </w:r>
-      <w:r>
-        <w:rPr>
-          <w:rFonts w:ascii="Consolas" w:hAnsi="Consolas" w:cs="Cascadia Mono"/>
-          <w:color w:val="000000"/>
-          <w:sz w:val="18"/>
-          <w:szCs w:val="19"/>
-          <w:lang w:val="en-US"/>
-        </w:rPr>
-        <w:t xml:space="preserve"> (person </w:t>
-      </w:r>
-      <w:r>
-        <w:rPr>
-          <w:rFonts w:ascii="Consolas" w:hAnsi="Consolas" w:cs="Cascadia Mono"/>
-          <w:color w:val="0000FF"/>
-          <w:sz w:val="18"/>
-          <w:szCs w:val="19"/>
-          <w:lang w:val="en-US"/>
-        </w:rPr>
-        <w:t>is</w:t>
-      </w:r>
-      <w:r>
-        <w:rPr>
-          <w:rFonts w:ascii="Consolas" w:hAnsi="Consolas" w:cs="Cascadia Mono"/>
-          <w:color w:val="000000"/>
-          <w:sz w:val="18"/>
-          <w:szCs w:val="19"/>
-          <w:lang w:val="en-US"/>
-        </w:rPr>
-        <w:t xml:space="preserve"> Employee employee)</w:t>
-      </w:r>
-    </w:p>
-    <w:p>
-      <w:pPr>
-        <w:pBdr>
-          <w:left w:val="single" w:sz="4" w:space="4" w:color="auto"/>
-        </w:pBdr>
-        <w:autoSpaceDE w:val="0"/>
-        <w:autoSpaceDN w:val="0"/>
-        <w:adjustRightInd w:val="0"/>
-        <w:rPr>
-          <w:rFonts w:ascii="Consolas" w:hAnsi="Consolas" w:cs="Cascadia Mono"/>
-          <w:color w:val="000000"/>
-          <w:sz w:val="18"/>
-          <w:szCs w:val="19"/>
-          <w:lang w:val="en-US"/>
-        </w:rPr>
-      </w:pPr>
-      <w:r>
-        <w:rPr>
-          <w:rFonts w:ascii="Consolas" w:hAnsi="Consolas" w:cs="Cascadia Mono"/>
-          <w:color w:val="000000"/>
-          <w:sz w:val="18"/>
-          <w:szCs w:val="19"/>
-          <w:lang w:val="en-US"/>
-        </w:rPr>
-        <w:t>{</w:t>
-      </w:r>
-    </w:p>
-    <w:p>
-      <w:pPr>
-        <w:pBdr>
-          <w:left w:val="single" w:sz="4" w:space="4" w:color="auto"/>
-        </w:pBdr>
-        <w:autoSpaceDE w:val="0"/>
-        <w:autoSpaceDN w:val="0"/>
-        <w:adjustRightInd w:val="0"/>
-        <w:rPr>
-          <w:rFonts w:ascii="Consolas" w:hAnsi="Consolas" w:cs="Cascadia Mono"/>
-          <w:color w:val="000000"/>
-          <w:sz w:val="18"/>
-          <w:szCs w:val="19"/>
-          <w:lang w:val="en-US"/>
-        </w:rPr>
-      </w:pPr>
-      <w:r>
-        <w:rPr>
-          <w:rFonts w:ascii="Consolas" w:hAnsi="Consolas" w:cs="Cascadia Mono"/>
-          <w:color w:val="000000"/>
-          <w:sz w:val="18"/>
-          <w:szCs w:val="19"/>
-          <w:lang w:val="en-US"/>
-        </w:rPr>
-        <w:t xml:space="preserve">    Console.WriteLine(employee.Company);</w:t>
-      </w:r>
-    </w:p>
-    <w:p>
-      <w:pPr>
-        <w:pBdr>
-          <w:left w:val="single" w:sz="4" w:space="4" w:color="auto"/>
-        </w:pBdr>
-        <w:autoSpaceDE w:val="0"/>
-        <w:autoSpaceDN w:val="0"/>
-        <w:adjustRightInd w:val="0"/>
-        <w:rPr>
-          <w:rFonts w:ascii="Consolas" w:hAnsi="Consolas" w:cs="Cascadia Mono"/>
-          <w:color w:val="000000"/>
-          <w:sz w:val="18"/>
-          <w:szCs w:val="19"/>
-          <w:lang w:val="en-US"/>
-        </w:rPr>
-      </w:pPr>
-      <w:r>
-        <w:rPr>
-          <w:rFonts w:ascii="Consolas" w:hAnsi="Consolas" w:cs="Cascadia Mono"/>
-          <w:color w:val="000000"/>
-          <w:sz w:val="18"/>
-          <w:szCs w:val="19"/>
-          <w:lang w:val="en-US"/>
-        </w:rPr>
-        <w:t>}</w:t>
-      </w:r>
-    </w:p>
-    <w:p>
-      <w:pPr>
-        <w:pBdr>
-          <w:left w:val="single" w:sz="4" w:space="4" w:color="auto"/>
-        </w:pBdr>
-        <w:autoSpaceDE w:val="0"/>
-        <w:autoSpaceDN w:val="0"/>
-        <w:adjustRightInd w:val="0"/>
-        <w:rPr>
-          <w:rFonts w:ascii="Consolas" w:hAnsi="Consolas" w:cs="Cascadia Mono"/>
-          <w:color w:val="000000"/>
-          <w:sz w:val="18"/>
-          <w:szCs w:val="19"/>
-          <w:lang w:val="en-US"/>
-        </w:rPr>
-      </w:pPr>
-      <w:r>
-        <w:rPr>
-          <w:rFonts w:ascii="Consolas" w:hAnsi="Consolas" w:cs="Cascadia Mono"/>
-          <w:color w:val="0000FF"/>
-          <w:sz w:val="18"/>
-          <w:szCs w:val="19"/>
-          <w:lang w:val="en-US"/>
-        </w:rPr>
-        <w:t>else</w:t>
-      </w:r>
-    </w:p>
-    <w:p>
-      <w:pPr>
-        <w:pBdr>
-          <w:left w:val="single" w:sz="4" w:space="4" w:color="auto"/>
-        </w:pBdr>
-        <w:autoSpaceDE w:val="0"/>
-        <w:autoSpaceDN w:val="0"/>
-        <w:adjustRightInd w:val="0"/>
-        <w:rPr>
-          <w:rFonts w:ascii="Consolas" w:hAnsi="Consolas" w:cs="Cascadia Mono"/>
-          <w:color w:val="000000"/>
-          <w:sz w:val="18"/>
-          <w:szCs w:val="19"/>
-          <w:lang w:val="en-US"/>
-        </w:rPr>
-      </w:pPr>
-      <w:r>
-        <w:rPr>
-          <w:rFonts w:ascii="Consolas" w:hAnsi="Consolas" w:cs="Cascadia Mono"/>
-          <w:color w:val="000000"/>
-          <w:sz w:val="18"/>
-          <w:szCs w:val="19"/>
-          <w:lang w:val="en-US"/>
-        </w:rPr>
-        <w:t>{</w:t>
-      </w:r>
-    </w:p>
-    <w:p>
-      <w:pPr>
-        <w:pBdr>
-          <w:left w:val="single" w:sz="4" w:space="4" w:color="auto"/>
-        </w:pBdr>
-        <w:autoSpaceDE w:val="0"/>
-        <w:autoSpaceDN w:val="0"/>
-        <w:adjustRightInd w:val="0"/>
-        <w:rPr>
-          <w:rFonts w:ascii="Consolas" w:hAnsi="Consolas" w:cs="Cascadia Mono"/>
-          <w:color w:val="000000"/>
-          <w:sz w:val="18"/>
-          <w:szCs w:val="19"/>
-        </w:rPr>
-      </w:pPr>
-      <w:r>
-        <w:rPr>
-          <w:rFonts w:ascii="Consolas" w:hAnsi="Consolas" w:cs="Cascadia Mono"/>
-          <w:color w:val="000000"/>
-          <w:sz w:val="18"/>
-          <w:szCs w:val="19"/>
-          <w:lang w:val="en-US"/>
-        </w:rPr>
-        <w:t xml:space="preserve">    </w:t>
-      </w:r>
-      <w:r>
-        <w:rPr>
-          <w:rFonts w:ascii="Consolas" w:hAnsi="Consolas" w:cs="Cascadia Mono"/>
-          <w:color w:val="000000"/>
-          <w:sz w:val="18"/>
-          <w:szCs w:val="19"/>
-        </w:rPr>
-        <w:t>Console.WriteLine(</w:t>
-      </w:r>
-      <w:r>
-        <w:rPr>
-          <w:rFonts w:ascii="Consolas" w:hAnsi="Consolas" w:cs="Cascadia Mono"/>
-          <w:color w:val="A31515"/>
-          <w:sz w:val="18"/>
-          <w:szCs w:val="19"/>
-        </w:rPr>
-        <w:t>"Преобразование не допустимо"</w:t>
-      </w:r>
-      <w:r>
-        <w:rPr>
-          <w:rFonts w:ascii="Consolas" w:hAnsi="Consolas" w:cs="Cascadia Mono"/>
-          <w:color w:val="000000"/>
-          <w:sz w:val="18"/>
-          <w:szCs w:val="19"/>
-        </w:rPr>
-        <w:t>);</w:t>
-      </w:r>
-    </w:p>
-    <w:p>
-      <w:pPr>
-        <w:pBdr>
-          <w:left w:val="single" w:sz="4" w:space="4" w:color="auto"/>
-        </w:pBdr>
-        <w:jc w:val="both"/>
-        <w:rPr>
-          <w:rFonts w:ascii="Consolas" w:hAnsi="Consolas"/>
-          <w:bCs/>
-          <w:szCs w:val="22"/>
-        </w:rPr>
-      </w:pPr>
-      <w:r>
-        <w:rPr>
-          <w:rFonts w:ascii="Consolas" w:hAnsi="Consolas" w:cs="Cascadia Mono"/>
-          <w:color w:val="000000"/>
-          <w:sz w:val="18"/>
-          <w:szCs w:val="19"/>
-        </w:rPr>
-        <w:t>}</w:t>
-      </w:r>
-    </w:p>
-    <w:p>
-      <w:pPr>
-        <w:ind w:firstLine="284"/>
-        <w:jc w:val="both"/>
-        <w:rPr>
-          <w:bCs/>
-          <w:sz w:val="22"/>
-          <w:szCs w:val="22"/>
-        </w:rPr>
-      </w:pPr>
-    </w:p>
-    <w:p>
-      <w:pPr>
-        <w:ind w:firstLine="284"/>
-        <w:jc w:val="both"/>
-        <w:rPr>
-          <w:bCs/>
-          <w:sz w:val="22"/>
-          <w:szCs w:val="22"/>
-        </w:rPr>
-      </w:pPr>
-      <w:r>
-        <w:rPr>
-          <w:bCs/>
-          <w:sz w:val="22"/>
-          <w:szCs w:val="22"/>
-        </w:rPr>
-        <w:t>Выражение if (person is Employee employee) проверяет, является ли переменная person объектом типа Employee. И если person является объектом Employee, то автоматически преобразует значение переменной person в тип Employee и преобразованное значение сохраняет в переменную employee. Далее в блоке if мы можем использовать объект employee как значение типа Employee.</w:t>
-      </w:r>
-    </w:p>
-    <w:p>
-      <w:pPr>
-        <w:ind w:firstLine="284"/>
-        <w:jc w:val="both"/>
-        <w:rPr>
-          <w:bCs/>
-          <w:sz w:val="22"/>
-          <w:szCs w:val="22"/>
-        </w:rPr>
-      </w:pPr>
-      <w:r>
-        <w:rPr>
-          <w:bCs/>
-          <w:sz w:val="22"/>
-          <w:szCs w:val="22"/>
-        </w:rPr>
-        <w:t>Однако, если person не является объектом Employee, как в данном случае, то такая проверка вернет значение false, и преобразование не сработает.</w:t>
-      </w:r>
-    </w:p>
-    <w:p>
-      <w:pPr>
-        <w:jc w:val="both"/>
-        <w:rPr>
-          <w:bCs/>
-          <w:sz w:val="22"/>
-          <w:szCs w:val="22"/>
-        </w:rPr>
-      </w:pPr>
-    </w:p>
-    <w:p>
-      <w:pPr>
-        <w:jc w:val="both"/>
-        <w:rPr>
-          <w:bCs/>
-          <w:sz w:val="22"/>
-          <w:szCs w:val="22"/>
-        </w:rPr>
-      </w:pPr>
-      <w:r>
-        <w:rPr>
-          <w:b/>
-          <w:bCs/>
-          <w:sz w:val="22"/>
-          <w:szCs w:val="22"/>
-        </w:rPr>
-        <w:t>Пример</w:t>
-      </w:r>
-      <w:r>
-        <w:rPr>
-          <w:b/>
-          <w:bCs/>
-          <w:sz w:val="22"/>
-          <w:szCs w:val="22"/>
-        </w:rPr>
-        <w:t xml:space="preserve"> </w:t>
-      </w:r>
-      <w:r>
-        <w:rPr>
-          <w:bCs/>
-          <w:sz w:val="22"/>
-          <w:szCs w:val="22"/>
-        </w:rPr>
-        <w:t>кода</w:t>
-      </w:r>
-      <w:r>
-        <w:rPr>
-          <w:bCs/>
-          <w:sz w:val="22"/>
-          <w:szCs w:val="22"/>
-        </w:rPr>
-        <w:t xml:space="preserve"> </w:t>
-      </w:r>
-      <w:r>
-        <w:rPr>
-          <w:bCs/>
-          <w:sz w:val="22"/>
-          <w:szCs w:val="22"/>
-        </w:rPr>
-        <w:t>для</w:t>
-      </w:r>
-      <w:r>
-        <w:rPr>
-          <w:bCs/>
-          <w:sz w:val="22"/>
-          <w:szCs w:val="22"/>
-        </w:rPr>
-        <w:t xml:space="preserve"> </w:t>
-      </w:r>
-      <w:r>
-        <w:rPr>
-          <w:bCs/>
-          <w:sz w:val="22"/>
-          <w:szCs w:val="22"/>
-        </w:rPr>
-        <w:t>создания класса, работающего с файлами</w:t>
-      </w:r>
-    </w:p>
-    <w:p>
-      <w:pPr>
-        <w:jc w:val="both"/>
-        <w:rPr>
-          <w:bCs/>
-          <w:sz w:val="22"/>
-          <w:szCs w:val="22"/>
-        </w:rPr>
-      </w:pPr>
-    </w:p>
-    <w:p>
-      <w:pPr>
-        <w:pBdr>
-          <w:left w:val="single" w:sz="4" w:space="1" w:color="auto"/>
-        </w:pBdr>
-        <w:autoSpaceDE w:val="0"/>
-        <w:autoSpaceDN w:val="0"/>
-        <w:adjustRightInd w:val="0"/>
-        <w:rPr>
-          <w:rFonts w:ascii="Consolas" w:hAnsi="Consolas" w:cs="Cascadia Mono"/>
-          <w:color w:val="000000"/>
-          <w:sz w:val="18"/>
-          <w:szCs w:val="19"/>
-          <w:lang w:val="en-US"/>
-        </w:rPr>
-      </w:pPr>
-      <w:r>
-        <w:rPr>
-          <w:rFonts w:ascii="Consolas" w:hAnsi="Consolas" w:cs="Cascadia Mono"/>
-          <w:color w:val="0000FF"/>
-          <w:sz w:val="18"/>
-          <w:szCs w:val="19"/>
-          <w:lang w:val="en-US"/>
-        </w:rPr>
-        <w:t>namespace</w:t>
-      </w:r>
-      <w:r>
-        <w:rPr>
-          <w:rFonts w:ascii="Consolas" w:hAnsi="Consolas" w:cs="Cascadia Mono"/>
-          <w:color w:val="000000"/>
-          <w:sz w:val="18"/>
-          <w:szCs w:val="19"/>
-          <w:lang w:val="en-US"/>
-        </w:rPr>
-        <w:t xml:space="preserve"> Practice2Example</w:t>
-      </w:r>
-    </w:p>
-    <w:p>
-      <w:pPr>
-        <w:pBdr>
-          <w:left w:val="single" w:sz="4" w:space="1" w:color="auto"/>
-        </w:pBdr>
-        <w:autoSpaceDE w:val="0"/>
-        <w:autoSpaceDN w:val="0"/>
-        <w:adjustRightInd w:val="0"/>
-        <w:rPr>
-          <w:rFonts w:ascii="Consolas" w:hAnsi="Consolas" w:cs="Cascadia Mono"/>
-          <w:color w:val="000000"/>
-          <w:sz w:val="18"/>
-          <w:szCs w:val="19"/>
-        </w:rPr>
-      </w:pPr>
-      <w:r>
-        <w:rPr>
-          <w:rFonts w:ascii="Consolas" w:hAnsi="Consolas" w:cs="Cascadia Mono"/>
-          <w:color w:val="000000"/>
-          <w:sz w:val="18"/>
-          <w:szCs w:val="19"/>
-        </w:rPr>
-        <w:t>{</w:t>
-      </w:r>
-    </w:p>
-    <w:p>
-      <w:pPr>
-        <w:pBdr>
-          <w:left w:val="single" w:sz="4" w:space="1" w:color="auto"/>
-        </w:pBdr>
-        <w:autoSpaceDE w:val="0"/>
-        <w:autoSpaceDN w:val="0"/>
-        <w:adjustRightInd w:val="0"/>
-        <w:rPr>
-          <w:rFonts w:ascii="Consolas" w:hAnsi="Consolas" w:cs="Cascadia Mono"/>
-          <w:color w:val="000000"/>
-          <w:sz w:val="18"/>
-          <w:szCs w:val="19"/>
-        </w:rPr>
-      </w:pPr>
-    </w:p>
-    <w:p>
-      <w:pPr>
-        <w:pBdr>
-          <w:left w:val="single" w:sz="4" w:space="1" w:color="auto"/>
-        </w:pBdr>
-        <w:autoSpaceDE w:val="0"/>
-        <w:autoSpaceDN w:val="0"/>
-        <w:adjustRightInd w:val="0"/>
-        <w:rPr>
-          <w:rFonts w:ascii="Consolas" w:hAnsi="Consolas" w:cs="Cascadia Mono"/>
-          <w:color w:val="008000"/>
-          <w:sz w:val="18"/>
-          <w:szCs w:val="19"/>
-        </w:rPr>
-      </w:pPr>
-      <w:r>
-        <w:rPr>
-          <w:rFonts w:ascii="Consolas" w:hAnsi="Consolas" w:cs="Cascadia Mono"/>
-          <w:color w:val="000000"/>
-          <w:sz w:val="18"/>
-          <w:szCs w:val="19"/>
-        </w:rPr>
-        <w:t xml:space="preserve">    </w:t>
-      </w:r>
-      <w:r>
-        <w:rPr>
-          <w:rFonts w:ascii="Consolas" w:hAnsi="Consolas" w:cs="Cascadia Mono"/>
-          <w:color w:val="008000"/>
-          <w:sz w:val="18"/>
-          <w:szCs w:val="19"/>
-        </w:rPr>
-        <w:t>/* Задание:</w:t>
-      </w:r>
-    </w:p>
-    <w:p>
-      <w:pPr>
-        <w:pBdr>
-          <w:left w:val="single" w:sz="4" w:space="1" w:color="auto"/>
-        </w:pBdr>
-        <w:autoSpaceDE w:val="0"/>
-        <w:autoSpaceDN w:val="0"/>
-        <w:adjustRightInd w:val="0"/>
-        <w:rPr>
-          <w:rFonts w:ascii="Consolas" w:hAnsi="Consolas" w:cs="Cascadia Mono"/>
-          <w:color w:val="008000"/>
-          <w:sz w:val="18"/>
-          <w:szCs w:val="19"/>
-        </w:rPr>
-      </w:pPr>
-      <w:r>
-        <w:rPr>
-          <w:rFonts w:ascii="Consolas" w:hAnsi="Consolas" w:cs="Cascadia Mono"/>
-          <w:color w:val="008000"/>
-          <w:sz w:val="18"/>
-          <w:szCs w:val="19"/>
-        </w:rPr>
-        <w:t xml:space="preserve">     * Файл Input.txt содержит 2 числа A и B, необходимо посчитать НОД и записать результат в файл Output.txt</w:t>
-      </w:r>
-    </w:p>
-    <w:p>
-      <w:pPr>
-        <w:pBdr>
-          <w:left w:val="single" w:sz="4" w:space="1" w:color="auto"/>
-        </w:pBdr>
-        <w:autoSpaceDE w:val="0"/>
-        <w:autoSpaceDN w:val="0"/>
-        <w:adjustRightInd w:val="0"/>
-        <w:rPr>
-          <w:rFonts w:ascii="Consolas" w:hAnsi="Consolas" w:cs="Cascadia Mono"/>
-          <w:color w:val="000000"/>
-          <w:sz w:val="18"/>
-          <w:szCs w:val="19"/>
-        </w:rPr>
-      </w:pPr>
-      <w:r>
-        <w:rPr>
-          <w:rFonts w:ascii="Consolas" w:hAnsi="Consolas" w:cs="Cascadia Mono"/>
-          <w:color w:val="008000"/>
-          <w:sz w:val="18"/>
-          <w:szCs w:val="19"/>
-        </w:rPr>
-        <w:t xml:space="preserve">     */</w:t>
-      </w:r>
-    </w:p>
-    <w:p>
-      <w:pPr>
-        <w:pBdr>
-          <w:left w:val="single" w:sz="4" w:space="1" w:color="auto"/>
-        </w:pBdr>
-        <w:autoSpaceDE w:val="0"/>
-        <w:autoSpaceDN w:val="0"/>
-        <w:adjustRightInd w:val="0"/>
-        <w:rPr>
-          <w:rFonts w:ascii="Consolas" w:hAnsi="Consolas" w:cs="Cascadia Mono"/>
-          <w:color w:val="000000"/>
-          <w:sz w:val="18"/>
-          <w:szCs w:val="19"/>
-        </w:rPr>
-      </w:pPr>
-    </w:p>
-    <w:p>
-      <w:pPr>
-        <w:pBdr>
-          <w:left w:val="single" w:sz="4" w:space="1" w:color="auto"/>
-        </w:pBdr>
-        <w:autoSpaceDE w:val="0"/>
-        <w:autoSpaceDN w:val="0"/>
-        <w:adjustRightInd w:val="0"/>
-        <w:rPr>
-          <w:rFonts w:ascii="Consolas" w:hAnsi="Consolas" w:cs="Cascadia Mono"/>
-          <w:color w:val="000000"/>
-          <w:sz w:val="18"/>
-          <w:szCs w:val="19"/>
-        </w:rPr>
-      </w:pPr>
-      <w:r>
-        <w:rPr>
-          <w:rFonts w:ascii="Consolas" w:hAnsi="Consolas" w:cs="Cascadia Mono"/>
-          <w:color w:val="000000"/>
-          <w:sz w:val="18"/>
-          <w:szCs w:val="19"/>
-        </w:rPr>
-        <w:t xml:space="preserve">    </w:t>
-      </w:r>
-      <w:r>
-        <w:rPr>
-          <w:rFonts w:ascii="Consolas" w:hAnsi="Consolas" w:cs="Cascadia Mono"/>
-          <w:color w:val="808080"/>
-          <w:sz w:val="18"/>
-          <w:szCs w:val="19"/>
-        </w:rPr>
-        <w:t>///</w:t>
-      </w:r>
-      <w:r>
-        <w:rPr>
-          <w:rFonts w:ascii="Consolas" w:hAnsi="Consolas" w:cs="Cascadia Mono"/>
-          <w:color w:val="008000"/>
-          <w:sz w:val="18"/>
-          <w:szCs w:val="19"/>
-        </w:rPr>
-        <w:t xml:space="preserve"> </w:t>
-      </w:r>
-      <w:r>
-        <w:rPr>
-          <w:rFonts w:ascii="Consolas" w:hAnsi="Consolas" w:cs="Cascadia Mono"/>
-          <w:color w:val="808080"/>
-          <w:sz w:val="18"/>
-          <w:szCs w:val="19"/>
-        </w:rPr>
-        <w:t>&lt;summary&gt;</w:t>
-      </w:r>
-    </w:p>
-    <w:p>
-      <w:pPr>
-        <w:pBdr>
-          <w:left w:val="single" w:sz="4" w:space="1" w:color="auto"/>
-        </w:pBdr>
-        <w:autoSpaceDE w:val="0"/>
-        <w:autoSpaceDN w:val="0"/>
-        <w:adjustRightInd w:val="0"/>
-        <w:rPr>
-          <w:rFonts w:ascii="Consolas" w:hAnsi="Consolas" w:cs="Cascadia Mono"/>
-          <w:color w:val="000000"/>
-          <w:sz w:val="18"/>
-          <w:szCs w:val="19"/>
-        </w:rPr>
-      </w:pPr>
-      <w:r>
-        <w:rPr>
-          <w:rFonts w:ascii="Consolas" w:hAnsi="Consolas" w:cs="Cascadia Mono"/>
-          <w:color w:val="000000"/>
-          <w:sz w:val="18"/>
-          <w:szCs w:val="19"/>
-        </w:rPr>
-        <w:t xml:space="preserve">    </w:t>
-      </w:r>
-      <w:r>
-        <w:rPr>
-          <w:rFonts w:ascii="Consolas" w:hAnsi="Consolas" w:cs="Cascadia Mono"/>
-          <w:color w:val="808080"/>
-          <w:sz w:val="18"/>
-          <w:szCs w:val="19"/>
-        </w:rPr>
-        <w:t>///</w:t>
-      </w:r>
-      <w:r>
-        <w:rPr>
-          <w:rFonts w:ascii="Consolas" w:hAnsi="Consolas" w:cs="Cascadia Mono"/>
-          <w:color w:val="008000"/>
-          <w:sz w:val="18"/>
-          <w:szCs w:val="19"/>
-        </w:rPr>
-        <w:t xml:space="preserve"> Поиск наибольшего общего делителя</w:t>
-      </w:r>
-    </w:p>
-    <w:p>
-      <w:pPr>
-        <w:pBdr>
-          <w:left w:val="single" w:sz="4" w:space="1" w:color="auto"/>
-        </w:pBdr>
-        <w:autoSpaceDE w:val="0"/>
-        <w:autoSpaceDN w:val="0"/>
-        <w:adjustRightInd w:val="0"/>
-        <w:rPr>
-          <w:rFonts w:ascii="Consolas" w:hAnsi="Consolas" w:cs="Cascadia Mono"/>
-          <w:color w:val="000000"/>
-          <w:sz w:val="18"/>
-          <w:szCs w:val="19"/>
-        </w:rPr>
-      </w:pPr>
-      <w:r>
-        <w:rPr>
-          <w:rFonts w:ascii="Consolas" w:hAnsi="Consolas" w:cs="Cascadia Mono"/>
-          <w:color w:val="000000"/>
-          <w:sz w:val="18"/>
-          <w:szCs w:val="19"/>
-        </w:rPr>
-        <w:t xml:space="preserve">    </w:t>
-      </w:r>
-      <w:r>
-        <w:rPr>
-          <w:rFonts w:ascii="Consolas" w:hAnsi="Consolas" w:cs="Cascadia Mono"/>
-          <w:color w:val="808080"/>
-          <w:sz w:val="18"/>
-          <w:szCs w:val="19"/>
-        </w:rPr>
-        <w:t>///</w:t>
-      </w:r>
-      <w:r>
-        <w:rPr>
-          <w:rFonts w:ascii="Consolas" w:hAnsi="Consolas" w:cs="Cascadia Mono"/>
-          <w:color w:val="008000"/>
-          <w:sz w:val="18"/>
-          <w:szCs w:val="19"/>
-        </w:rPr>
-        <w:t xml:space="preserve"> </w:t>
-      </w:r>
-      <w:r>
-        <w:rPr>
-          <w:rFonts w:ascii="Consolas" w:hAnsi="Consolas" w:cs="Cascadia Mono"/>
-          <w:color w:val="808080"/>
-          <w:sz w:val="18"/>
-          <w:szCs w:val="19"/>
-        </w:rPr>
-        <w:t>&lt;/summary&gt;</w:t>
-      </w:r>
-    </w:p>
-    <w:p>
-      <w:pPr>
-        <w:pBdr>
-          <w:left w:val="single" w:sz="4" w:space="1" w:color="auto"/>
-        </w:pBdr>
-        <w:autoSpaceDE w:val="0"/>
-        <w:autoSpaceDN w:val="0"/>
-        <w:adjustRightInd w:val="0"/>
-        <w:rPr>
-          <w:rFonts w:ascii="Consolas" w:hAnsi="Consolas" w:cs="Cascadia Mono"/>
-          <w:color w:val="000000"/>
-          <w:sz w:val="18"/>
-          <w:szCs w:val="19"/>
-          <w:lang w:val="en-US"/>
-        </w:rPr>
-      </w:pPr>
-      <w:r>
-        <w:rPr>
-          <w:rFonts w:ascii="Consolas" w:hAnsi="Consolas" w:cs="Cascadia Mono"/>
-          <w:color w:val="000000"/>
-          <w:sz w:val="18"/>
-          <w:szCs w:val="19"/>
-        </w:rPr>
-        <w:t xml:space="preserve">    </w:t>
-      </w:r>
-      <w:r>
-        <w:rPr>
-          <w:rFonts w:ascii="Consolas" w:hAnsi="Consolas" w:cs="Cascadia Mono"/>
-          <w:color w:val="0000FF"/>
-          <w:sz w:val="18"/>
-          <w:szCs w:val="19"/>
-          <w:lang w:val="en-US"/>
-        </w:rPr>
-        <w:t>public</w:t>
-      </w:r>
-      <w:r>
-        <w:rPr>
-          <w:rFonts w:ascii="Consolas" w:hAnsi="Consolas" w:cs="Cascadia Mono"/>
-          <w:color w:val="000000"/>
-          <w:sz w:val="18"/>
-          <w:szCs w:val="19"/>
-          <w:lang w:val="en-US"/>
-        </w:rPr>
-        <w:t xml:space="preserve"> </w:t>
-      </w:r>
-      <w:r>
-        <w:rPr>
-          <w:rFonts w:ascii="Consolas" w:hAnsi="Consolas" w:cs="Cascadia Mono"/>
-          <w:color w:val="0000FF"/>
-          <w:sz w:val="18"/>
-          <w:szCs w:val="19"/>
-          <w:lang w:val="en-US"/>
-        </w:rPr>
-        <w:t>class</w:t>
-      </w:r>
-      <w:r>
-        <w:rPr>
-          <w:rFonts w:ascii="Consolas" w:hAnsi="Consolas" w:cs="Cascadia Mono"/>
-          <w:color w:val="000000"/>
-          <w:sz w:val="18"/>
-          <w:szCs w:val="19"/>
-          <w:lang w:val="en-US"/>
-        </w:rPr>
-        <w:t xml:space="preserve"> </w:t>
-      </w:r>
-      <w:r>
-        <w:rPr>
-          <w:rFonts w:ascii="Consolas" w:hAnsi="Consolas" w:cs="Cascadia Mono"/>
-          <w:color w:val="2B91AF"/>
-          <w:sz w:val="18"/>
-          <w:szCs w:val="19"/>
-          <w:lang w:val="en-US"/>
-        </w:rPr>
-        <w:t>GreatestCommonDivisorCalculator</w:t>
-      </w:r>
-    </w:p>
-    <w:p>
-      <w:pPr>
-        <w:pBdr>
-          <w:left w:val="single" w:sz="4" w:space="1" w:color="auto"/>
-        </w:pBdr>
-        <w:autoSpaceDE w:val="0"/>
-        <w:autoSpaceDN w:val="0"/>
-        <w:adjustRightInd w:val="0"/>
-        <w:rPr>
-          <w:rFonts w:ascii="Consolas" w:hAnsi="Consolas" w:cs="Cascadia Mono"/>
-          <w:color w:val="000000"/>
-          <w:sz w:val="18"/>
-          <w:szCs w:val="19"/>
-          <w:lang w:val="en-US"/>
-        </w:rPr>
-      </w:pPr>
-      <w:r>
-        <w:rPr>
-          <w:rFonts w:ascii="Consolas" w:hAnsi="Consolas" w:cs="Cascadia Mono"/>
-          <w:color w:val="000000"/>
-          <w:sz w:val="18"/>
-          <w:szCs w:val="19"/>
-          <w:lang w:val="en-US"/>
-        </w:rPr>
-        <w:lastRenderedPageBreak/>
-        <w:t xml:space="preserve">    {</w:t>
-      </w:r>
-    </w:p>
-    <w:p>
-      <w:pPr>
-        <w:pBdr>
-          <w:left w:val="single" w:sz="4" w:space="1" w:color="auto"/>
-        </w:pBdr>
-        <w:autoSpaceDE w:val="0"/>
-        <w:autoSpaceDN w:val="0"/>
-        <w:adjustRightInd w:val="0"/>
-        <w:rPr>
-          <w:rFonts w:ascii="Consolas" w:hAnsi="Consolas" w:cs="Cascadia Mono"/>
-          <w:color w:val="000000"/>
-          <w:sz w:val="18"/>
-          <w:szCs w:val="19"/>
-          <w:lang w:val="en-US"/>
-        </w:rPr>
-      </w:pPr>
-      <w:r>
-        <w:rPr>
-          <w:rFonts w:ascii="Consolas" w:hAnsi="Consolas" w:cs="Cascadia Mono"/>
-          <w:color w:val="000000"/>
-          <w:sz w:val="18"/>
-          <w:szCs w:val="19"/>
-          <w:lang w:val="en-US"/>
-        </w:rPr>
-        <w:t xml:space="preserve">        </w:t>
-      </w:r>
-      <w:r>
-        <w:rPr>
-          <w:rFonts w:ascii="Consolas" w:hAnsi="Consolas" w:cs="Cascadia Mono"/>
-          <w:color w:val="0000FF"/>
-          <w:sz w:val="18"/>
-          <w:szCs w:val="19"/>
-          <w:lang w:val="en-US"/>
-        </w:rPr>
-        <w:t>private</w:t>
-      </w:r>
-      <w:r>
-        <w:rPr>
-          <w:rFonts w:ascii="Consolas" w:hAnsi="Consolas" w:cs="Cascadia Mono"/>
-          <w:color w:val="000000"/>
-          <w:sz w:val="18"/>
-          <w:szCs w:val="19"/>
-          <w:lang w:val="en-US"/>
-        </w:rPr>
-        <w:t xml:space="preserve"> </w:t>
-      </w:r>
-      <w:r>
-        <w:rPr>
-          <w:rFonts w:ascii="Consolas" w:hAnsi="Consolas" w:cs="Cascadia Mono"/>
-          <w:color w:val="0000FF"/>
-          <w:sz w:val="18"/>
-          <w:szCs w:val="19"/>
-          <w:lang w:val="en-US"/>
-        </w:rPr>
-        <w:t>static</w:t>
-      </w:r>
-      <w:r>
-        <w:rPr>
-          <w:rFonts w:ascii="Consolas" w:hAnsi="Consolas" w:cs="Cascadia Mono"/>
-          <w:color w:val="000000"/>
-          <w:sz w:val="18"/>
-          <w:szCs w:val="19"/>
-          <w:lang w:val="en-US"/>
-        </w:rPr>
-        <w:t xml:space="preserve"> </w:t>
-      </w:r>
-      <w:r>
-        <w:rPr>
-          <w:rFonts w:ascii="Consolas" w:hAnsi="Consolas" w:cs="Cascadia Mono"/>
-          <w:color w:val="0000FF"/>
-          <w:sz w:val="18"/>
-          <w:szCs w:val="19"/>
-          <w:lang w:val="en-US"/>
-        </w:rPr>
-        <w:t>void</w:t>
-      </w:r>
-      <w:r>
-        <w:rPr>
-          <w:rFonts w:ascii="Consolas" w:hAnsi="Consolas" w:cs="Cascadia Mono"/>
-          <w:color w:val="000000"/>
-          <w:sz w:val="18"/>
-          <w:szCs w:val="19"/>
-          <w:lang w:val="en-US"/>
-        </w:rPr>
-        <w:t xml:space="preserve"> readInput(</w:t>
-      </w:r>
-      <w:r>
-        <w:rPr>
-          <w:rFonts w:ascii="Consolas" w:hAnsi="Consolas" w:cs="Cascadia Mono"/>
-          <w:color w:val="0000FF"/>
-          <w:sz w:val="18"/>
-          <w:szCs w:val="19"/>
-          <w:lang w:val="en-US"/>
-        </w:rPr>
-        <w:t>string</w:t>
-      </w:r>
-      <w:r>
-        <w:rPr>
-          <w:rFonts w:ascii="Consolas" w:hAnsi="Consolas" w:cs="Cascadia Mono"/>
-          <w:color w:val="000000"/>
-          <w:sz w:val="18"/>
-          <w:szCs w:val="19"/>
-          <w:lang w:val="en-US"/>
-        </w:rPr>
-        <w:t xml:space="preserve"> path, </w:t>
-      </w:r>
-      <w:r>
-        <w:rPr>
-          <w:rFonts w:ascii="Consolas" w:hAnsi="Consolas" w:cs="Cascadia Mono"/>
-          <w:color w:val="0000FF"/>
-          <w:sz w:val="18"/>
-          <w:szCs w:val="19"/>
-          <w:lang w:val="en-US"/>
-        </w:rPr>
-        <w:t>out</w:t>
-      </w:r>
-      <w:r>
-        <w:rPr>
-          <w:rFonts w:ascii="Consolas" w:hAnsi="Consolas" w:cs="Cascadia Mono"/>
-          <w:color w:val="000000"/>
-          <w:sz w:val="18"/>
-          <w:szCs w:val="19"/>
-          <w:lang w:val="en-US"/>
-        </w:rPr>
-        <w:t xml:space="preserve"> </w:t>
-      </w:r>
-      <w:r>
-        <w:rPr>
-          <w:rFonts w:ascii="Consolas" w:hAnsi="Consolas" w:cs="Cascadia Mono"/>
-          <w:color w:val="0000FF"/>
-          <w:sz w:val="18"/>
-          <w:szCs w:val="19"/>
-          <w:lang w:val="en-US"/>
-        </w:rPr>
-        <w:t>int</w:t>
-      </w:r>
-      <w:r>
-        <w:rPr>
-          <w:rFonts w:ascii="Consolas" w:hAnsi="Consolas" w:cs="Cascadia Mono"/>
-          <w:color w:val="000000"/>
-          <w:sz w:val="18"/>
-          <w:szCs w:val="19"/>
-          <w:lang w:val="en-US"/>
-        </w:rPr>
-        <w:t xml:space="preserve"> a, </w:t>
-      </w:r>
-      <w:r>
-        <w:rPr>
-          <w:rFonts w:ascii="Consolas" w:hAnsi="Consolas" w:cs="Cascadia Mono"/>
-          <w:color w:val="0000FF"/>
-          <w:sz w:val="18"/>
-          <w:szCs w:val="19"/>
-          <w:lang w:val="en-US"/>
-        </w:rPr>
-        <w:t>out</w:t>
-      </w:r>
-      <w:r>
-        <w:rPr>
-          <w:rFonts w:ascii="Consolas" w:hAnsi="Consolas" w:cs="Cascadia Mono"/>
-          <w:color w:val="000000"/>
-          <w:sz w:val="18"/>
-          <w:szCs w:val="19"/>
-          <w:lang w:val="en-US"/>
-        </w:rPr>
-        <w:t xml:space="preserve"> </w:t>
-      </w:r>
-      <w:r>
-        <w:rPr>
-          <w:rFonts w:ascii="Consolas" w:hAnsi="Consolas" w:cs="Cascadia Mono"/>
-          <w:color w:val="0000FF"/>
-          <w:sz w:val="18"/>
-          <w:szCs w:val="19"/>
-          <w:lang w:val="en-US"/>
-        </w:rPr>
-        <w:t>int</w:t>
-      </w:r>
-      <w:r>
-        <w:rPr>
-          <w:rFonts w:ascii="Consolas" w:hAnsi="Consolas" w:cs="Cascadia Mono"/>
-          <w:color w:val="000000"/>
-          <w:sz w:val="18"/>
-          <w:szCs w:val="19"/>
-          <w:lang w:val="en-US"/>
-        </w:rPr>
-        <w:t xml:space="preserve"> b)</w:t>
-      </w:r>
-    </w:p>
-    <w:p>
-      <w:pPr>
-        <w:pBdr>
-          <w:left w:val="single" w:sz="4" w:space="1" w:color="auto"/>
-        </w:pBdr>
-        <w:autoSpaceDE w:val="0"/>
-        <w:autoSpaceDN w:val="0"/>
-        <w:adjustRightInd w:val="0"/>
-        <w:rPr>
-          <w:rFonts w:ascii="Consolas" w:hAnsi="Consolas" w:cs="Cascadia Mono"/>
-          <w:color w:val="000000"/>
-          <w:sz w:val="18"/>
-          <w:szCs w:val="19"/>
-          <w:lang w:val="en-US"/>
-        </w:rPr>
-      </w:pPr>
-      <w:r>
-        <w:rPr>
-          <w:rFonts w:ascii="Consolas" w:hAnsi="Consolas" w:cs="Cascadia Mono"/>
-          <w:color w:val="000000"/>
-          <w:sz w:val="18"/>
-          <w:szCs w:val="19"/>
-          <w:lang w:val="en-US"/>
-        </w:rPr>
-        <w:t xml:space="preserve">        {</w:t>
-      </w:r>
-    </w:p>
-    <w:p>
-      <w:pPr>
-        <w:pBdr>
-          <w:left w:val="single" w:sz="4" w:space="1" w:color="auto"/>
-        </w:pBdr>
-        <w:autoSpaceDE w:val="0"/>
-        <w:autoSpaceDN w:val="0"/>
-        <w:adjustRightInd w:val="0"/>
-        <w:rPr>
-          <w:rFonts w:ascii="Consolas" w:hAnsi="Consolas" w:cs="Cascadia Mono"/>
-          <w:color w:val="000000"/>
-          <w:sz w:val="18"/>
-          <w:szCs w:val="19"/>
-          <w:lang w:val="en-US"/>
-        </w:rPr>
-      </w:pPr>
-      <w:r>
-        <w:rPr>
-          <w:rFonts w:ascii="Consolas" w:hAnsi="Consolas" w:cs="Cascadia Mono"/>
-          <w:color w:val="000000"/>
-          <w:sz w:val="18"/>
-          <w:szCs w:val="19"/>
-          <w:lang w:val="en-US"/>
-        </w:rPr>
-        <w:t xml:space="preserve">            </w:t>
-      </w:r>
-      <w:r>
-        <w:rPr>
-          <w:rFonts w:ascii="Consolas" w:hAnsi="Consolas" w:cs="Cascadia Mono"/>
-          <w:color w:val="0000FF"/>
-          <w:sz w:val="18"/>
-          <w:szCs w:val="19"/>
-          <w:lang w:val="en-US"/>
-        </w:rPr>
-        <w:t>var</w:t>
-      </w:r>
-      <w:r>
-        <w:rPr>
-          <w:rFonts w:ascii="Consolas" w:hAnsi="Consolas" w:cs="Cascadia Mono"/>
-          <w:color w:val="000000"/>
-          <w:sz w:val="18"/>
-          <w:szCs w:val="19"/>
-          <w:lang w:val="en-US"/>
-        </w:rPr>
-        <w:t xml:space="preserve"> input = File.ReadAllText(path);</w:t>
-      </w:r>
-    </w:p>
-    <w:p>
-      <w:pPr>
-        <w:pBdr>
-          <w:left w:val="single" w:sz="4" w:space="1" w:color="auto"/>
-        </w:pBdr>
-        <w:autoSpaceDE w:val="0"/>
-        <w:autoSpaceDN w:val="0"/>
-        <w:adjustRightInd w:val="0"/>
-        <w:rPr>
-          <w:rFonts w:ascii="Consolas" w:hAnsi="Consolas" w:cs="Cascadia Mono"/>
-          <w:color w:val="000000"/>
-          <w:sz w:val="18"/>
-          <w:szCs w:val="19"/>
-          <w:lang w:val="en-US"/>
-        </w:rPr>
-      </w:pPr>
-    </w:p>
-    <w:p>
-      <w:pPr>
-        <w:pBdr>
-          <w:left w:val="single" w:sz="4" w:space="1" w:color="auto"/>
-        </w:pBdr>
-        <w:autoSpaceDE w:val="0"/>
-        <w:autoSpaceDN w:val="0"/>
-        <w:adjustRightInd w:val="0"/>
-        <w:rPr>
-          <w:rFonts w:ascii="Consolas" w:hAnsi="Consolas" w:cs="Cascadia Mono"/>
-          <w:color w:val="000000"/>
-          <w:sz w:val="18"/>
-          <w:szCs w:val="19"/>
-          <w:lang w:val="en-US"/>
-        </w:rPr>
-      </w:pPr>
-      <w:r>
-        <w:rPr>
-          <w:rFonts w:ascii="Consolas" w:hAnsi="Consolas" w:cs="Cascadia Mono"/>
-          <w:color w:val="000000"/>
-          <w:sz w:val="18"/>
-          <w:szCs w:val="19"/>
-          <w:lang w:val="en-US"/>
-        </w:rPr>
-        <w:t xml:space="preserve">            </w:t>
-      </w:r>
-      <w:r>
-        <w:rPr>
-          <w:rFonts w:ascii="Consolas" w:hAnsi="Consolas" w:cs="Cascadia Mono"/>
-          <w:color w:val="0000FF"/>
-          <w:sz w:val="18"/>
-          <w:szCs w:val="19"/>
-          <w:lang w:val="en-US"/>
-        </w:rPr>
-        <w:t>var</w:t>
-      </w:r>
-      <w:r>
-        <w:rPr>
-          <w:rFonts w:ascii="Consolas" w:hAnsi="Consolas" w:cs="Cascadia Mono"/>
-          <w:color w:val="000000"/>
-          <w:sz w:val="18"/>
-          <w:szCs w:val="19"/>
-          <w:lang w:val="en-US"/>
-        </w:rPr>
-        <w:t xml:space="preserve"> arr = input.Split(</w:t>
-      </w:r>
-      <w:r>
-        <w:rPr>
-          <w:rFonts w:ascii="Consolas" w:hAnsi="Consolas" w:cs="Cascadia Mono"/>
-          <w:color w:val="A31515"/>
-          <w:sz w:val="18"/>
-          <w:szCs w:val="19"/>
-          <w:lang w:val="en-US"/>
-        </w:rPr>
-        <w:t>' '</w:t>
-      </w:r>
-      <w:r>
-        <w:rPr>
-          <w:rFonts w:ascii="Consolas" w:hAnsi="Consolas" w:cs="Cascadia Mono"/>
-          <w:color w:val="000000"/>
-          <w:sz w:val="18"/>
-          <w:szCs w:val="19"/>
-          <w:lang w:val="en-US"/>
-        </w:rPr>
-        <w:t>);</w:t>
-      </w:r>
-    </w:p>
-    <w:p>
-      <w:pPr>
-        <w:pBdr>
-          <w:left w:val="single" w:sz="4" w:space="1" w:color="auto"/>
-        </w:pBdr>
-        <w:autoSpaceDE w:val="0"/>
-        <w:autoSpaceDN w:val="0"/>
-        <w:adjustRightInd w:val="0"/>
-        <w:rPr>
-          <w:rFonts w:ascii="Consolas" w:hAnsi="Consolas" w:cs="Cascadia Mono"/>
-          <w:color w:val="000000"/>
-          <w:sz w:val="18"/>
-          <w:szCs w:val="19"/>
-          <w:lang w:val="en-US"/>
-        </w:rPr>
-      </w:pPr>
-    </w:p>
-    <w:p>
-      <w:pPr>
-        <w:pBdr>
-          <w:left w:val="single" w:sz="4" w:space="1" w:color="auto"/>
-        </w:pBdr>
-        <w:autoSpaceDE w:val="0"/>
-        <w:autoSpaceDN w:val="0"/>
-        <w:adjustRightInd w:val="0"/>
-        <w:rPr>
-          <w:rFonts w:ascii="Consolas" w:hAnsi="Consolas" w:cs="Cascadia Mono"/>
-          <w:color w:val="000000"/>
-          <w:sz w:val="18"/>
-          <w:szCs w:val="19"/>
-          <w:lang w:val="en-US"/>
-        </w:rPr>
-      </w:pPr>
-      <w:r>
-        <w:rPr>
-          <w:rFonts w:ascii="Consolas" w:hAnsi="Consolas" w:cs="Cascadia Mono"/>
-          <w:color w:val="000000"/>
-          <w:sz w:val="18"/>
-          <w:szCs w:val="19"/>
-          <w:lang w:val="en-US"/>
-        </w:rPr>
-        <w:t xml:space="preserve">            a = </w:t>
-      </w:r>
-      <w:r>
-        <w:rPr>
-          <w:rFonts w:ascii="Consolas" w:hAnsi="Consolas" w:cs="Cascadia Mono"/>
-          <w:color w:val="0000FF"/>
-          <w:sz w:val="18"/>
-          <w:szCs w:val="19"/>
-          <w:lang w:val="en-US"/>
-        </w:rPr>
-        <w:t>int</w:t>
-      </w:r>
-      <w:r>
-        <w:rPr>
-          <w:rFonts w:ascii="Consolas" w:hAnsi="Consolas" w:cs="Cascadia Mono"/>
-          <w:color w:val="000000"/>
-          <w:sz w:val="18"/>
-          <w:szCs w:val="19"/>
-          <w:lang w:val="en-US"/>
-        </w:rPr>
-        <w:t>.Parse(arr[0]);</w:t>
-      </w:r>
-    </w:p>
-    <w:p>
-      <w:pPr>
-        <w:pBdr>
-          <w:left w:val="single" w:sz="4" w:space="1" w:color="auto"/>
-        </w:pBdr>
-        <w:autoSpaceDE w:val="0"/>
-        <w:autoSpaceDN w:val="0"/>
-        <w:adjustRightInd w:val="0"/>
-        <w:rPr>
-          <w:rFonts w:ascii="Consolas" w:hAnsi="Consolas" w:cs="Cascadia Mono"/>
-          <w:color w:val="000000"/>
-          <w:sz w:val="18"/>
-          <w:szCs w:val="19"/>
-          <w:lang w:val="en-US"/>
-        </w:rPr>
-      </w:pPr>
-      <w:r>
-        <w:rPr>
-          <w:rFonts w:ascii="Consolas" w:hAnsi="Consolas" w:cs="Cascadia Mono"/>
-          <w:color w:val="000000"/>
-          <w:sz w:val="18"/>
-          <w:szCs w:val="19"/>
-          <w:lang w:val="en-US"/>
-        </w:rPr>
-        <w:t xml:space="preserve">            b = </w:t>
-      </w:r>
-      <w:r>
-        <w:rPr>
-          <w:rFonts w:ascii="Consolas" w:hAnsi="Consolas" w:cs="Cascadia Mono"/>
-          <w:color w:val="0000FF"/>
-          <w:sz w:val="18"/>
-          <w:szCs w:val="19"/>
-          <w:lang w:val="en-US"/>
-        </w:rPr>
-        <w:t>int</w:t>
-      </w:r>
-      <w:r>
-        <w:rPr>
-          <w:rFonts w:ascii="Consolas" w:hAnsi="Consolas" w:cs="Cascadia Mono"/>
-          <w:color w:val="000000"/>
-          <w:sz w:val="18"/>
-          <w:szCs w:val="19"/>
-          <w:lang w:val="en-US"/>
-        </w:rPr>
-        <w:t>.Parse(arr[1]);</w:t>
-      </w:r>
-    </w:p>
-    <w:p>
-      <w:pPr>
-        <w:pBdr>
-          <w:left w:val="single" w:sz="4" w:space="1" w:color="auto"/>
-        </w:pBdr>
-        <w:autoSpaceDE w:val="0"/>
-        <w:autoSpaceDN w:val="0"/>
-        <w:adjustRightInd w:val="0"/>
-        <w:rPr>
-          <w:rFonts w:ascii="Consolas" w:hAnsi="Consolas" w:cs="Cascadia Mono"/>
-          <w:color w:val="000000"/>
-          <w:sz w:val="18"/>
-          <w:szCs w:val="19"/>
-          <w:lang w:val="en-US"/>
-        </w:rPr>
-      </w:pPr>
-      <w:r>
-        <w:rPr>
-          <w:rFonts w:ascii="Consolas" w:hAnsi="Consolas" w:cs="Cascadia Mono"/>
-          <w:color w:val="000000"/>
-          <w:sz w:val="18"/>
-          <w:szCs w:val="19"/>
-          <w:lang w:val="en-US"/>
-        </w:rPr>
-        <w:t xml:space="preserve">        }</w:t>
-      </w:r>
-    </w:p>
-    <w:p>
-      <w:pPr>
-        <w:pBdr>
-          <w:left w:val="single" w:sz="4" w:space="1" w:color="auto"/>
-        </w:pBdr>
-        <w:autoSpaceDE w:val="0"/>
-        <w:autoSpaceDN w:val="0"/>
-        <w:adjustRightInd w:val="0"/>
-        <w:rPr>
-          <w:rFonts w:ascii="Consolas" w:hAnsi="Consolas" w:cs="Cascadia Mono"/>
-          <w:color w:val="000000"/>
-          <w:sz w:val="18"/>
-          <w:szCs w:val="19"/>
-          <w:lang w:val="en-US"/>
-        </w:rPr>
-      </w:pPr>
-    </w:p>
-    <w:p>
-      <w:pPr>
-        <w:pBdr>
-          <w:left w:val="single" w:sz="4" w:space="1" w:color="auto"/>
-        </w:pBdr>
-        <w:autoSpaceDE w:val="0"/>
-        <w:autoSpaceDN w:val="0"/>
-        <w:adjustRightInd w:val="0"/>
-        <w:rPr>
-          <w:rFonts w:ascii="Consolas" w:hAnsi="Consolas" w:cs="Cascadia Mono"/>
-          <w:color w:val="000000"/>
-          <w:sz w:val="18"/>
-          <w:szCs w:val="19"/>
-          <w:lang w:val="en-US"/>
-        </w:rPr>
-      </w:pPr>
-      <w:r>
-        <w:rPr>
-          <w:rFonts w:ascii="Consolas" w:hAnsi="Consolas" w:cs="Cascadia Mono"/>
-          <w:color w:val="000000"/>
-          <w:sz w:val="18"/>
-          <w:szCs w:val="19"/>
-          <w:lang w:val="en-US"/>
-        </w:rPr>
-        <w:t xml:space="preserve">        </w:t>
-      </w:r>
-      <w:r>
-        <w:rPr>
-          <w:rFonts w:ascii="Consolas" w:hAnsi="Consolas" w:cs="Cascadia Mono"/>
-          <w:color w:val="0000FF"/>
-          <w:sz w:val="18"/>
-          <w:szCs w:val="19"/>
-          <w:lang w:val="en-US"/>
-        </w:rPr>
-        <w:t>public</w:t>
-      </w:r>
-      <w:r>
-        <w:rPr>
-          <w:rFonts w:ascii="Consolas" w:hAnsi="Consolas" w:cs="Cascadia Mono"/>
-          <w:color w:val="000000"/>
-          <w:sz w:val="18"/>
-          <w:szCs w:val="19"/>
-          <w:lang w:val="en-US"/>
-        </w:rPr>
-        <w:t xml:space="preserve"> </w:t>
-      </w:r>
-      <w:r>
-        <w:rPr>
-          <w:rFonts w:ascii="Consolas" w:hAnsi="Consolas" w:cs="Cascadia Mono"/>
-          <w:color w:val="0000FF"/>
-          <w:sz w:val="18"/>
-          <w:szCs w:val="19"/>
-          <w:lang w:val="en-US"/>
-        </w:rPr>
-        <w:t>static</w:t>
-      </w:r>
-      <w:r>
-        <w:rPr>
-          <w:rFonts w:ascii="Consolas" w:hAnsi="Consolas" w:cs="Cascadia Mono"/>
-          <w:color w:val="000000"/>
-          <w:sz w:val="18"/>
-          <w:szCs w:val="19"/>
-          <w:lang w:val="en-US"/>
-        </w:rPr>
-        <w:t xml:space="preserve"> </w:t>
-      </w:r>
-      <w:r>
-        <w:rPr>
-          <w:rFonts w:ascii="Consolas" w:hAnsi="Consolas" w:cs="Cascadia Mono"/>
-          <w:color w:val="0000FF"/>
-          <w:sz w:val="18"/>
-          <w:szCs w:val="19"/>
-          <w:lang w:val="en-US"/>
-        </w:rPr>
-        <w:t>int</w:t>
-      </w:r>
-      <w:r>
-        <w:rPr>
-          <w:rFonts w:ascii="Consolas" w:hAnsi="Consolas" w:cs="Cascadia Mono"/>
-          <w:color w:val="000000"/>
-          <w:sz w:val="18"/>
-          <w:szCs w:val="19"/>
-          <w:lang w:val="en-US"/>
-        </w:rPr>
-        <w:t xml:space="preserve"> CalculateGCD(</w:t>
-      </w:r>
-      <w:r>
-        <w:rPr>
-          <w:rFonts w:ascii="Consolas" w:hAnsi="Consolas" w:cs="Cascadia Mono"/>
-          <w:color w:val="0000FF"/>
-          <w:sz w:val="18"/>
-          <w:szCs w:val="19"/>
-          <w:lang w:val="en-US"/>
-        </w:rPr>
-        <w:t>int</w:t>
-      </w:r>
-      <w:r>
-        <w:rPr>
-          <w:rFonts w:ascii="Consolas" w:hAnsi="Consolas" w:cs="Cascadia Mono"/>
-          <w:color w:val="000000"/>
-          <w:sz w:val="18"/>
-          <w:szCs w:val="19"/>
-          <w:lang w:val="en-US"/>
-        </w:rPr>
-        <w:t xml:space="preserve"> a, </w:t>
-      </w:r>
-      <w:r>
-        <w:rPr>
-          <w:rFonts w:ascii="Consolas" w:hAnsi="Consolas" w:cs="Cascadia Mono"/>
-          <w:color w:val="0000FF"/>
-          <w:sz w:val="18"/>
-          <w:szCs w:val="19"/>
-          <w:lang w:val="en-US"/>
-        </w:rPr>
-        <w:t>int</w:t>
-      </w:r>
-      <w:r>
-        <w:rPr>
-          <w:rFonts w:ascii="Consolas" w:hAnsi="Consolas" w:cs="Cascadia Mono"/>
-          <w:color w:val="000000"/>
-          <w:sz w:val="18"/>
-          <w:szCs w:val="19"/>
-          <w:lang w:val="en-US"/>
-        </w:rPr>
-        <w:t xml:space="preserve"> b)</w:t>
-      </w:r>
-    </w:p>
-    <w:p>
-      <w:pPr>
-        <w:pBdr>
-          <w:left w:val="single" w:sz="4" w:space="1" w:color="auto"/>
-        </w:pBdr>
-        <w:autoSpaceDE w:val="0"/>
-        <w:autoSpaceDN w:val="0"/>
-        <w:adjustRightInd w:val="0"/>
-        <w:rPr>
-          <w:rFonts w:ascii="Consolas" w:hAnsi="Consolas" w:cs="Cascadia Mono"/>
-          <w:color w:val="000000"/>
-          <w:sz w:val="18"/>
-          <w:szCs w:val="19"/>
-          <w:lang w:val="en-US"/>
-        </w:rPr>
-      </w:pPr>
-      <w:r>
-        <w:rPr>
-          <w:rFonts w:ascii="Consolas" w:hAnsi="Consolas" w:cs="Cascadia Mono"/>
-          <w:color w:val="000000"/>
-          <w:sz w:val="18"/>
-          <w:szCs w:val="19"/>
-          <w:lang w:val="en-US"/>
-        </w:rPr>
-        <w:t xml:space="preserve">        {</w:t>
-      </w:r>
-    </w:p>
-    <w:p>
-      <w:pPr>
-        <w:pBdr>
-          <w:left w:val="single" w:sz="4" w:space="1" w:color="auto"/>
-        </w:pBdr>
-        <w:autoSpaceDE w:val="0"/>
-        <w:autoSpaceDN w:val="0"/>
-        <w:adjustRightInd w:val="0"/>
-        <w:rPr>
-          <w:rFonts w:ascii="Consolas" w:hAnsi="Consolas" w:cs="Cascadia Mono"/>
-          <w:color w:val="000000"/>
-          <w:sz w:val="18"/>
-          <w:szCs w:val="19"/>
-          <w:lang w:val="en-US"/>
-        </w:rPr>
-      </w:pPr>
-      <w:r>
-        <w:rPr>
-          <w:rFonts w:ascii="Consolas" w:hAnsi="Consolas" w:cs="Cascadia Mono"/>
-          <w:color w:val="000000"/>
-          <w:sz w:val="18"/>
-          <w:szCs w:val="19"/>
-          <w:lang w:val="en-US"/>
-        </w:rPr>
-        <w:t xml:space="preserve">            </w:t>
-      </w:r>
-      <w:r>
-        <w:rPr>
-          <w:rFonts w:ascii="Consolas" w:hAnsi="Consolas" w:cs="Cascadia Mono"/>
-          <w:color w:val="0000FF"/>
-          <w:sz w:val="18"/>
-          <w:szCs w:val="19"/>
-          <w:lang w:val="en-US"/>
-        </w:rPr>
-        <w:t>while</w:t>
-      </w:r>
-      <w:r>
-        <w:rPr>
-          <w:rFonts w:ascii="Consolas" w:hAnsi="Consolas" w:cs="Cascadia Mono"/>
-          <w:color w:val="000000"/>
-          <w:sz w:val="18"/>
-          <w:szCs w:val="19"/>
-          <w:lang w:val="en-US"/>
-        </w:rPr>
-        <w:t xml:space="preserve"> (a != 0 &amp;&amp; b != 0)</w:t>
-      </w:r>
-    </w:p>
-    <w:p>
-      <w:pPr>
-        <w:pBdr>
-          <w:left w:val="single" w:sz="4" w:space="1" w:color="auto"/>
-        </w:pBdr>
-        <w:autoSpaceDE w:val="0"/>
-        <w:autoSpaceDN w:val="0"/>
-        <w:adjustRightInd w:val="0"/>
-        <w:rPr>
-          <w:rFonts w:ascii="Consolas" w:hAnsi="Consolas" w:cs="Cascadia Mono"/>
-          <w:color w:val="000000"/>
-          <w:sz w:val="18"/>
-          <w:szCs w:val="19"/>
-          <w:lang w:val="en-US"/>
-        </w:rPr>
-      </w:pPr>
-      <w:r>
-        <w:rPr>
-          <w:rFonts w:ascii="Consolas" w:hAnsi="Consolas" w:cs="Cascadia Mono"/>
-          <w:color w:val="000000"/>
-          <w:sz w:val="18"/>
-          <w:szCs w:val="19"/>
-          <w:lang w:val="en-US"/>
-        </w:rPr>
-        <w:t xml:space="preserve">            {</w:t>
-      </w:r>
-    </w:p>
-    <w:p>
-      <w:pPr>
-        <w:pBdr>
-          <w:left w:val="single" w:sz="4" w:space="1" w:color="auto"/>
-        </w:pBdr>
-        <w:autoSpaceDE w:val="0"/>
-        <w:autoSpaceDN w:val="0"/>
-        <w:adjustRightInd w:val="0"/>
-        <w:rPr>
-          <w:rFonts w:ascii="Consolas" w:hAnsi="Consolas" w:cs="Cascadia Mono"/>
-          <w:color w:val="000000"/>
-          <w:sz w:val="18"/>
-          <w:szCs w:val="19"/>
-          <w:lang w:val="en-US"/>
-        </w:rPr>
-      </w:pPr>
-      <w:r>
-        <w:rPr>
-          <w:rFonts w:ascii="Consolas" w:hAnsi="Consolas" w:cs="Cascadia Mono"/>
-          <w:color w:val="000000"/>
-          <w:sz w:val="18"/>
-          <w:szCs w:val="19"/>
-          <w:lang w:val="en-US"/>
-        </w:rPr>
-        <w:t xml:space="preserve">                </w:t>
-      </w:r>
-      <w:r>
-        <w:rPr>
-          <w:rFonts w:ascii="Consolas" w:hAnsi="Consolas" w:cs="Cascadia Mono"/>
-          <w:color w:val="0000FF"/>
-          <w:sz w:val="18"/>
-          <w:szCs w:val="19"/>
-          <w:lang w:val="en-US"/>
-        </w:rPr>
-        <w:t>if</w:t>
-      </w:r>
-      <w:r>
-        <w:rPr>
-          <w:rFonts w:ascii="Consolas" w:hAnsi="Consolas" w:cs="Cascadia Mono"/>
-          <w:color w:val="000000"/>
-          <w:sz w:val="18"/>
-          <w:szCs w:val="19"/>
-          <w:lang w:val="en-US"/>
-        </w:rPr>
-        <w:t xml:space="preserve"> (a &gt; b)</w:t>
-      </w:r>
-    </w:p>
-    <w:p>
-      <w:pPr>
-        <w:pBdr>
-          <w:left w:val="single" w:sz="4" w:space="1" w:color="auto"/>
-        </w:pBdr>
-        <w:autoSpaceDE w:val="0"/>
-        <w:autoSpaceDN w:val="0"/>
-        <w:adjustRightInd w:val="0"/>
-        <w:rPr>
-          <w:rFonts w:ascii="Consolas" w:hAnsi="Consolas" w:cs="Cascadia Mono"/>
-          <w:color w:val="000000"/>
-          <w:sz w:val="18"/>
-          <w:szCs w:val="19"/>
-          <w:lang w:val="en-US"/>
-        </w:rPr>
-      </w:pPr>
-      <w:r>
-        <w:rPr>
-          <w:rFonts w:ascii="Consolas" w:hAnsi="Consolas" w:cs="Cascadia Mono"/>
-          <w:color w:val="000000"/>
-          <w:sz w:val="18"/>
-          <w:szCs w:val="19"/>
-          <w:lang w:val="en-US"/>
-        </w:rPr>
-        <w:t xml:space="preserve">                    a %= b;</w:t>
-      </w:r>
-    </w:p>
-    <w:p>
-      <w:pPr>
-        <w:pBdr>
-          <w:left w:val="single" w:sz="4" w:space="1" w:color="auto"/>
-        </w:pBdr>
-        <w:autoSpaceDE w:val="0"/>
-        <w:autoSpaceDN w:val="0"/>
-        <w:adjustRightInd w:val="0"/>
-        <w:rPr>
-          <w:rFonts w:ascii="Consolas" w:hAnsi="Consolas" w:cs="Cascadia Mono"/>
-          <w:color w:val="000000"/>
-          <w:sz w:val="18"/>
-          <w:szCs w:val="19"/>
-          <w:lang w:val="en-US"/>
-        </w:rPr>
-      </w:pPr>
-      <w:r>
-        <w:rPr>
-          <w:rFonts w:ascii="Consolas" w:hAnsi="Consolas" w:cs="Cascadia Mono"/>
-          <w:color w:val="000000"/>
-          <w:sz w:val="18"/>
-          <w:szCs w:val="19"/>
-          <w:lang w:val="en-US"/>
-        </w:rPr>
-        <w:t xml:space="preserve">                </w:t>
-      </w:r>
-      <w:r>
-        <w:rPr>
-          <w:rFonts w:ascii="Consolas" w:hAnsi="Consolas" w:cs="Cascadia Mono"/>
-          <w:color w:val="0000FF"/>
-          <w:sz w:val="18"/>
-          <w:szCs w:val="19"/>
-          <w:lang w:val="en-US"/>
-        </w:rPr>
-        <w:t>else</w:t>
-      </w:r>
-    </w:p>
-    <w:p>
-      <w:pPr>
-        <w:pBdr>
-          <w:left w:val="single" w:sz="4" w:space="1" w:color="auto"/>
-        </w:pBdr>
-        <w:autoSpaceDE w:val="0"/>
-        <w:autoSpaceDN w:val="0"/>
-        <w:adjustRightInd w:val="0"/>
-        <w:rPr>
-          <w:rFonts w:ascii="Consolas" w:hAnsi="Consolas" w:cs="Cascadia Mono"/>
-          <w:color w:val="000000"/>
-          <w:sz w:val="18"/>
-          <w:szCs w:val="19"/>
-          <w:lang w:val="en-US"/>
-        </w:rPr>
-      </w:pPr>
-      <w:r>
-        <w:rPr>
-          <w:rFonts w:ascii="Consolas" w:hAnsi="Consolas" w:cs="Cascadia Mono"/>
-          <w:color w:val="000000"/>
-          <w:sz w:val="18"/>
-          <w:szCs w:val="19"/>
-          <w:lang w:val="en-US"/>
-        </w:rPr>
-        <w:t xml:space="preserve">                    b %= a;</w:t>
-      </w:r>
-    </w:p>
-    <w:p>
-      <w:pPr>
-        <w:pBdr>
-          <w:left w:val="single" w:sz="4" w:space="1" w:color="auto"/>
-        </w:pBdr>
-        <w:autoSpaceDE w:val="0"/>
-        <w:autoSpaceDN w:val="0"/>
-        <w:adjustRightInd w:val="0"/>
-        <w:rPr>
-          <w:rFonts w:ascii="Consolas" w:hAnsi="Consolas" w:cs="Cascadia Mono"/>
-          <w:color w:val="000000"/>
-          <w:sz w:val="18"/>
-          <w:szCs w:val="19"/>
-          <w:lang w:val="en-US"/>
-        </w:rPr>
-      </w:pPr>
-      <w:r>
-        <w:rPr>
-          <w:rFonts w:ascii="Consolas" w:hAnsi="Consolas" w:cs="Cascadia Mono"/>
-          <w:color w:val="000000"/>
-          <w:sz w:val="18"/>
-          <w:szCs w:val="19"/>
-          <w:lang w:val="en-US"/>
-        </w:rPr>
-        <w:t xml:space="preserve">            }</w:t>
-      </w:r>
-    </w:p>
-    <w:p>
-      <w:pPr>
-        <w:pBdr>
-          <w:left w:val="single" w:sz="4" w:space="1" w:color="auto"/>
-        </w:pBdr>
-        <w:autoSpaceDE w:val="0"/>
-        <w:autoSpaceDN w:val="0"/>
-        <w:adjustRightInd w:val="0"/>
-        <w:rPr>
-          <w:rFonts w:ascii="Consolas" w:hAnsi="Consolas" w:cs="Cascadia Mono"/>
-          <w:color w:val="000000"/>
-          <w:sz w:val="18"/>
-          <w:szCs w:val="19"/>
-          <w:lang w:val="en-US"/>
-        </w:rPr>
-      </w:pPr>
-    </w:p>
-    <w:p>
-      <w:pPr>
-        <w:pBdr>
-          <w:left w:val="single" w:sz="4" w:space="1" w:color="auto"/>
-        </w:pBdr>
-        <w:autoSpaceDE w:val="0"/>
-        <w:autoSpaceDN w:val="0"/>
-        <w:adjustRightInd w:val="0"/>
-        <w:rPr>
-          <w:rFonts w:ascii="Consolas" w:hAnsi="Consolas" w:cs="Cascadia Mono"/>
-          <w:color w:val="000000"/>
-          <w:sz w:val="18"/>
-          <w:szCs w:val="19"/>
-          <w:lang w:val="en-US"/>
-        </w:rPr>
-      </w:pPr>
-      <w:r>
-        <w:rPr>
-          <w:rFonts w:ascii="Consolas" w:hAnsi="Consolas" w:cs="Cascadia Mono"/>
-          <w:color w:val="000000"/>
-          <w:sz w:val="18"/>
-          <w:szCs w:val="19"/>
-          <w:lang w:val="en-US"/>
-        </w:rPr>
-        <w:t xml:space="preserve">            </w:t>
-      </w:r>
-      <w:r>
-        <w:rPr>
-          <w:rFonts w:ascii="Consolas" w:hAnsi="Consolas" w:cs="Cascadia Mono"/>
-          <w:color w:val="0000FF"/>
-          <w:sz w:val="18"/>
-          <w:szCs w:val="19"/>
-          <w:lang w:val="en-US"/>
-        </w:rPr>
-        <w:t>return</w:t>
-      </w:r>
-      <w:r>
-        <w:rPr>
-          <w:rFonts w:ascii="Consolas" w:hAnsi="Consolas" w:cs="Cascadia Mono"/>
-          <w:color w:val="000000"/>
-          <w:sz w:val="18"/>
-          <w:szCs w:val="19"/>
-          <w:lang w:val="en-US"/>
-        </w:rPr>
-        <w:t xml:space="preserve"> a + b;</w:t>
-      </w:r>
-    </w:p>
-    <w:p>
-      <w:pPr>
-        <w:pBdr>
-          <w:left w:val="single" w:sz="4" w:space="1" w:color="auto"/>
-        </w:pBdr>
-        <w:autoSpaceDE w:val="0"/>
-        <w:autoSpaceDN w:val="0"/>
-        <w:adjustRightInd w:val="0"/>
-        <w:rPr>
-          <w:rFonts w:ascii="Consolas" w:hAnsi="Consolas" w:cs="Cascadia Mono"/>
-          <w:color w:val="000000"/>
-          <w:sz w:val="18"/>
-          <w:szCs w:val="19"/>
-          <w:lang w:val="en-US"/>
-        </w:rPr>
-      </w:pPr>
-      <w:r>
-        <w:rPr>
-          <w:rFonts w:ascii="Consolas" w:hAnsi="Consolas" w:cs="Cascadia Mono"/>
-          <w:color w:val="000000"/>
-          <w:sz w:val="18"/>
-          <w:szCs w:val="19"/>
-          <w:lang w:val="en-US"/>
-        </w:rPr>
-        <w:t xml:space="preserve">        </w:t>
-      </w:r>
-      <w:r>
-        <w:rPr>
-          <w:rFonts w:ascii="Consolas" w:hAnsi="Consolas" w:cs="Cascadia Mono"/>
-          <w:color w:val="000000"/>
-          <w:sz w:val="18"/>
-          <w:szCs w:val="19"/>
-          <w:lang w:val="en-US"/>
-        </w:rPr>
-        <w:t>}</w:t>
-      </w:r>
-    </w:p>
-    <w:p>
-      <w:pPr>
-        <w:pBdr>
-          <w:left w:val="single" w:sz="4" w:space="1" w:color="auto"/>
-        </w:pBdr>
-        <w:autoSpaceDE w:val="0"/>
-        <w:autoSpaceDN w:val="0"/>
-        <w:adjustRightInd w:val="0"/>
-        <w:rPr>
-          <w:rFonts w:ascii="Consolas" w:hAnsi="Consolas" w:cs="Cascadia Mono"/>
-          <w:color w:val="000000"/>
-          <w:sz w:val="18"/>
-          <w:szCs w:val="19"/>
-          <w:lang w:val="en-US"/>
-        </w:rPr>
-      </w:pPr>
-    </w:p>
-    <w:p>
-      <w:pPr>
-        <w:pBdr>
-          <w:left w:val="single" w:sz="4" w:space="1" w:color="auto"/>
-        </w:pBdr>
-        <w:autoSpaceDE w:val="0"/>
-        <w:autoSpaceDN w:val="0"/>
-        <w:adjustRightInd w:val="0"/>
-        <w:rPr>
-          <w:rFonts w:ascii="Consolas" w:hAnsi="Consolas" w:cs="Cascadia Mono"/>
-          <w:color w:val="000000"/>
-          <w:sz w:val="18"/>
-          <w:szCs w:val="19"/>
-          <w:lang w:val="en-US"/>
-        </w:rPr>
-      </w:pPr>
-      <w:r>
-        <w:rPr>
-          <w:rFonts w:ascii="Consolas" w:hAnsi="Consolas" w:cs="Cascadia Mono"/>
-          <w:color w:val="000000"/>
-          <w:sz w:val="18"/>
-          <w:szCs w:val="19"/>
-          <w:lang w:val="en-US"/>
-        </w:rPr>
-        <w:t xml:space="preserve">        </w:t>
-      </w:r>
-      <w:r>
-        <w:rPr>
-          <w:rFonts w:ascii="Consolas" w:hAnsi="Consolas" w:cs="Cascadia Mono"/>
-          <w:color w:val="0000FF"/>
-          <w:sz w:val="18"/>
-          <w:szCs w:val="19"/>
-          <w:lang w:val="en-US"/>
-        </w:rPr>
-        <w:t>private</w:t>
-      </w:r>
-      <w:r>
-        <w:rPr>
-          <w:rFonts w:ascii="Consolas" w:hAnsi="Consolas" w:cs="Cascadia Mono"/>
-          <w:color w:val="000000"/>
-          <w:sz w:val="18"/>
-          <w:szCs w:val="19"/>
-          <w:lang w:val="en-US"/>
-        </w:rPr>
-        <w:t xml:space="preserve"> </w:t>
-      </w:r>
-      <w:r>
-        <w:rPr>
-          <w:rFonts w:ascii="Consolas" w:hAnsi="Consolas" w:cs="Cascadia Mono"/>
-          <w:color w:val="0000FF"/>
-          <w:sz w:val="18"/>
-          <w:szCs w:val="19"/>
-          <w:lang w:val="en-US"/>
-        </w:rPr>
-        <w:t>static</w:t>
-      </w:r>
-      <w:r>
-        <w:rPr>
-          <w:rFonts w:ascii="Consolas" w:hAnsi="Consolas" w:cs="Cascadia Mono"/>
-          <w:color w:val="000000"/>
-          <w:sz w:val="18"/>
-          <w:szCs w:val="19"/>
-          <w:lang w:val="en-US"/>
-        </w:rPr>
-        <w:t xml:space="preserve"> </w:t>
-      </w:r>
-      <w:r>
-        <w:rPr>
-          <w:rFonts w:ascii="Consolas" w:hAnsi="Consolas" w:cs="Cascadia Mono"/>
-          <w:color w:val="0000FF"/>
-          <w:sz w:val="18"/>
-          <w:szCs w:val="19"/>
-          <w:lang w:val="en-US"/>
-        </w:rPr>
-        <w:t>void</w:t>
-      </w:r>
-      <w:r>
-        <w:rPr>
-          <w:rFonts w:ascii="Consolas" w:hAnsi="Consolas" w:cs="Cascadia Mono"/>
-          <w:color w:val="000000"/>
-          <w:sz w:val="18"/>
-          <w:szCs w:val="19"/>
-          <w:lang w:val="en-US"/>
-        </w:rPr>
-        <w:t xml:space="preserve"> writeOutput(</w:t>
-      </w:r>
-      <w:r>
-        <w:rPr>
-          <w:rFonts w:ascii="Consolas" w:hAnsi="Consolas" w:cs="Cascadia Mono"/>
-          <w:color w:val="0000FF"/>
-          <w:sz w:val="18"/>
-          <w:szCs w:val="19"/>
-          <w:lang w:val="en-US"/>
-        </w:rPr>
-        <w:t>int</w:t>
-      </w:r>
-      <w:r>
-        <w:rPr>
-          <w:rFonts w:ascii="Consolas" w:hAnsi="Consolas" w:cs="Cascadia Mono"/>
-          <w:color w:val="000000"/>
-          <w:sz w:val="18"/>
-          <w:szCs w:val="19"/>
-          <w:lang w:val="en-US"/>
-        </w:rPr>
-        <w:t xml:space="preserve"> gcd, </w:t>
-      </w:r>
-      <w:r>
-        <w:rPr>
-          <w:rFonts w:ascii="Consolas" w:hAnsi="Consolas" w:cs="Cascadia Mono"/>
-          <w:color w:val="0000FF"/>
-          <w:sz w:val="18"/>
-          <w:szCs w:val="19"/>
-          <w:lang w:val="en-US"/>
-        </w:rPr>
-        <w:t>string</w:t>
-      </w:r>
-      <w:r>
-        <w:rPr>
-          <w:rFonts w:ascii="Consolas" w:hAnsi="Consolas" w:cs="Cascadia Mono"/>
-          <w:color w:val="000000"/>
-          <w:sz w:val="18"/>
-          <w:szCs w:val="19"/>
-          <w:lang w:val="en-US"/>
-        </w:rPr>
-        <w:t xml:space="preserve"> path)</w:t>
-      </w:r>
-    </w:p>
-    <w:p>
-      <w:pPr>
-        <w:pBdr>
-          <w:left w:val="single" w:sz="4" w:space="1" w:color="auto"/>
-        </w:pBdr>
-        <w:autoSpaceDE w:val="0"/>
-        <w:autoSpaceDN w:val="0"/>
-        <w:adjustRightInd w:val="0"/>
-        <w:rPr>
-          <w:rFonts w:ascii="Consolas" w:hAnsi="Consolas" w:cs="Cascadia Mono"/>
-          <w:color w:val="000000"/>
-          <w:sz w:val="18"/>
-          <w:szCs w:val="19"/>
-          <w:lang w:val="en-US"/>
-        </w:rPr>
-      </w:pPr>
-      <w:r>
-        <w:rPr>
-          <w:rFonts w:ascii="Consolas" w:hAnsi="Consolas" w:cs="Cascadia Mono"/>
-          <w:color w:val="000000"/>
-          <w:sz w:val="18"/>
-          <w:szCs w:val="19"/>
-          <w:lang w:val="en-US"/>
-        </w:rPr>
-        <w:t xml:space="preserve">        {</w:t>
-      </w:r>
-    </w:p>
-    <w:p>
-      <w:pPr>
-        <w:pBdr>
-          <w:left w:val="single" w:sz="4" w:space="1" w:color="auto"/>
-        </w:pBdr>
-        <w:autoSpaceDE w:val="0"/>
-        <w:autoSpaceDN w:val="0"/>
-        <w:adjustRightInd w:val="0"/>
-        <w:rPr>
-          <w:rFonts w:ascii="Consolas" w:hAnsi="Consolas" w:cs="Cascadia Mono"/>
-          <w:color w:val="000000"/>
-          <w:sz w:val="18"/>
-          <w:szCs w:val="19"/>
-          <w:lang w:val="en-US"/>
-        </w:rPr>
-      </w:pPr>
-      <w:r>
-        <w:rPr>
-          <w:rFonts w:ascii="Consolas" w:hAnsi="Consolas" w:cs="Cascadia Mono"/>
-          <w:color w:val="000000"/>
-          <w:sz w:val="18"/>
-          <w:szCs w:val="19"/>
-          <w:lang w:val="en-US"/>
-        </w:rPr>
-        <w:t xml:space="preserve">            File.WriteAllText(path, </w:t>
-      </w:r>
-      <w:r>
-        <w:rPr>
-          <w:rFonts w:ascii="Consolas" w:hAnsi="Consolas" w:cs="Cascadia Mono"/>
-          <w:color w:val="A31515"/>
-          <w:sz w:val="18"/>
-          <w:szCs w:val="19"/>
-          <w:lang w:val="en-US"/>
-        </w:rPr>
-        <w:t>$"</w:t>
-      </w:r>
-      <w:r>
-        <w:rPr>
-          <w:rFonts w:ascii="Consolas" w:hAnsi="Consolas" w:cs="Cascadia Mono"/>
-          <w:color w:val="000000"/>
-          <w:sz w:val="18"/>
-          <w:szCs w:val="19"/>
-          <w:lang w:val="en-US"/>
-        </w:rPr>
-        <w:t>{gcd}</w:t>
-      </w:r>
-      <w:r>
-        <w:rPr>
-          <w:rFonts w:ascii="Consolas" w:hAnsi="Consolas" w:cs="Cascadia Mono"/>
-          <w:color w:val="A31515"/>
-          <w:sz w:val="18"/>
-          <w:szCs w:val="19"/>
-          <w:lang w:val="en-US"/>
-        </w:rPr>
-        <w:t>"</w:t>
-      </w:r>
-      <w:r>
-        <w:rPr>
-          <w:rFonts w:ascii="Consolas" w:hAnsi="Consolas" w:cs="Cascadia Mono"/>
-          <w:color w:val="000000"/>
-          <w:sz w:val="18"/>
-          <w:szCs w:val="19"/>
-          <w:lang w:val="en-US"/>
-        </w:rPr>
-        <w:t>);</w:t>
-      </w:r>
-    </w:p>
-    <w:p>
-      <w:pPr>
-        <w:pBdr>
-          <w:left w:val="single" w:sz="4" w:space="1" w:color="auto"/>
-        </w:pBdr>
-        <w:autoSpaceDE w:val="0"/>
-        <w:autoSpaceDN w:val="0"/>
-        <w:adjustRightInd w:val="0"/>
-        <w:rPr>
-          <w:rFonts w:ascii="Consolas" w:hAnsi="Consolas" w:cs="Cascadia Mono"/>
-          <w:color w:val="000000"/>
-          <w:sz w:val="18"/>
-          <w:szCs w:val="19"/>
-          <w:lang w:val="en-US"/>
-        </w:rPr>
-      </w:pPr>
-      <w:r>
-        <w:rPr>
-          <w:rFonts w:ascii="Consolas" w:hAnsi="Consolas" w:cs="Cascadia Mono"/>
-          <w:color w:val="000000"/>
-          <w:sz w:val="18"/>
-          <w:szCs w:val="19"/>
-          <w:lang w:val="en-US"/>
-        </w:rPr>
-        <w:t xml:space="preserve">        }</w:t>
-      </w:r>
-    </w:p>
-    <w:p>
-      <w:pPr>
-        <w:pBdr>
-          <w:left w:val="single" w:sz="4" w:space="1" w:color="auto"/>
-        </w:pBdr>
-        <w:autoSpaceDE w:val="0"/>
-        <w:autoSpaceDN w:val="0"/>
-        <w:adjustRightInd w:val="0"/>
-        <w:rPr>
-          <w:rFonts w:ascii="Consolas" w:hAnsi="Consolas" w:cs="Cascadia Mono"/>
-          <w:color w:val="000000"/>
-          <w:sz w:val="18"/>
-          <w:szCs w:val="19"/>
-          <w:lang w:val="en-US"/>
-        </w:rPr>
-      </w:pPr>
-    </w:p>
-    <w:p>
-      <w:pPr>
-        <w:pBdr>
-          <w:left w:val="single" w:sz="4" w:space="1" w:color="auto"/>
-        </w:pBdr>
-        <w:autoSpaceDE w:val="0"/>
-        <w:autoSpaceDN w:val="0"/>
-        <w:adjustRightInd w:val="0"/>
-        <w:rPr>
-          <w:rFonts w:ascii="Consolas" w:hAnsi="Consolas" w:cs="Cascadia Mono"/>
-          <w:color w:val="000000"/>
-          <w:sz w:val="18"/>
-          <w:szCs w:val="19"/>
-          <w:lang w:val="en-US"/>
-        </w:rPr>
-      </w:pPr>
-      <w:r>
-        <w:rPr>
-          <w:rFonts w:ascii="Consolas" w:hAnsi="Consolas" w:cs="Cascadia Mono"/>
-          <w:color w:val="000000"/>
-          <w:sz w:val="18"/>
-          <w:szCs w:val="19"/>
-          <w:lang w:val="en-US"/>
-        </w:rPr>
-        <w:t xml:space="preserve">        </w:t>
-      </w:r>
-      <w:r>
-        <w:rPr>
-          <w:rFonts w:ascii="Consolas" w:hAnsi="Consolas" w:cs="Cascadia Mono"/>
-          <w:color w:val="0000FF"/>
-          <w:sz w:val="18"/>
-          <w:szCs w:val="19"/>
-          <w:lang w:val="en-US"/>
-        </w:rPr>
-        <w:t>public</w:t>
-      </w:r>
-      <w:r>
-        <w:rPr>
-          <w:rFonts w:ascii="Consolas" w:hAnsi="Consolas" w:cs="Cascadia Mono"/>
-          <w:color w:val="000000"/>
-          <w:sz w:val="18"/>
-          <w:szCs w:val="19"/>
-          <w:lang w:val="en-US"/>
-        </w:rPr>
-        <w:t xml:space="preserve"> </w:t>
-      </w:r>
-      <w:r>
-        <w:rPr>
-          <w:rFonts w:ascii="Consolas" w:hAnsi="Consolas" w:cs="Cascadia Mono"/>
-          <w:color w:val="0000FF"/>
-          <w:sz w:val="18"/>
-          <w:szCs w:val="19"/>
-          <w:lang w:val="en-US"/>
-        </w:rPr>
-        <w:t>static</w:t>
-      </w:r>
-      <w:r>
-        <w:rPr>
-          <w:rFonts w:ascii="Consolas" w:hAnsi="Consolas" w:cs="Cascadia Mono"/>
-          <w:color w:val="000000"/>
-          <w:sz w:val="18"/>
-          <w:szCs w:val="19"/>
-          <w:lang w:val="en-US"/>
-        </w:rPr>
-        <w:t xml:space="preserve"> </w:t>
-      </w:r>
-      <w:r>
-        <w:rPr>
-          <w:rFonts w:ascii="Consolas" w:hAnsi="Consolas" w:cs="Cascadia Mono"/>
-          <w:color w:val="0000FF"/>
-          <w:sz w:val="18"/>
-          <w:szCs w:val="19"/>
-          <w:lang w:val="en-US"/>
-        </w:rPr>
-        <w:t>void</w:t>
-      </w:r>
-      <w:r>
-        <w:rPr>
-          <w:rFonts w:ascii="Consolas" w:hAnsi="Consolas" w:cs="Cascadia Mono"/>
-          <w:color w:val="000000"/>
-          <w:sz w:val="18"/>
-          <w:szCs w:val="19"/>
-          <w:lang w:val="en-US"/>
-        </w:rPr>
-        <w:t xml:space="preserve"> Process(</w:t>
-      </w:r>
-      <w:r>
-        <w:rPr>
-          <w:rFonts w:ascii="Consolas" w:hAnsi="Consolas" w:cs="Cascadia Mono"/>
-          <w:color w:val="0000FF"/>
-          <w:sz w:val="18"/>
-          <w:szCs w:val="19"/>
-          <w:lang w:val="en-US"/>
-        </w:rPr>
-        <w:t>string</w:t>
-      </w:r>
-      <w:r>
-        <w:rPr>
-          <w:rFonts w:ascii="Consolas" w:hAnsi="Consolas" w:cs="Cascadia Mono"/>
-          <w:color w:val="000000"/>
-          <w:sz w:val="18"/>
-          <w:szCs w:val="19"/>
-          <w:lang w:val="en-US"/>
-        </w:rPr>
-        <w:t xml:space="preserve"> input, </w:t>
-      </w:r>
-      <w:r>
-        <w:rPr>
-          <w:rFonts w:ascii="Consolas" w:hAnsi="Consolas" w:cs="Cascadia Mono"/>
-          <w:color w:val="0000FF"/>
-          <w:sz w:val="18"/>
-          <w:szCs w:val="19"/>
-          <w:lang w:val="en-US"/>
-        </w:rPr>
-        <w:t>string</w:t>
-      </w:r>
-      <w:r>
-        <w:rPr>
-          <w:rFonts w:ascii="Consolas" w:hAnsi="Consolas" w:cs="Cascadia Mono"/>
-          <w:color w:val="000000"/>
-          <w:sz w:val="18"/>
-          <w:szCs w:val="19"/>
-          <w:lang w:val="en-US"/>
-        </w:rPr>
-        <w:t xml:space="preserve"> output)</w:t>
-      </w:r>
-    </w:p>
-    <w:p>
-      <w:pPr>
-        <w:pBdr>
-          <w:left w:val="single" w:sz="4" w:space="1" w:color="auto"/>
-        </w:pBdr>
-        <w:autoSpaceDE w:val="0"/>
-        <w:autoSpaceDN w:val="0"/>
-        <w:adjustRightInd w:val="0"/>
-        <w:rPr>
-          <w:rFonts w:ascii="Consolas" w:hAnsi="Consolas" w:cs="Cascadia Mono"/>
-          <w:color w:val="000000"/>
-          <w:sz w:val="18"/>
-          <w:szCs w:val="19"/>
-          <w:lang w:val="en-US"/>
-        </w:rPr>
-      </w:pPr>
-      <w:r>
-        <w:rPr>
-          <w:rFonts w:ascii="Consolas" w:hAnsi="Consolas" w:cs="Cascadia Mono"/>
-          <w:color w:val="000000"/>
-          <w:sz w:val="18"/>
-          <w:szCs w:val="19"/>
-          <w:lang w:val="en-US"/>
-        </w:rPr>
-        <w:t xml:space="preserve">        {</w:t>
-      </w:r>
-    </w:p>
-    <w:p>
-      <w:pPr>
-        <w:pBdr>
-          <w:left w:val="single" w:sz="4" w:space="1" w:color="auto"/>
-        </w:pBdr>
-        <w:autoSpaceDE w:val="0"/>
-        <w:autoSpaceDN w:val="0"/>
-        <w:adjustRightInd w:val="0"/>
-        <w:rPr>
-          <w:rFonts w:ascii="Consolas" w:hAnsi="Consolas" w:cs="Cascadia Mono"/>
-          <w:color w:val="000000"/>
-          <w:sz w:val="18"/>
-          <w:szCs w:val="19"/>
-          <w:lang w:val="en-US"/>
-        </w:rPr>
-      </w:pPr>
-      <w:r>
-        <w:rPr>
-          <w:rFonts w:ascii="Consolas" w:hAnsi="Consolas" w:cs="Cascadia Mono"/>
-          <w:color w:val="000000"/>
-          <w:sz w:val="18"/>
-          <w:szCs w:val="19"/>
-          <w:lang w:val="en-US"/>
-        </w:rPr>
-        <w:t xml:space="preserve">            readInput(input, </w:t>
-      </w:r>
-      <w:r>
-        <w:rPr>
-          <w:rFonts w:ascii="Consolas" w:hAnsi="Consolas" w:cs="Cascadia Mono"/>
-          <w:color w:val="0000FF"/>
-          <w:sz w:val="18"/>
-          <w:szCs w:val="19"/>
-          <w:lang w:val="en-US"/>
-        </w:rPr>
-        <w:t>out</w:t>
-      </w:r>
-      <w:r>
-        <w:rPr>
-          <w:rFonts w:ascii="Consolas" w:hAnsi="Consolas" w:cs="Cascadia Mono"/>
-          <w:color w:val="000000"/>
-          <w:sz w:val="18"/>
-          <w:szCs w:val="19"/>
-          <w:lang w:val="en-US"/>
-        </w:rPr>
-        <w:t xml:space="preserve"> var a, </w:t>
-      </w:r>
-      <w:r>
-        <w:rPr>
-          <w:rFonts w:ascii="Consolas" w:hAnsi="Consolas" w:cs="Cascadia Mono"/>
-          <w:color w:val="0000FF"/>
-          <w:sz w:val="18"/>
-          <w:szCs w:val="19"/>
-          <w:lang w:val="en-US"/>
-        </w:rPr>
-        <w:t>out</w:t>
-      </w:r>
-      <w:r>
-        <w:rPr>
-          <w:rFonts w:ascii="Consolas" w:hAnsi="Consolas" w:cs="Cascadia Mono"/>
-          <w:color w:val="000000"/>
-          <w:sz w:val="18"/>
-          <w:szCs w:val="19"/>
-          <w:lang w:val="en-US"/>
-        </w:rPr>
-        <w:t xml:space="preserve"> var b);</w:t>
-      </w:r>
-    </w:p>
-    <w:p>
-      <w:pPr>
-        <w:pBdr>
-          <w:left w:val="single" w:sz="4" w:space="1" w:color="auto"/>
-        </w:pBdr>
-        <w:autoSpaceDE w:val="0"/>
-        <w:autoSpaceDN w:val="0"/>
-        <w:adjustRightInd w:val="0"/>
-        <w:rPr>
-          <w:rFonts w:ascii="Consolas" w:hAnsi="Consolas" w:cs="Cascadia Mono"/>
-          <w:color w:val="000000"/>
-          <w:sz w:val="18"/>
-          <w:szCs w:val="19"/>
-          <w:lang w:val="en-US"/>
-        </w:rPr>
-      </w:pPr>
-    </w:p>
-    <w:p>
-      <w:pPr>
-        <w:pBdr>
-          <w:left w:val="single" w:sz="4" w:space="1" w:color="auto"/>
-        </w:pBdr>
-        <w:autoSpaceDE w:val="0"/>
-        <w:autoSpaceDN w:val="0"/>
-        <w:adjustRightInd w:val="0"/>
-        <w:rPr>
-          <w:rFonts w:ascii="Consolas" w:hAnsi="Consolas" w:cs="Cascadia Mono"/>
-          <w:color w:val="000000"/>
-          <w:sz w:val="18"/>
-          <w:szCs w:val="19"/>
-          <w:lang w:val="en-US"/>
-        </w:rPr>
-      </w:pPr>
-      <w:r>
-        <w:rPr>
-          <w:rFonts w:ascii="Consolas" w:hAnsi="Consolas" w:cs="Cascadia Mono"/>
-          <w:color w:val="000000"/>
-          <w:sz w:val="18"/>
-          <w:szCs w:val="19"/>
-          <w:lang w:val="en-US"/>
-        </w:rPr>
-        <w:t xml:space="preserve">            </w:t>
-      </w:r>
-      <w:r>
-        <w:rPr>
-          <w:rFonts w:ascii="Consolas" w:hAnsi="Consolas" w:cs="Cascadia Mono"/>
-          <w:color w:val="0000FF"/>
-          <w:sz w:val="18"/>
-          <w:szCs w:val="19"/>
-          <w:lang w:val="en-US"/>
-        </w:rPr>
-        <w:t>var</w:t>
-      </w:r>
-      <w:r>
-        <w:rPr>
-          <w:rFonts w:ascii="Consolas" w:hAnsi="Consolas" w:cs="Cascadia Mono"/>
-          <w:color w:val="000000"/>
-          <w:sz w:val="18"/>
-          <w:szCs w:val="19"/>
-          <w:lang w:val="en-US"/>
-        </w:rPr>
-        <w:t xml:space="preserve"> gcd = CalculateGCD(a, b);</w:t>
-      </w:r>
-    </w:p>
-    <w:p>
-      <w:pPr>
-        <w:pBdr>
-          <w:left w:val="single" w:sz="4" w:space="1" w:color="auto"/>
-        </w:pBdr>
-        <w:autoSpaceDE w:val="0"/>
-        <w:autoSpaceDN w:val="0"/>
-        <w:adjustRightInd w:val="0"/>
-        <w:rPr>
-          <w:rFonts w:ascii="Consolas" w:hAnsi="Consolas" w:cs="Cascadia Mono"/>
-          <w:color w:val="000000"/>
-          <w:sz w:val="18"/>
-          <w:szCs w:val="19"/>
-          <w:lang w:val="en-US"/>
-        </w:rPr>
-      </w:pPr>
-    </w:p>
-    <w:p>
-      <w:pPr>
-        <w:pBdr>
-          <w:left w:val="single" w:sz="4" w:space="1" w:color="auto"/>
-        </w:pBdr>
-        <w:autoSpaceDE w:val="0"/>
-        <w:autoSpaceDN w:val="0"/>
-        <w:adjustRightInd w:val="0"/>
-        <w:rPr>
-          <w:rFonts w:ascii="Consolas" w:hAnsi="Consolas" w:cs="Cascadia Mono"/>
-          <w:color w:val="000000"/>
-          <w:sz w:val="18"/>
-          <w:szCs w:val="19"/>
-        </w:rPr>
-      </w:pPr>
-      <w:r>
-        <w:rPr>
-          <w:rFonts w:ascii="Consolas" w:hAnsi="Consolas" w:cs="Cascadia Mono"/>
-          <w:color w:val="000000"/>
-          <w:sz w:val="18"/>
-          <w:szCs w:val="19"/>
-          <w:lang w:val="en-US"/>
-        </w:rPr>
-        <w:t xml:space="preserve">            </w:t>
-      </w:r>
-      <w:r>
-        <w:rPr>
-          <w:rFonts w:ascii="Consolas" w:hAnsi="Consolas" w:cs="Cascadia Mono"/>
-          <w:color w:val="000000"/>
-          <w:sz w:val="18"/>
-          <w:szCs w:val="19"/>
-        </w:rPr>
-        <w:t>writeOutput(gcd, output);</w:t>
-      </w:r>
-    </w:p>
-    <w:p>
-      <w:pPr>
-        <w:pBdr>
-          <w:left w:val="single" w:sz="4" w:space="1" w:color="auto"/>
-        </w:pBdr>
-        <w:autoSpaceDE w:val="0"/>
-        <w:autoSpaceDN w:val="0"/>
-        <w:adjustRightInd w:val="0"/>
-        <w:rPr>
-          <w:rFonts w:ascii="Consolas" w:hAnsi="Consolas" w:cs="Cascadia Mono"/>
-          <w:color w:val="000000"/>
-          <w:sz w:val="18"/>
-          <w:szCs w:val="19"/>
-        </w:rPr>
-      </w:pPr>
-      <w:r>
-        <w:rPr>
-          <w:rFonts w:ascii="Consolas" w:hAnsi="Consolas" w:cs="Cascadia Mono"/>
-          <w:color w:val="000000"/>
-          <w:sz w:val="18"/>
-          <w:szCs w:val="19"/>
-        </w:rPr>
-        <w:t xml:space="preserve">        }</w:t>
-      </w:r>
-    </w:p>
-    <w:p>
-      <w:pPr>
-        <w:pBdr>
-          <w:left w:val="single" w:sz="4" w:space="1" w:color="auto"/>
-        </w:pBdr>
-        <w:autoSpaceDE w:val="0"/>
-        <w:autoSpaceDN w:val="0"/>
-        <w:adjustRightInd w:val="0"/>
-        <w:rPr>
-          <w:rFonts w:ascii="Consolas" w:hAnsi="Consolas" w:cs="Cascadia Mono"/>
-          <w:color w:val="000000"/>
-          <w:sz w:val="18"/>
-          <w:szCs w:val="19"/>
-        </w:rPr>
-      </w:pPr>
-      <w:r>
-        <w:rPr>
-          <w:rFonts w:ascii="Consolas" w:hAnsi="Consolas" w:cs="Cascadia Mono"/>
-          <w:color w:val="000000"/>
-          <w:sz w:val="18"/>
-          <w:szCs w:val="19"/>
-        </w:rPr>
-        <w:t xml:space="preserve">    }</w:t>
-      </w:r>
-    </w:p>
-    <w:p>
-      <w:pPr>
-        <w:pBdr>
-          <w:left w:val="single" w:sz="4" w:space="1" w:color="auto"/>
-        </w:pBdr>
-        <w:autoSpaceDE w:val="0"/>
-        <w:autoSpaceDN w:val="0"/>
-        <w:adjustRightInd w:val="0"/>
-        <w:rPr>
-          <w:rFonts w:ascii="Consolas" w:hAnsi="Consolas" w:cs="Cascadia Mono"/>
-          <w:color w:val="000000"/>
-          <w:sz w:val="18"/>
-          <w:szCs w:val="19"/>
-        </w:rPr>
-      </w:pPr>
-      <w:r>
-        <w:rPr>
-          <w:rFonts w:ascii="Consolas" w:hAnsi="Consolas" w:cs="Cascadia Mono"/>
-          <w:color w:val="000000"/>
-          <w:sz w:val="18"/>
-          <w:szCs w:val="19"/>
-        </w:rPr>
-        <w:t>}</w:t>
-      </w:r>
-    </w:p>
-    <w:p>
-      <w:pPr>
-        <w:jc w:val="both"/>
-        <w:rPr>
-          <w:b/>
-          <w:bCs/>
-          <w:sz w:val="22"/>
-          <w:szCs w:val="22"/>
-        </w:rPr>
-      </w:pPr>
-    </w:p>
-    <w:p>
-      <w:pPr>
-        <w:jc w:val="both"/>
-        <w:rPr>
-          <w:b/>
-          <w:bCs/>
-          <w:sz w:val="22"/>
-          <w:szCs w:val="22"/>
-        </w:rPr>
-      </w:pPr>
-    </w:p>
-    <w:p>
-      <w:pPr>
-        <w:ind w:firstLine="284"/>
-        <w:jc w:val="both"/>
-        <w:rPr>
-          <w:sz w:val="22"/>
-          <w:szCs w:val="22"/>
-        </w:rPr>
-      </w:pPr>
-      <w:r>
-        <w:rPr>
-          <w:bCs/>
-          <w:sz w:val="22"/>
-          <w:szCs w:val="22"/>
-        </w:rPr>
-        <w:br w:type="page"/>
-      </w:r>
-      <w:r>
-        <w:rPr>
-          <w:b/>
-          <w:bCs/>
-          <w:sz w:val="22"/>
-          <w:szCs w:val="22"/>
-        </w:rPr>
-        <w:lastRenderedPageBreak/>
-        <w:t xml:space="preserve">Задание на </w:t>
-      </w:r>
-      <w:r>
-        <w:rPr>
-          <w:b/>
-          <w:bCs/>
-          <w:sz w:val="22"/>
-          <w:szCs w:val="22"/>
-        </w:rPr>
-        <w:t>практическую</w:t>
-      </w:r>
-      <w:r>
-        <w:rPr>
-          <w:b/>
-          <w:bCs/>
-          <w:sz w:val="22"/>
-          <w:szCs w:val="22"/>
         </w:rPr>
         <w:t xml:space="preserve"> работу</w:t>
       </w:r>
@@ -8889,6 +3823,7 @@
         </w:rPr>
         <w:t xml:space="preserve"> практические задания с платформы </w:t>
       </w:r>
+      <w:proofErr w:type="spellStart"/>
       <w:r>
         <w:rPr>
           <w:b/>
@@ -8898,6 +3833,7 @@
         </w:rPr>
         <w:t>ulearn</w:t>
       </w:r>
+      <w:proofErr w:type="spellEnd"/>
       <w:r>
         <w:rPr>
           <w:b/>
@@ -9031,7 +3967,39 @@
         <w:jc w:val="both"/>
       </w:pPr>
       <w:r>
-        <w:t>Создайте новый проект в Visual Studio. Выберите в качестве типа проекта Class Library.</w:t>
+        <w:t xml:space="preserve">Создайте новый проект в </w:t>
+      </w:r>
+      <w:proofErr w:type="spellStart"/>
+      <w:r>
+        <w:t>Visual</w:t>
+      </w:r>
+      <w:proofErr w:type="spellEnd"/>
+      <w:r>
+        <w:t xml:space="preserve"> </w:t>
+      </w:r>
+      <w:proofErr w:type="spellStart"/>
+      <w:r>
+        <w:t>Studio</w:t>
+      </w:r>
+      <w:proofErr w:type="spellEnd"/>
+      <w:r>
+        <w:t xml:space="preserve">. Выберите в качестве типа проекта </w:t>
+      </w:r>
+      <w:proofErr w:type="spellStart"/>
+      <w:r>
+        <w:t>Class</w:t>
+      </w:r>
+      <w:proofErr w:type="spellEnd"/>
+      <w:r>
+        <w:t xml:space="preserve"> </w:t>
+      </w:r>
+      <w:proofErr w:type="spellStart"/>
+      <w:r>
+        <w:t>Library</w:t>
+      </w:r>
+      <w:proofErr w:type="spellEnd"/>
+      <w:r>
+        <w:t>.</w:t>
       </w:r>
     </w:p>
     <w:p>
@@ -9041,7 +4009,31 @@
         <w:jc w:val="both"/>
       </w:pPr>
       <w:r>
-        <w:t>В этом проекте создайте два класса, Vector и Geometry, в пространстве имен Geometry.</w:t>
+        <w:t xml:space="preserve">В этом проекте создайте два класса, </w:t>
+      </w:r>
+      <w:proofErr w:type="spellStart"/>
+      <w:r>
+        <w:t>Vector</w:t>
+      </w:r>
+      <w:proofErr w:type="spellEnd"/>
+      <w:r>
+        <w:t xml:space="preserve"> и </w:t>
+      </w:r>
+      <w:proofErr w:type="spellStart"/>
+      <w:r>
+        <w:t>Geometry</w:t>
+      </w:r>
+      <w:proofErr w:type="spellEnd"/>
+      <w:r>
+        <w:t xml:space="preserve">, в пространстве имен </w:t>
+      </w:r>
+      <w:proofErr w:type="spellStart"/>
+      <w:r>
+        <w:t>Geometry</w:t>
+      </w:r>
+      <w:proofErr w:type="spellEnd"/>
+      <w:r>
+        <w:t>.</w:t>
       </w:r>
     </w:p>
     <w:p>
@@ -9051,7 +4043,23 @@
         <w:jc w:val="both"/>
       </w:pPr>
       <w:r>
-        <w:t>В классе Vector должно быть два публичных поля, X и Y, типа double.</w:t>
+        <w:t xml:space="preserve">В классе </w:t>
+      </w:r>
+      <w:proofErr w:type="spellStart"/>
+      <w:r>
+        <w:t>Vector</w:t>
+      </w:r>
+      <w:proofErr w:type="spellEnd"/>
+      <w:r>
+        <w:t xml:space="preserve"> должно быть два публичных поля, X и Y, типа </w:t>
+      </w:r>
+      <w:proofErr w:type="spellStart"/>
+      <w:r>
+        <w:t>double</w:t>
+      </w:r>
+      <w:proofErr w:type="spellEnd"/>
+      <w:r>
+        <w:t>.</w:t>
       </w:r>
     </w:p>
     <w:p>
@@ -9061,7 +4069,31 @@
         <w:jc w:val="both"/>
       </w:pPr>
       <w:r>
-        <w:t>В классе Geometry должно быть два статических метода: GetLength, который возвращает длину переданного вектора, и Add, который возвращает сумму двух переданных векторов.</w:t>
+        <w:t xml:space="preserve">В классе </w:t>
+      </w:r>
+      <w:proofErr w:type="spellStart"/>
+      <w:r>
+        <w:t>Geometry</w:t>
+      </w:r>
+      <w:proofErr w:type="spellEnd"/>
+      <w:r>
+        <w:t xml:space="preserve"> должно быть два статических метода: </w:t>
+      </w:r>
+      <w:proofErr w:type="spellStart"/>
+      <w:r>
+        <w:t>GetLength</w:t>
+      </w:r>
+      <w:proofErr w:type="spellEnd"/>
+      <w:r>
+        <w:t xml:space="preserve">, который возвращает длину переданного вектора, и </w:t>
+      </w:r>
+      <w:proofErr w:type="spellStart"/>
+      <w:r>
+        <w:t>Add</w:t>
+      </w:r>
+      <w:proofErr w:type="spellEnd"/>
+      <w:r>
+        <w:t>, который возвращает сумму двух переданных векторов.</w:t>
       </w:r>
     </w:p>
     <w:p>
@@ -9114,7 +4146,39 @@
         <w:jc w:val="both"/>
       </w:pPr>
       <w:r>
-        <w:t>Создайте класс Segment, представляющий отрезок прямой. Концы его отрезков должны задаваться двумя публичными полями: Begin и End типа Vector.</w:t>
+        <w:t>Создайте класс </w:t>
+      </w:r>
+      <w:proofErr w:type="spellStart"/>
+      <w:r>
+        <w:t>Segment</w:t>
+      </w:r>
+      <w:proofErr w:type="spellEnd"/>
+      <w:r>
+        <w:t xml:space="preserve">, представляющий отрезок прямой. Концы его отрезков должны задаваться двумя публичными полями: </w:t>
+      </w:r>
+      <w:proofErr w:type="spellStart"/>
+      <w:r>
+        <w:t>Begin</w:t>
+      </w:r>
+      <w:proofErr w:type="spellEnd"/>
+      <w:r>
+        <w:t xml:space="preserve"> и </w:t>
+      </w:r>
+      <w:proofErr w:type="spellStart"/>
+      <w:r>
+        <w:t>End</w:t>
+      </w:r>
+      <w:proofErr w:type="spellEnd"/>
+      <w:r>
+        <w:t xml:space="preserve"> типа </w:t>
+      </w:r>
+      <w:proofErr w:type="spellStart"/>
+      <w:r>
+        <w:t>Vector</w:t>
+      </w:r>
+      <w:proofErr w:type="spellEnd"/>
+      <w:r>
+        <w:t>.</w:t>
       </w:r>
     </w:p>
     <w:p>
@@ -9124,7 +4188,39 @@
         <w:jc w:val="both"/>
       </w:pPr>
       <w:r>
-        <w:t>Добавьте метод Geometry.GetLength, вычисляющий длину сегмента, и метод Geometry.IsVectorInSegment(Vector, Segment), проверяющий, что задаваемая вектором точка лежит в отрезке.</w:t>
+        <w:t>Добавьте метод </w:t>
+      </w:r>
+      <w:proofErr w:type="spellStart"/>
+      <w:r>
+        <w:t>Geometry.GetLength</w:t>
+      </w:r>
+      <w:proofErr w:type="spellEnd"/>
+      <w:r>
+        <w:t>, вычисляющий длину сегмента, и метод </w:t>
+      </w:r>
+      <w:proofErr w:type="spellStart"/>
+      <w:r>
+        <w:t>Geometry.IsVectorInSegment</w:t>
+      </w:r>
+      <w:proofErr w:type="spellEnd"/>
+      <w:r>
+        <w:t>(</w:t>
+      </w:r>
+      <w:proofErr w:type="spellStart"/>
+      <w:r>
+        <w:t>Vector</w:t>
+      </w:r>
+      <w:proofErr w:type="spellEnd"/>
+      <w:r>
+        <w:t xml:space="preserve">, </w:t>
+      </w:r>
+      <w:proofErr w:type="spellStart"/>
+      <w:r>
+        <w:t>Segment</w:t>
+      </w:r>
+      <w:proofErr w:type="spellEnd"/>
+      <w:r>
+        <w:t>), проверяющий, что задаваемая вектором точка лежит в отрезке.</w:t>
       </w:r>
     </w:p>
     <w:p>
@@ -9183,7 +4279,15 @@
         <w:jc w:val="both"/>
       </w:pPr>
       <w:r>
-        <w:t xml:space="preserve">Вы вдруг поняли, что не очень-то удобно писать имя класса Geometry при выполнении любой операции с векторами и сегментами. Однако, отказаться от этого класса вы не можете, потому что за те несколько минут, пока вы сдавали предыдущую задачу, </w:t>
+        <w:t xml:space="preserve">Вы вдруг поняли, что не очень-то удобно писать имя класса </w:t>
+      </w:r>
+      <w:proofErr w:type="spellStart"/>
+      <w:r>
+        <w:t>Geometry</w:t>
+      </w:r>
+      <w:proofErr w:type="spellEnd"/>
+      <w:r>
+        <w:t xml:space="preserve"> при выполнении любой операции с векторами и сегментами. Однако, отказаться от этого класса вы не можете, потому что за те несколько минут, пока вы сдавали предыдущую задачу, </w:t>
       </w:r>
       <w:r>
         <w:lastRenderedPageBreak/>
@@ -9197,7 +4301,79 @@
         <w:jc w:val="both"/>
       </w:pPr>
       <w:r>
-        <w:t>Поэтому вы решили сохранить этот класс, но добавить методы Vector.GetLength(), Segment.GetLength(), Vector.Add(Vector), Vector.Belongs(Segment) и Segment.Contains(Vector) не вместо, а вместе с соответствующими методами класса Geometry.</w:t>
+        <w:t xml:space="preserve">Поэтому вы решили сохранить этот класс, но добавить методы </w:t>
+      </w:r>
+      <w:proofErr w:type="spellStart"/>
+      <w:r>
+        <w:t>Vector.GetLength</w:t>
+      </w:r>
+      <w:proofErr w:type="spellEnd"/>
+      <w:r>
+        <w:t xml:space="preserve">(), </w:t>
+      </w:r>
+      <w:proofErr w:type="spellStart"/>
+      <w:r>
+        <w:t>Segment.GetLength</w:t>
+      </w:r>
+      <w:proofErr w:type="spellEnd"/>
+      <w:r>
+        <w:t xml:space="preserve">(), </w:t>
+      </w:r>
+      <w:proofErr w:type="spellStart"/>
+      <w:r>
+        <w:t>Vector.Add</w:t>
+      </w:r>
+      <w:proofErr w:type="spellEnd"/>
+      <w:r>
+        <w:t>(</w:t>
+      </w:r>
+      <w:proofErr w:type="spellStart"/>
+      <w:r>
+        <w:t>Vector</w:t>
+      </w:r>
+      <w:proofErr w:type="spellEnd"/>
+      <w:r>
+        <w:t xml:space="preserve">), </w:t>
+      </w:r>
+      <w:proofErr w:type="spellStart"/>
+      <w:r>
+        <w:t>Vector.Belongs</w:t>
+      </w:r>
+      <w:proofErr w:type="spellEnd"/>
+      <w:r>
+        <w:t>(</w:t>
+      </w:r>
+      <w:proofErr w:type="spellStart"/>
+      <w:r>
+        <w:t>Segment</w:t>
+      </w:r>
+      <w:proofErr w:type="spellEnd"/>
+      <w:r>
+        <w:t xml:space="preserve">) и </w:t>
+      </w:r>
+      <w:proofErr w:type="spellStart"/>
+      <w:r>
+        <w:t>Segment.Contains</w:t>
+      </w:r>
+      <w:proofErr w:type="spellEnd"/>
+      <w:r>
+        <w:t>(</w:t>
+      </w:r>
+      <w:proofErr w:type="spellStart"/>
+      <w:r>
+        <w:t>Vector</w:t>
+      </w:r>
+      <w:proofErr w:type="spellEnd"/>
+      <w:r>
+        <w:t xml:space="preserve">) не вместо, а вместе с соответствующими методами класса </w:t>
+      </w:r>
+      <w:proofErr w:type="spellStart"/>
+      <w:r>
+        <w:t>Geometry</w:t>
+      </w:r>
+      <w:proofErr w:type="spellEnd"/>
+      <w:r>
+        <w:t>.</w:t>
       </w:r>
     </w:p>
     <w:p>
@@ -9207,7 +4383,15 @@
         <w:jc w:val="both"/>
       </w:pPr>
       <w:r>
-        <w:t>Сделайте это! Каждый из этих методов должен вызывать уже существующий метод класса Geometry, чтобы не дублировать код.</w:t>
+        <w:t xml:space="preserve">Сделайте это! Каждый из этих методов должен вызывать уже существующий метод класса </w:t>
+      </w:r>
+      <w:proofErr w:type="spellStart"/>
+      <w:r>
+        <w:t>Geometry</w:t>
+      </w:r>
+      <w:proofErr w:type="spellEnd"/>
+      <w:r>
+        <w:t>, чтобы не дублировать код.</w:t>
       </w:r>
     </w:p>
     <w:p>
@@ -9316,7 +4500,79 @@
           <w:sz w:val="22"/>
           <w:szCs w:val="22"/>
         </w:rPr>
-        <w:t>Создайте новый проект в Visual Studio. Выберите в качестве типа проекта Class Library.</w:t>
+        <w:t xml:space="preserve">Создайте новый проект в </w:t>
+      </w:r>
+      <w:proofErr w:type="spellStart"/>
+      <w:r>
+        <w:rPr>
+          <w:bCs/>
+          <w:sz w:val="22"/>
+          <w:szCs w:val="22"/>
+        </w:rPr>
+        <w:t>Visual</w:t>
+      </w:r>
+      <w:proofErr w:type="spellEnd"/>
+      <w:r>
+        <w:rPr>
+          <w:bCs/>
+          <w:sz w:val="22"/>
+          <w:szCs w:val="22"/>
+        </w:rPr>
+        <w:t xml:space="preserve"> </w:t>
+      </w:r>
+      <w:proofErr w:type="spellStart"/>
+      <w:r>
+        <w:rPr>
+          <w:bCs/>
+          <w:sz w:val="22"/>
+          <w:szCs w:val="22"/>
+        </w:rPr>
+        <w:t>Studio</w:t>
+      </w:r>
+      <w:proofErr w:type="spellEnd"/>
+      <w:r>
+        <w:rPr>
+          <w:bCs/>
+          <w:sz w:val="22"/>
+          <w:szCs w:val="22"/>
+        </w:rPr>
+        <w:t xml:space="preserve">. Выберите в качестве типа проекта </w:t>
+      </w:r>
+      <w:proofErr w:type="spellStart"/>
+      <w:r>
+        <w:rPr>
+          <w:bCs/>
+          <w:sz w:val="22"/>
+          <w:szCs w:val="22"/>
+        </w:rPr>
+        <w:t>Class</w:t>
+      </w:r>
+      <w:proofErr w:type="spellEnd"/>
+      <w:r>
+        <w:rPr>
+          <w:bCs/>
+          <w:sz w:val="22"/>
+          <w:szCs w:val="22"/>
+        </w:rPr>
+        <w:t xml:space="preserve"> </w:t>
+      </w:r>
+      <w:proofErr w:type="spellStart"/>
+      <w:r>
+        <w:rPr>
+          <w:bCs/>
+          <w:sz w:val="22"/>
+          <w:szCs w:val="22"/>
+        </w:rPr>
+        <w:t>Library</w:t>
+      </w:r>
+      <w:proofErr w:type="spellEnd"/>
+      <w:r>
+        <w:rPr>
+          <w:bCs/>
+          <w:sz w:val="22"/>
+          <w:szCs w:val="22"/>
+        </w:rPr>
+        <w:t>.</w:t>
       </w:r>
     </w:p>
     <w:p>
@@ -9335,7 +4591,61 @@
           <w:sz w:val="22"/>
           <w:szCs w:val="22"/>
         </w:rPr>
-        <w:t>В этом проекте создайте два класса, Vector и Geometry, в пространстве имен Geometry.</w:t>
+        <w:t xml:space="preserve">В этом проекте создайте два класса, </w:t>
+      </w:r>
+      <w:proofErr w:type="spellStart"/>
+      <w:r>
+        <w:rPr>
+          <w:bCs/>
+          <w:sz w:val="22"/>
+          <w:szCs w:val="22"/>
+        </w:rPr>
+        <w:t>Vector</w:t>
+      </w:r>
+      <w:proofErr w:type="spellEnd"/>
+      <w:r>
+        <w:rPr>
+          <w:bCs/>
+          <w:sz w:val="22"/>
+          <w:szCs w:val="22"/>
+        </w:rPr>
+        <w:t xml:space="preserve"> и </w:t>
+      </w:r>
+      <w:proofErr w:type="spellStart"/>
+      <w:r>
+        <w:rPr>
+          <w:bCs/>
+          <w:sz w:val="22"/>
+          <w:szCs w:val="22"/>
+        </w:rPr>
+        <w:t>Geometry</w:t>
+      </w:r>
+      <w:proofErr w:type="spellEnd"/>
+      <w:r>
+        <w:rPr>
+          <w:bCs/>
+          <w:sz w:val="22"/>
+          <w:szCs w:val="22"/>
+        </w:rPr>
+        <w:t xml:space="preserve">, в пространстве имен </w:t>
+      </w:r>
+      <w:proofErr w:type="spellStart"/>
+      <w:r>
+        <w:rPr>
+          <w:bCs/>
+          <w:sz w:val="22"/>
+          <w:szCs w:val="22"/>
+        </w:rPr>
+        <w:t>Geometry</w:t>
+      </w:r>
+      <w:proofErr w:type="spellEnd"/>
+      <w:r>
+        <w:rPr>
+          <w:bCs/>
+          <w:sz w:val="22"/>
+          <w:szCs w:val="22"/>
+        </w:rPr>
+        <w:t>.</w:t>
       </w:r>
     </w:p>
     <w:p>
@@ -9354,7 +4664,43 @@
           <w:sz w:val="22"/>
           <w:szCs w:val="22"/>
         </w:rPr>
-        <w:t>В классе Vector должно быть два публичных поля, X и Y, типа double.</w:t>
+        <w:t xml:space="preserve">В классе </w:t>
+      </w:r>
+      <w:proofErr w:type="spellStart"/>
+      <w:r>
+        <w:rPr>
+          <w:bCs/>
+          <w:sz w:val="22"/>
+          <w:szCs w:val="22"/>
+        </w:rPr>
+        <w:t>Vector</w:t>
+      </w:r>
+      <w:proofErr w:type="spellEnd"/>
+      <w:r>
+        <w:rPr>
+          <w:bCs/>
+          <w:sz w:val="22"/>
+          <w:szCs w:val="22"/>
+        </w:rPr>
+        <w:t xml:space="preserve"> должно быть два публичных поля, X и Y, типа </w:t>
+      </w:r>
+      <w:proofErr w:type="spellStart"/>
+      <w:r>
+        <w:rPr>
+          <w:bCs/>
+          <w:sz w:val="22"/>
+          <w:szCs w:val="22"/>
+        </w:rPr>
+        <w:t>double</w:t>
+      </w:r>
+      <w:proofErr w:type="spellEnd"/>
+      <w:r>
+        <w:rPr>
+          <w:bCs/>
+          <w:sz w:val="22"/>
+          <w:szCs w:val="22"/>
+        </w:rPr>
+        <w:t>.</w:t>
       </w:r>
     </w:p>
     <w:p>
@@ -9373,7 +4719,61 @@
           <w:sz w:val="22"/>
           <w:szCs w:val="22"/>
         </w:rPr>
-        <w:t>В классе Geometry должно быть два статических метода: GetLength, который возвращает длину переданного вектора, и Add, который возвращает сумму двух переданных векторов.</w:t>
+        <w:t xml:space="preserve">В классе </w:t>
+      </w:r>
+      <w:proofErr w:type="spellStart"/>
+      <w:r>
+        <w:rPr>
+          <w:bCs/>
+          <w:sz w:val="22"/>
+          <w:szCs w:val="22"/>
+        </w:rPr>
+        <w:t>Geometry</w:t>
+      </w:r>
+      <w:proofErr w:type="spellEnd"/>
+      <w:r>
+        <w:rPr>
+          <w:bCs/>
+          <w:sz w:val="22"/>
+          <w:szCs w:val="22"/>
+        </w:rPr>
+        <w:t xml:space="preserve"> должно быть два статических метода: </w:t>
+      </w:r>
+      <w:proofErr w:type="spellStart"/>
+      <w:r>
+        <w:rPr>
+          <w:bCs/>
+          <w:sz w:val="22"/>
+          <w:szCs w:val="22"/>
+        </w:rPr>
+        <w:t>GetLength</w:t>
+      </w:r>
+      <w:proofErr w:type="spellEnd"/>
+      <w:r>
+        <w:rPr>
+          <w:bCs/>
+          <w:sz w:val="22"/>
+          <w:szCs w:val="22"/>
+        </w:rPr>
+        <w:t xml:space="preserve">, который возвращает длину переданного вектора, и </w:t>
+      </w:r>
+      <w:proofErr w:type="spellStart"/>
+      <w:r>
+        <w:rPr>
+          <w:bCs/>
+          <w:sz w:val="22"/>
+          <w:szCs w:val="22"/>
+        </w:rPr>
+        <w:t>Add</w:t>
+      </w:r>
+      <w:proofErr w:type="spellEnd"/>
+      <w:r>
+        <w:rPr>
+          <w:bCs/>
+          <w:sz w:val="22"/>
+          <w:szCs w:val="22"/>
+        </w:rPr>
+        <w:t>, который возвращает сумму двух переданных векторов.</w:t>
       </w:r>
     </w:p>
     <w:p>
@@ -9442,6 +4842,7 @@
         </w:rPr>
         <w:t>Откройте </w:t>
       </w:r>
+      <w:proofErr w:type="spellStart"/>
       <w:r>
         <w:rPr>
           <w:b/>
@@ -9449,8 +4850,29 @@
           <w:sz w:val="22"/>
           <w:szCs w:val="22"/>
         </w:rPr>
-        <w:t>Visual Studio</w:t>
-      </w:r>
+        <w:t>Visual</w:t>
+      </w:r>
+      <w:proofErr w:type="spellEnd"/>
+      <w:r>
+        <w:rPr>
+          <w:b/>
+          <w:bCs/>
+          <w:sz w:val="22"/>
+          <w:szCs w:val="22"/>
+        </w:rPr>
+        <w:t xml:space="preserve"> </w:t>
+      </w:r>
+      <w:proofErr w:type="spellStart"/>
+      <w:r>
+        <w:rPr>
+          <w:b/>
+          <w:bCs/>
+          <w:sz w:val="22"/>
+          <w:szCs w:val="22"/>
+        </w:rPr>
+        <w:t>Studio</w:t>
+      </w:r>
+      <w:proofErr w:type="spellEnd"/>
       <w:r>
         <w:rPr>
           <w:bCs/>
@@ -9581,7 +5003,25 @@
           <w:sz w:val="22"/>
           <w:szCs w:val="22"/>
         </w:rPr>
-        <w:t>Назовите проект (например, GeometryLibrary) и нажмите </w:t>
+        <w:t>Назовите проект (например, </w:t>
+      </w:r>
+      <w:proofErr w:type="spellStart"/>
+      <w:r>
+        <w:rPr>
+          <w:bCs/>
+          <w:sz w:val="22"/>
+          <w:szCs w:val="22"/>
+        </w:rPr>
+        <w:t>GeometryLibrary</w:t>
+      </w:r>
+      <w:proofErr w:type="spellEnd"/>
+      <w:r>
+        <w:rPr>
+          <w:bCs/>
+          <w:sz w:val="22"/>
+          <w:szCs w:val="22"/>
+        </w:rPr>
+        <w:t>) и нажмите </w:t>
       </w:r>
       <w:r>
         <w:rPr>
@@ -9680,7 +5120,25 @@
           <w:sz w:val="22"/>
           <w:szCs w:val="22"/>
         </w:rPr>
-        <w:t> его в Geometry.cs.</w:t>
+        <w:t> его в </w:t>
+      </w:r>
+      <w:proofErr w:type="spellStart"/>
+      <w:r>
+        <w:rPr>
+          <w:bCs/>
+          <w:sz w:val="22"/>
+          <w:szCs w:val="22"/>
+        </w:rPr>
+        <w:t>Geometry.cs</w:t>
+      </w:r>
+      <w:proofErr w:type="spellEnd"/>
+      <w:r>
+        <w:rPr>
+          <w:bCs/>
+          <w:sz w:val="22"/>
+          <w:szCs w:val="22"/>
+        </w:rPr>
+        <w:t>.</w:t>
       </w:r>
     </w:p>
     <w:p>
@@ -9947,6 +5405,7 @@
         </w:rPr>
         <w:t xml:space="preserve"> </w:t>
       </w:r>
+      <w:proofErr w:type="gramStart"/>
       <w:r>
         <w:rPr>
           <w:rFonts w:ascii="Consolas" w:hAnsi="Consolas"/>
@@ -9975,7 +5434,18 @@
           <w:szCs w:val="21"/>
           <w:lang w:val="en-US"/>
         </w:rPr>
-        <w:t xml:space="preserve">// </w:t>
+        <w:t>/</w:t>
+      </w:r>
+      <w:proofErr w:type="gramEnd"/>
+      <w:r>
+        <w:rPr>
+          <w:rFonts w:ascii="Consolas" w:hAnsi="Consolas"/>
+          <w:color w:val="008000"/>
+          <w:sz w:val="18"/>
+          <w:szCs w:val="21"/>
+          <w:lang w:val="en-US"/>
+        </w:rPr>
+        <w:t xml:space="preserve">/ </w:t>
       </w:r>
       <w:r>
         <w:rPr>
@@ -10070,6 +5540,7 @@
         </w:rPr>
         <w:t xml:space="preserve"> </w:t>
       </w:r>
+      <w:proofErr w:type="gramStart"/>
       <w:r>
         <w:rPr>
           <w:rFonts w:ascii="Consolas" w:hAnsi="Consolas"/>
@@ -10098,7 +5569,18 @@
           <w:szCs w:val="21"/>
           <w:lang w:val="en-US"/>
         </w:rPr>
-        <w:t xml:space="preserve">// </w:t>
+        <w:t>/</w:t>
+      </w:r>
+      <w:proofErr w:type="gramEnd"/>
+      <w:r>
+        <w:rPr>
+          <w:rFonts w:ascii="Consolas" w:hAnsi="Consolas"/>
+          <w:color w:val="008000"/>
+          <w:sz w:val="18"/>
+          <w:szCs w:val="21"/>
+          <w:lang w:val="en-US"/>
+        </w:rPr>
+        <w:t xml:space="preserve">/ </w:t>
       </w:r>
       <w:r>
         <w:rPr>
@@ -10455,6 +5937,8 @@
         </w:rPr>
         <w:t xml:space="preserve"> </w:t>
       </w:r>
+      <w:proofErr w:type="spellStart"/>
+      <w:proofErr w:type="gramStart"/>
       <w:r>
         <w:rPr>
           <w:rFonts w:ascii="Consolas" w:hAnsi="Consolas"/>
@@ -10465,6 +5949,7 @@
         </w:rPr>
         <w:t>GetLength</w:t>
       </w:r>
+      <w:proofErr w:type="spellEnd"/>
       <w:r>
         <w:rPr>
           <w:rFonts w:ascii="Consolas" w:hAnsi="Consolas"/>
@@ -10475,6 +5960,7 @@
         </w:rPr>
         <w:t>(</w:t>
       </w:r>
+      <w:proofErr w:type="gramEnd"/>
       <w:r>
         <w:rPr>
           <w:rFonts w:ascii="Consolas" w:hAnsi="Consolas"/>
@@ -10733,6 +6219,7 @@
         </w:rPr>
         <w:t xml:space="preserve"> </w:t>
       </w:r>
+      <w:proofErr w:type="gramStart"/>
       <w:r>
         <w:rPr>
           <w:rFonts w:ascii="Consolas" w:hAnsi="Consolas"/>
@@ -10753,6 +6240,7 @@
         </w:rPr>
         <w:t>(</w:t>
       </w:r>
+      <w:proofErr w:type="gramEnd"/>
       <w:r>
         <w:rPr>
           <w:rFonts w:ascii="Consolas" w:hAnsi="Consolas"/>
@@ -11114,7 +6602,25 @@
                 <w:sz w:val="22"/>
                 <w:szCs w:val="22"/>
               </w:rPr>
-              <w:t>Ошибка: "Имя 'Vector' не существует в текущем контексте"</w:t>
+              <w:t>Ошибка: "Имя '</w:t>
+            </w:r>
+            <w:proofErr w:type="spellStart"/>
+            <w:r>
+              <w:rPr>
+                <w:bCs/>
+                <w:sz w:val="22"/>
+                <w:szCs w:val="22"/>
+              </w:rPr>
+              <w:t>Vector</w:t>
+            </w:r>
+            <w:proofErr w:type="spellEnd"/>
+            <w:r>
+              <w:rPr>
+                <w:bCs/>
+                <w:sz w:val="22"/>
+                <w:szCs w:val="22"/>
+              </w:rPr>
+              <w:t>' не существует в текущем контексте"</w:t>
             </w:r>
           </w:p>
         </w:tc>
@@ -11144,7 +6650,43 @@
                 <w:sz w:val="22"/>
                 <w:szCs w:val="22"/>
               </w:rPr>
-              <w:t>Убедитесь, что подключено пространство имён using Geometry;</w:t>
+              <w:t>Убедитесь, что подключено пространство имён </w:t>
+            </w:r>
+            <w:proofErr w:type="spellStart"/>
+            <w:r>
+              <w:rPr>
+                <w:bCs/>
+                <w:sz w:val="22"/>
+                <w:szCs w:val="22"/>
+              </w:rPr>
+              <w:t>using</w:t>
+            </w:r>
+            <w:proofErr w:type="spellEnd"/>
+            <w:r>
+              <w:rPr>
+                <w:bCs/>
+                <w:sz w:val="22"/>
+                <w:szCs w:val="22"/>
+              </w:rPr>
+              <w:t xml:space="preserve"> </w:t>
+            </w:r>
+            <w:proofErr w:type="spellStart"/>
+            <w:r>
+              <w:rPr>
+                <w:bCs/>
+                <w:sz w:val="22"/>
+                <w:szCs w:val="22"/>
+              </w:rPr>
+              <w:t>Geometry</w:t>
+            </w:r>
+            <w:proofErr w:type="spellEnd"/>
+            <w:r>
+              <w:rPr>
+                <w:bCs/>
+                <w:sz w:val="22"/>
+                <w:szCs w:val="22"/>
+              </w:rPr>
+              <w:t>;</w:t>
             </w:r>
           </w:p>
         </w:tc>
@@ -11176,7 +6718,25 @@
                 <w:sz w:val="22"/>
                 <w:szCs w:val="22"/>
               </w:rPr>
-              <w:t>Ошибка: "Math.Sqrt не найден"</w:t>
+              <w:t>Ошибка: "</w:t>
+            </w:r>
+            <w:proofErr w:type="spellStart"/>
+            <w:r>
+              <w:rPr>
+                <w:bCs/>
+                <w:sz w:val="22"/>
+                <w:szCs w:val="22"/>
+              </w:rPr>
+              <w:t>Math.Sqrt</w:t>
+            </w:r>
+            <w:proofErr w:type="spellEnd"/>
+            <w:r>
+              <w:rPr>
+                <w:bCs/>
+                <w:sz w:val="22"/>
+                <w:szCs w:val="22"/>
+              </w:rPr>
+              <w:t xml:space="preserve"> не найден"</w:t>
             </w:r>
           </w:p>
         </w:tc>
@@ -11206,7 +6766,43 @@
                 <w:sz w:val="22"/>
                 <w:szCs w:val="22"/>
               </w:rPr>
-              <w:t>Добавьте using System; в начало файла</w:t>
+              <w:t>Добавьте </w:t>
+            </w:r>
+            <w:proofErr w:type="spellStart"/>
+            <w:r>
+              <w:rPr>
+                <w:bCs/>
+                <w:sz w:val="22"/>
+                <w:szCs w:val="22"/>
+              </w:rPr>
+              <w:t>using</w:t>
+            </w:r>
+            <w:proofErr w:type="spellEnd"/>
+            <w:r>
+              <w:rPr>
+                <w:bCs/>
+                <w:sz w:val="22"/>
+                <w:szCs w:val="22"/>
+              </w:rPr>
+              <w:t xml:space="preserve"> </w:t>
+            </w:r>
+            <w:proofErr w:type="spellStart"/>
+            <w:r>
+              <w:rPr>
+                <w:bCs/>
+                <w:sz w:val="22"/>
+                <w:szCs w:val="22"/>
+              </w:rPr>
+              <w:t>System</w:t>
+            </w:r>
+            <w:proofErr w:type="spellEnd"/>
+            <w:r>
+              <w:rPr>
+                <w:bCs/>
+                <w:sz w:val="22"/>
+                <w:szCs w:val="22"/>
+              </w:rPr>
+              <w:t>; в начало файла</w:t>
             </w:r>
           </w:p>
         </w:tc>
@@ -11317,8 +6913,18 @@
                 <w:sz w:val="22"/>
                 <w:szCs w:val="22"/>
               </w:rPr>
-              <w:t>Не компилируется метод Add</w:t>
+              <w:t>Не компилируется метод </w:t>
             </w:r>
+            <w:proofErr w:type="spellStart"/>
+            <w:r>
+              <w:rPr>
+                <w:bCs/>
+                <w:sz w:val="22"/>
+                <w:szCs w:val="22"/>
+              </w:rPr>
+              <w:t>Add</w:t>
+            </w:r>
+            <w:proofErr w:type="spellEnd"/>
           </w:p>
         </w:tc>
         <w:tc>
@@ -11347,8 +6953,54 @@
                 <w:sz w:val="22"/>
                 <w:szCs w:val="22"/>
               </w:rPr>
-              <w:t>Убедитесь, что возвращается new Vector, а не null</w:t>
+              <w:t>Убедитесь, что возвращается </w:t>
             </w:r>
+            <w:proofErr w:type="spellStart"/>
+            <w:r>
+              <w:rPr>
+                <w:bCs/>
+                <w:sz w:val="22"/>
+                <w:szCs w:val="22"/>
+              </w:rPr>
+              <w:t>new</w:t>
+            </w:r>
+            <w:proofErr w:type="spellEnd"/>
+            <w:r>
+              <w:rPr>
+                <w:bCs/>
+                <w:sz w:val="22"/>
+                <w:szCs w:val="22"/>
+              </w:rPr>
+              <w:t xml:space="preserve"> </w:t>
+            </w:r>
+            <w:proofErr w:type="spellStart"/>
+            <w:r>
+              <w:rPr>
+                <w:bCs/>
+                <w:sz w:val="22"/>
+                <w:szCs w:val="22"/>
+              </w:rPr>
+              <w:t>Vector</w:t>
+            </w:r>
+            <w:proofErr w:type="spellEnd"/>
+            <w:r>
+              <w:rPr>
+                <w:bCs/>
+                <w:sz w:val="22"/>
+                <w:szCs w:val="22"/>
+              </w:rPr>
+              <w:t>, а не </w:t>
+            </w:r>
+            <w:proofErr w:type="spellStart"/>
+            <w:r>
+              <w:rPr>
+                <w:bCs/>
+                <w:sz w:val="22"/>
+                <w:szCs w:val="22"/>
+              </w:rPr>
+              <w:t>null</w:t>
+            </w:r>
+            <w:proofErr w:type="spellEnd"/>
           </w:p>
         </w:tc>
       </w:tr>
@@ -11678,7 +7330,55 @@
           <w:sz w:val="22"/>
           <w:szCs w:val="22"/>
         </w:rPr>
-        <w:t xml:space="preserve"> MS Visual Studio Community 20</w:t>
+        <w:t xml:space="preserve"> MS </w:t>
+      </w:r>
+      <w:proofErr w:type="spellStart"/>
+      <w:r>
+        <w:rPr>
+          <w:sz w:val="22"/>
+          <w:szCs w:val="22"/>
+        </w:rPr>
+        <w:t>Visual</w:t>
+      </w:r>
+      <w:proofErr w:type="spellEnd"/>
+      <w:r>
+        <w:rPr>
+          <w:sz w:val="22"/>
+          <w:szCs w:val="22"/>
+        </w:rPr>
+        <w:t xml:space="preserve"> </w:t>
+      </w:r>
+      <w:proofErr w:type="spellStart"/>
+      <w:r>
+        <w:rPr>
+          <w:sz w:val="22"/>
+          <w:szCs w:val="22"/>
+        </w:rPr>
+        <w:t>Studio</w:t>
+      </w:r>
+      <w:proofErr w:type="spellEnd"/>
+      <w:r>
+        <w:rPr>
+          <w:sz w:val="22"/>
+          <w:szCs w:val="22"/>
+        </w:rPr>
+        <w:t xml:space="preserve"> </w:t>
+      </w:r>
+      <w:proofErr w:type="spellStart"/>
+      <w:r>
+        <w:rPr>
+          <w:sz w:val="22"/>
+          <w:szCs w:val="22"/>
+        </w:rPr>
+        <w:t>Community</w:t>
+      </w:r>
+      <w:proofErr w:type="spellEnd"/>
+      <w:r>
+        <w:rPr>
+          <w:sz w:val="22"/>
+          <w:szCs w:val="22"/>
+        </w:rPr>
+        <w:t xml:space="preserve"> 20</w:t>
       </w:r>
       <w:r>
         <w:rPr>
@@ -11731,6 +7431,7 @@
           <w:szCs w:val="22"/>
         </w:rPr>
       </w:pPr>
+      <w:proofErr w:type="spellStart"/>
       <w:r>
         <w:rPr>
           <w:sz w:val="22"/>
@@ -11738,12 +7439,29 @@
         </w:rPr>
         <w:t>Open</w:t>
       </w:r>
-      <w:r>
-        <w:rPr>
-          <w:sz w:val="22"/>
-          <w:szCs w:val="22"/>
-        </w:rPr>
-        <w:t xml:space="preserve"> Office (Свободно распространяемое программное обеспечение).</w:t>
+      <w:proofErr w:type="spellEnd"/>
+      <w:r>
+        <w:rPr>
+          <w:sz w:val="22"/>
+          <w:szCs w:val="22"/>
+        </w:rPr>
+        <w:t xml:space="preserve"> </w:t>
+      </w:r>
+      <w:proofErr w:type="spellStart"/>
+      <w:r>
+        <w:rPr>
+          <w:sz w:val="22"/>
+          <w:szCs w:val="22"/>
+        </w:rPr>
+        <w:t>Office</w:t>
+      </w:r>
+      <w:proofErr w:type="spellEnd"/>
+      <w:r>
+        <w:rPr>
+          <w:sz w:val="22"/>
+          <w:szCs w:val="22"/>
+        </w:rPr>
+        <w:t xml:space="preserve"> (Свободно распространяемое программное обеспечение).</w:t>
       </w:r>
     </w:p>
     <w:p>
@@ -11885,12 +7603,101 @@
           <w:szCs w:val="22"/>
         </w:rPr>
       </w:pPr>
-      <w:r>
-        <w:rPr>
-          <w:sz w:val="22"/>
-          <w:szCs w:val="22"/>
-        </w:rPr>
-        <w:t>Биллиг, В. A. Основы объектного программирования на С# (C# 3.0, Visual Studio 2008) [Электронный ресурс] : учебное пособие / В. A. Биллиг. — Электрон. текстовые данные. — Москва, Саратов : Интернет-Университет Информационных Технологий (ИНТУИТ), Вузовское образование, 2017. — 583 c. — 978-5-4487-0145-0. — Режим доступа: http://www.iprbookshop.ru/72339.html</w:t>
+      <w:proofErr w:type="spellStart"/>
+      <w:r>
+        <w:rPr>
+          <w:sz w:val="22"/>
+          <w:szCs w:val="22"/>
+        </w:rPr>
+        <w:t>Биллиг</w:t>
+      </w:r>
+      <w:proofErr w:type="spellEnd"/>
+      <w:r>
+        <w:rPr>
+          <w:sz w:val="22"/>
+          <w:szCs w:val="22"/>
+        </w:rPr>
+        <w:t xml:space="preserve">, В. A. Основы объектного программирования на С# (C# 3.0, </w:t>
+      </w:r>
+      <w:proofErr w:type="spellStart"/>
+      <w:r>
+        <w:rPr>
+          <w:sz w:val="22"/>
+          <w:szCs w:val="22"/>
+        </w:rPr>
+        <w:t>Visual</w:t>
+      </w:r>
+      <w:proofErr w:type="spellEnd"/>
+      <w:r>
+        <w:rPr>
+          <w:sz w:val="22"/>
+          <w:szCs w:val="22"/>
+        </w:rPr>
+        <w:t xml:space="preserve"> </w:t>
+      </w:r>
+      <w:proofErr w:type="spellStart"/>
+      <w:r>
+        <w:rPr>
+          <w:sz w:val="22"/>
+          <w:szCs w:val="22"/>
+        </w:rPr>
+        <w:t>Studio</w:t>
+      </w:r>
+      <w:proofErr w:type="spellEnd"/>
+      <w:r>
+        <w:rPr>
+          <w:sz w:val="22"/>
+          <w:szCs w:val="22"/>
+        </w:rPr>
+        <w:t xml:space="preserve"> 2008) [Электронный ресурс</w:t>
+      </w:r>
+      <w:proofErr w:type="gramStart"/>
+      <w:r>
+        <w:rPr>
+          <w:sz w:val="22"/>
+          <w:szCs w:val="22"/>
+        </w:rPr>
+        <w:t>] :</w:t>
+      </w:r>
+      <w:proofErr w:type="gramEnd"/>
+      <w:r>
+        <w:rPr>
+          <w:sz w:val="22"/>
+          <w:szCs w:val="22"/>
+        </w:rPr>
+        <w:t xml:space="preserve"> учебное пособие / В. A. </w:t>
+      </w:r>
+      <w:proofErr w:type="spellStart"/>
+      <w:r>
+        <w:rPr>
+          <w:sz w:val="22"/>
+          <w:szCs w:val="22"/>
+        </w:rPr>
+        <w:t>Биллиг</w:t>
+      </w:r>
+      <w:proofErr w:type="spellEnd"/>
+      <w:r>
+        <w:rPr>
+          <w:sz w:val="22"/>
+          <w:szCs w:val="22"/>
+        </w:rPr>
+        <w:t xml:space="preserve">. — Электрон. текстовые данные. — Москва, </w:t>
+      </w:r>
+      <w:proofErr w:type="gramStart"/>
+      <w:r>
+        <w:rPr>
+          <w:sz w:val="22"/>
+          <w:szCs w:val="22"/>
+        </w:rPr>
+        <w:t>Саратов :</w:t>
+      </w:r>
+      <w:proofErr w:type="gramEnd"/>
+      <w:r>
+        <w:rPr>
+          <w:sz w:val="22"/>
+          <w:szCs w:val="22"/>
+        </w:rPr>
+        <w:t xml:space="preserve"> Интернет-Университет Информационных Технологий (ИНТУИТ), Вузовское образование, 2017. — 583 c. — 978-5-4487-0145-0. — Режим доступа: http://www.iprbookshop.ru/72339.html</w:t>
       </w:r>
     </w:p>
     <w:p>
@@ -11911,7 +7718,23 @@
           <w:sz w:val="22"/>
           <w:szCs w:val="22"/>
         </w:rPr>
-        <w:t>Павловская, Т. А. Программирование на языке высокого уровня C# [Электронный ресурс] / Т. А. Павловская. — 2-е изд. — Электрон. текстовые данные. — М. : Интернет-Университет Информационных Технологий (ИНТУИТ), 2016. — 245 c. — 2227-8397. — Режим доступа: http://www.iprbookshop.ru/73713.html</w:t>
+        <w:t xml:space="preserve">Павловская, Т. А. Программирование на языке высокого уровня C# [Электронный ресурс] / Т. А. Павловская. — 2-е изд. — Электрон. текстовые данные. — </w:t>
+      </w:r>
+      <w:proofErr w:type="gramStart"/>
+      <w:r>
+        <w:rPr>
+          <w:sz w:val="22"/>
+          <w:szCs w:val="22"/>
+        </w:rPr>
+        <w:t>М. :</w:t>
+      </w:r>
+      <w:proofErr w:type="gramEnd"/>
+      <w:r>
+        <w:rPr>
+          <w:sz w:val="22"/>
+          <w:szCs w:val="22"/>
+        </w:rPr>
+        <w:t xml:space="preserve"> Интернет-Университет Информационных Технологий (ИНТУИТ), 2016. — 245 c. — 2227-8397. — Режим доступа: http://www.iprbookshop.ru/73713.html</w:t>
       </w:r>
     </w:p>
     <w:p>
@@ -11932,7 +7755,39 @@
           <w:sz w:val="22"/>
           <w:szCs w:val="22"/>
         </w:rPr>
-        <w:t>Агапов, В. П. Основы программирования на языке С# [Электронный ресурс] : учебное пособие / В. П. Агапов. — Электрон. текстовые данные. — М. : Московский государственный строительный университет, ЭБС АСВ, 2012. — 128 c. — 978-5-7264-0576-6. — Режим доступа: http://www.iprbookshop.ru/16366.html</w:t>
+        <w:t>Агапов, В. П. Основы программирования на языке С# [Электронный ресурс</w:t>
+      </w:r>
+      <w:proofErr w:type="gramStart"/>
+      <w:r>
+        <w:rPr>
+          <w:sz w:val="22"/>
+          <w:szCs w:val="22"/>
+        </w:rPr>
+        <w:t>] :</w:t>
+      </w:r>
+      <w:proofErr w:type="gramEnd"/>
+      <w:r>
+        <w:rPr>
+          <w:sz w:val="22"/>
+          <w:szCs w:val="22"/>
+        </w:rPr>
+        <w:t xml:space="preserve"> учебное пособие / В. П. Агапов. — Электрон. текстовые данные. — </w:t>
+      </w:r>
+      <w:proofErr w:type="gramStart"/>
+      <w:r>
+        <w:rPr>
+          <w:sz w:val="22"/>
+          <w:szCs w:val="22"/>
+        </w:rPr>
+        <w:t>М. :</w:t>
+      </w:r>
+      <w:proofErr w:type="gramEnd"/>
+      <w:r>
+        <w:rPr>
+          <w:sz w:val="22"/>
+          <w:szCs w:val="22"/>
+        </w:rPr>
+        <w:t xml:space="preserve"> Московский государственный строительный университет, ЭБС АСВ, 2012. — 128 c. — 978-5-7264-0576-6. — Режим доступа: http://www.iprbookshop.ru/16366.html</w:t>
       </w:r>
     </w:p>
     <w:p>
@@ -11953,7 +7808,39 @@
           <w:sz w:val="22"/>
           <w:szCs w:val="22"/>
         </w:rPr>
-        <w:t>Медведев, М. А. Программирование на СИ# [Электронный ресурс] : учебное пособие / М. А. Медведев, А. Н. Медведев ; под ред. А. В. Присяжный. — Электрон. текстовые данные. — Екатеринбург : Уральский федеральный университет, ЭБС АСВ, 2015. — 64 c. — 978-5-7996-1561-1. — Режим доступа: http://www.iprbookshop.ru/69667.html</w:t>
+        <w:t>Медведев, М. А. Программирование на СИ# [Электронный ресурс</w:t>
+      </w:r>
+      <w:proofErr w:type="gramStart"/>
+      <w:r>
+        <w:rPr>
+          <w:sz w:val="22"/>
+          <w:szCs w:val="22"/>
+        </w:rPr>
+        <w:t>] :</w:t>
+      </w:r>
+      <w:proofErr w:type="gramEnd"/>
+      <w:r>
+        <w:rPr>
+          <w:sz w:val="22"/>
+          <w:szCs w:val="22"/>
+        </w:rPr>
+        <w:t xml:space="preserve"> учебное пособие / М. А. Медведев, А. Н. Медведев ; под ред. А. В. Присяжный. — Электрон. текстовые данные. — </w:t>
+      </w:r>
+      <w:proofErr w:type="gramStart"/>
+      <w:r>
+        <w:rPr>
+          <w:sz w:val="22"/>
+          <w:szCs w:val="22"/>
+        </w:rPr>
+        <w:t>Екатеринбург :</w:t>
+      </w:r>
+      <w:proofErr w:type="gramEnd"/>
+      <w:r>
+        <w:rPr>
+          <w:sz w:val="22"/>
+          <w:szCs w:val="22"/>
+        </w:rPr>
+        <w:t xml:space="preserve"> Уральский федеральный университет, ЭБС АСВ, 2015. — 64 c. — 978-5-7996-1561-1. — Режим доступа: http://www.iprbookshop.ru/69667.html</w:t>
       </w:r>
     </w:p>
     <w:p>
@@ -11974,7 +7861,119 @@
           <w:sz w:val="22"/>
           <w:szCs w:val="22"/>
         </w:rPr>
-        <w:t>Казанский А.А. Объектно-ориентированное программирование на языке Microsoft Visual С# в среде разработки Microsoft Visual Studio 2008 и .NET Framework. 4.3 [Электронный ресурс]: учебное пособие и практикум/ Казанский А.А.— Электрон. текстовые данные.— М.: Московский государственный строительный университет, ЭБС АСВ, 2011.— 180 c</w:t>
+        <w:t xml:space="preserve">Казанский А.А. Объектно-ориентированное программирование на языке </w:t>
+      </w:r>
+      <w:proofErr w:type="spellStart"/>
+      <w:r>
+        <w:rPr>
+          <w:sz w:val="22"/>
+          <w:szCs w:val="22"/>
+        </w:rPr>
+        <w:t>Microsoft</w:t>
+      </w:r>
+      <w:proofErr w:type="spellEnd"/>
+      <w:r>
+        <w:rPr>
+          <w:sz w:val="22"/>
+          <w:szCs w:val="22"/>
+        </w:rPr>
+        <w:t xml:space="preserve"> </w:t>
+      </w:r>
+      <w:proofErr w:type="spellStart"/>
+      <w:r>
+        <w:rPr>
+          <w:sz w:val="22"/>
+          <w:szCs w:val="22"/>
+        </w:rPr>
+        <w:t>Visual</w:t>
+      </w:r>
+      <w:proofErr w:type="spellEnd"/>
+      <w:r>
+        <w:rPr>
+          <w:sz w:val="22"/>
+          <w:szCs w:val="22"/>
+        </w:rPr>
+        <w:t xml:space="preserve"> С# в среде разработки </w:t>
+      </w:r>
+      <w:proofErr w:type="spellStart"/>
+      <w:r>
+        <w:rPr>
+          <w:sz w:val="22"/>
+          <w:szCs w:val="22"/>
+        </w:rPr>
+        <w:t>Microsoft</w:t>
+      </w:r>
+      <w:proofErr w:type="spellEnd"/>
+      <w:r>
+        <w:rPr>
+          <w:sz w:val="22"/>
+          <w:szCs w:val="22"/>
+        </w:rPr>
+        <w:t xml:space="preserve"> </w:t>
+      </w:r>
+      <w:proofErr w:type="spellStart"/>
+      <w:r>
+        <w:rPr>
+          <w:sz w:val="22"/>
+          <w:szCs w:val="22"/>
+        </w:rPr>
+        <w:t>Visual</w:t>
+      </w:r>
+      <w:proofErr w:type="spellEnd"/>
+      <w:r>
+        <w:rPr>
+          <w:sz w:val="22"/>
+          <w:szCs w:val="22"/>
+        </w:rPr>
+        <w:t xml:space="preserve"> </w:t>
+      </w:r>
+      <w:proofErr w:type="spellStart"/>
+      <w:r>
+        <w:rPr>
+          <w:sz w:val="22"/>
+          <w:szCs w:val="22"/>
+        </w:rPr>
+        <w:t>Studio</w:t>
+      </w:r>
+      <w:proofErr w:type="spellEnd"/>
+      <w:r>
+        <w:rPr>
+          <w:sz w:val="22"/>
+          <w:szCs w:val="22"/>
+        </w:rPr>
+        <w:t xml:space="preserve"> 2008 и .NET </w:t>
+      </w:r>
+      <w:proofErr w:type="spellStart"/>
+      <w:r>
+        <w:rPr>
+          <w:sz w:val="22"/>
+          <w:szCs w:val="22"/>
+        </w:rPr>
+        <w:t>Framework</w:t>
+      </w:r>
+      <w:proofErr w:type="spellEnd"/>
+      <w:r>
+        <w:rPr>
+          <w:sz w:val="22"/>
+          <w:szCs w:val="22"/>
+        </w:rPr>
+        <w:t xml:space="preserve">. 4.3 [Электронный ресурс]: учебное пособие и практикум/ Казанский А.А.— Электрон. текстовые </w:t>
+      </w:r>
+      <w:proofErr w:type="gramStart"/>
+      <w:r>
+        <w:rPr>
+          <w:sz w:val="22"/>
+          <w:szCs w:val="22"/>
+        </w:rPr>
+        <w:t>данные.—</w:t>
+      </w:r>
+      <w:proofErr w:type="gramEnd"/>
+      <w:r>
+        <w:rPr>
+          <w:sz w:val="22"/>
+          <w:szCs w:val="22"/>
+        </w:rPr>
+        <w:t xml:space="preserve"> М.: Московский государственный строительный университет, ЭБС АСВ, 2011.— 180 c</w:t>
       </w:r>
     </w:p>
     <w:p>
@@ -11990,13 +7989,86 @@
           <w:szCs w:val="22"/>
         </w:rPr>
       </w:pPr>
+      <w:proofErr w:type="spellStart"/>
       <w:r>
         <w:rPr>
           <w:sz w:val="22"/>
           <w:szCs w:val="22"/>
         </w:rPr>
         <w:lastRenderedPageBreak/>
-        <w:t>Уйманова Н.А. Основы объектно-ориентированного программирования [Электронный ресурс]: практикум/ Уйманова Н.А., Таспаева М.Г.— Электрон. текстовые данные.— Оренбург: Оренбургский государственный университет, ЭБС АСВ, 2017.— 156 c.— Режим доступа: http://www.iprbookshop.ru/78808.html.— ЭБС «IPRbooks»</w:t>
+        <w:t>Уйманова</w:t>
+      </w:r>
+      <w:proofErr w:type="spellEnd"/>
+      <w:r>
+        <w:rPr>
+          <w:sz w:val="22"/>
+          <w:szCs w:val="22"/>
+        </w:rPr>
+        <w:t xml:space="preserve"> Н.А. Основы объектно-ориентированного программирования [Электронный ресурс]: практикум/ </w:t>
+      </w:r>
+      <w:proofErr w:type="spellStart"/>
+      <w:r>
+        <w:rPr>
+          <w:sz w:val="22"/>
+          <w:szCs w:val="22"/>
+        </w:rPr>
+        <w:t>Уйманова</w:t>
+      </w:r>
+      <w:proofErr w:type="spellEnd"/>
+      <w:r>
+        <w:rPr>
+          <w:sz w:val="22"/>
+          <w:szCs w:val="22"/>
+        </w:rPr>
+        <w:t xml:space="preserve"> Н.А., </w:t>
+      </w:r>
+      <w:proofErr w:type="spellStart"/>
+      <w:r>
+        <w:rPr>
+          <w:sz w:val="22"/>
+          <w:szCs w:val="22"/>
+        </w:rPr>
+        <w:t>Таспаева</w:t>
+      </w:r>
+      <w:proofErr w:type="spellEnd"/>
+      <w:r>
+        <w:rPr>
+          <w:sz w:val="22"/>
+          <w:szCs w:val="22"/>
+        </w:rPr>
+        <w:t xml:space="preserve"> М.Г.— Электрон. текстовые </w:t>
+      </w:r>
+      <w:proofErr w:type="gramStart"/>
+      <w:r>
+        <w:rPr>
+          <w:sz w:val="22"/>
+          <w:szCs w:val="22"/>
+        </w:rPr>
+        <w:t>данные.—</w:t>
+      </w:r>
+      <w:proofErr w:type="gramEnd"/>
+      <w:r>
+        <w:rPr>
+          <w:sz w:val="22"/>
+          <w:szCs w:val="22"/>
+        </w:rPr>
+        <w:t xml:space="preserve"> Оренбург: Оренбургский государственный университет, ЭБС АСВ, 2017.— 156 c.— Режим доступа: http://www.iprbookshop.ru/78808.html.— ЭБС «</w:t>
+      </w:r>
+      <w:proofErr w:type="spellStart"/>
+      <w:r>
+        <w:rPr>
+          <w:sz w:val="22"/>
+          <w:szCs w:val="22"/>
+        </w:rPr>
+        <w:t>IPRbooks</w:t>
+      </w:r>
+      <w:proofErr w:type="spellEnd"/>
+      <w:r>
+        <w:rPr>
+          <w:sz w:val="22"/>
+          <w:szCs w:val="22"/>
+        </w:rPr>
+        <w:t>»</w:t>
       </w:r>
     </w:p>
     <w:p>
@@ -12017,7 +8089,39 @@
           <w:sz w:val="22"/>
           <w:szCs w:val="22"/>
         </w:rPr>
-        <w:t>Новиков П.В. Объектно-ориентированное программирование [Электронный ресурс]: учебно-методическое пособие к лабораторным работам/ Новиков П.В.— Электрон. текстовые данные.— Саратов: Вузовское образование, 2017.— 124 c.— Режим доступа: http://www.iprbookshop.ru/64650.html.— ЭБС «IPRbooks»</w:t>
+        <w:t xml:space="preserve">Новиков П.В. Объектно-ориентированное программирование [Электронный ресурс]: учебно-методическое пособие к лабораторным работам/ Новиков П.В.— Электрон. текстовые </w:t>
+      </w:r>
+      <w:proofErr w:type="gramStart"/>
+      <w:r>
+        <w:rPr>
+          <w:sz w:val="22"/>
+          <w:szCs w:val="22"/>
+        </w:rPr>
+        <w:t>данные.—</w:t>
+      </w:r>
+      <w:proofErr w:type="gramEnd"/>
+      <w:r>
+        <w:rPr>
+          <w:sz w:val="22"/>
+          <w:szCs w:val="22"/>
+        </w:rPr>
+        <w:t xml:space="preserve"> Саратов: Вузовское образование, 2017.— 124 c.— Режим доступа: http://www.iprbookshop.ru/64650.html.— ЭБС «</w:t>
+      </w:r>
+      <w:proofErr w:type="spellStart"/>
+      <w:r>
+        <w:rPr>
+          <w:sz w:val="22"/>
+          <w:szCs w:val="22"/>
+        </w:rPr>
+        <w:t>IPRbooks</w:t>
+      </w:r>
+      <w:proofErr w:type="spellEnd"/>
+      <w:r>
+        <w:rPr>
+          <w:sz w:val="22"/>
+          <w:szCs w:val="22"/>
+        </w:rPr>
+        <w:t>»</w:t>
       </w:r>
     </w:p>
     <w:sectPr>
@@ -12073,7 +8177,7 @@
       <w:rPr>
         <w:noProof/>
       </w:rPr>
-      <w:t>19</w:t>
+      <w:t>15</w:t>
     </w:r>
     <w:r>
       <w:fldChar w:fldCharType="end"/>
@@ -18108,7 +14212,7 @@
 </file>
 
 <file path=customXml/itemProps1.xml><?xml version="1.0" encoding="utf-8"?>
-<ds:datastoreItem xmlns:ds="http://schemas.openxmlformats.org/officeDocument/2006/customXml" ds:itemID="{2B5FD1BD-1E2D-42B9-97CA-CA82C572EEA8}">
+<ds:datastoreItem xmlns:ds="http://schemas.openxmlformats.org/officeDocument/2006/customXml" ds:itemID="{92820759-E55C-4A8F-96A4-6DB42CD45684}">
   <ds:schemaRefs>
     <ds:schemaRef ds:uri="http://schemas.openxmlformats.org/officeDocument/2006/bibliography"/>
   </ds:schemaRefs>
